--- a/RVfpga/RVfpgaEL2/ReadmeSecond_EL2.docx
+++ b/RVfpga/RVfpgaEL2/ReadmeSecond_EL2.docx
@@ -1,6 +1,6 @@
 
 <file path=word/document.xml><?xml version="1.0" encoding="utf-8"?>
-<w:document xmlns:wpc="http://schemas.microsoft.com/office/word/2010/wordprocessingCanvas" xmlns:cx="http://schemas.microsoft.com/office/drawing/2014/chartex" xmlns:cx1="http://schemas.microsoft.com/office/drawing/2015/9/8/chartex" xmlns:cx2="http://schemas.microsoft.com/office/drawing/2015/10/21/chartex" xmlns:cx3="http://schemas.microsoft.com/office/drawing/2016/5/9/chartex" xmlns:cx4="http://schemas.microsoft.com/office/drawing/2016/5/10/chartex" xmlns:cx5="http://schemas.microsoft.com/office/drawing/2016/5/11/chartex" xmlns:cx6="http://schemas.microsoft.com/office/drawing/2016/5/12/chartex" xmlns:cx7="http://schemas.microsoft.com/office/drawing/2016/5/13/chartex" xmlns:cx8="http://schemas.microsoft.com/office/drawing/2016/5/14/chartex" xmlns:mc="http://schemas.openxmlformats.org/markup-compatibility/2006" xmlns:aink="http://schemas.microsoft.com/office/drawing/2016/ink" xmlns:am3d="http://schemas.microsoft.com/office/drawing/2017/model3d" xmlns:o="urn:schemas-microsoft-com:office:office" xmlns:oel="http://schemas.microsoft.com/office/2019/extlst" xmlns:r="http://schemas.openxmlformats.org/officeDocument/2006/relationships" xmlns:m="http://schemas.openxmlformats.org/officeDocument/2006/math" xmlns:v="urn:schemas-microsoft-com:vml" xmlns:wp14="http://schemas.microsoft.com/office/word/2010/wordprocessingDrawing" xmlns:wp="http://schemas.openxmlformats.org/drawingml/2006/wordprocessingDrawing" xmlns:w10="urn:schemas-microsoft-com:office:word" xmlns:w="http://schemas.openxmlformats.org/wordprocessingml/2006/main" xmlns:w14="http://schemas.microsoft.com/office/word/2010/wordml" xmlns:w15="http://schemas.microsoft.com/office/word/2012/wordml" xmlns:w16cex="http://schemas.microsoft.com/office/word/2018/wordml/cex" xmlns:w16cid="http://schemas.microsoft.com/office/word/2016/wordml/cid" xmlns:w16="http://schemas.microsoft.com/office/word/2018/wordml" xmlns:w16sdtdh="http://schemas.microsoft.com/office/word/2020/wordml/sdtdatahash" xmlns:w16se="http://schemas.microsoft.com/office/word/2015/wordml/symex" xmlns:wpg="http://schemas.microsoft.com/office/word/2010/wordprocessingGroup" xmlns:wpi="http://schemas.microsoft.com/office/word/2010/wordprocessingInk" xmlns:wne="http://schemas.microsoft.com/office/word/2006/wordml" xmlns:wps="http://schemas.microsoft.com/office/word/2010/wordprocessingShape" mc:Ignorable="w14 w15 w16se w16cid w16 w16cex w16sdtdh wp14">
+<w:document xmlns:wpc="http://schemas.microsoft.com/office/word/2010/wordprocessingCanvas" xmlns:cx="http://schemas.microsoft.com/office/drawing/2014/chartex" xmlns:cx1="http://schemas.microsoft.com/office/drawing/2015/9/8/chartex" xmlns:cx2="http://schemas.microsoft.com/office/drawing/2015/10/21/chartex" xmlns:cx3="http://schemas.microsoft.com/office/drawing/2016/5/9/chartex" xmlns:cx4="http://schemas.microsoft.com/office/drawing/2016/5/10/chartex" xmlns:cx5="http://schemas.microsoft.com/office/drawing/2016/5/11/chartex" xmlns:cx6="http://schemas.microsoft.com/office/drawing/2016/5/12/chartex" xmlns:cx7="http://schemas.microsoft.com/office/drawing/2016/5/13/chartex" xmlns:cx8="http://schemas.microsoft.com/office/drawing/2016/5/14/chartex" xmlns:mc="http://schemas.openxmlformats.org/markup-compatibility/2006" xmlns:aink="http://schemas.microsoft.com/office/drawing/2016/ink" xmlns:am3d="http://schemas.microsoft.com/office/drawing/2017/model3d" xmlns:o="urn:schemas-microsoft-com:office:office" xmlns:oel="http://schemas.microsoft.com/office/2019/extlst" xmlns:r="http://schemas.openxmlformats.org/officeDocument/2006/relationships" xmlns:m="http://schemas.openxmlformats.org/officeDocument/2006/math" xmlns:v="urn:schemas-microsoft-com:vml" xmlns:wp14="http://schemas.microsoft.com/office/word/2010/wordprocessingDrawing" xmlns:wp="http://schemas.openxmlformats.org/drawingml/2006/wordprocessingDrawing" xmlns:w10="urn:schemas-microsoft-com:office:word" xmlns:w="http://schemas.openxmlformats.org/wordprocessingml/2006/main" xmlns:w14="http://schemas.microsoft.com/office/word/2010/wordml" xmlns:w15="http://schemas.microsoft.com/office/word/2012/wordml" xmlns:w16cex="http://schemas.microsoft.com/office/word/2018/wordml/cex" xmlns:w16cid="http://schemas.microsoft.com/office/word/2016/wordml/cid" xmlns:w16="http://schemas.microsoft.com/office/word/2018/wordml" xmlns:w16du="http://schemas.microsoft.com/office/word/2023/wordml/word16du" xmlns:w16sdtdh="http://schemas.microsoft.com/office/word/2020/wordml/sdtdatahash" xmlns:w16sdtfl="http://schemas.microsoft.com/office/word/2024/wordml/sdtformatlock" xmlns:w16se="http://schemas.microsoft.com/office/word/2015/wordml/symex" xmlns:wpg="http://schemas.microsoft.com/office/word/2010/wordprocessingGroup" xmlns:wpi="http://schemas.microsoft.com/office/word/2010/wordprocessingInk" xmlns:wne="http://schemas.microsoft.com/office/word/2006/wordml" xmlns:wps="http://schemas.microsoft.com/office/word/2010/wordprocessingShape" mc:Ignorable="w14 w15 w16se w16cid w16 w16cex w16sdtdh w16sdtfl w16du wp14">
   <w:body>
     <w:p>
       <w:pPr>
@@ -279,7 +279,7 @@
     </w:p>
     <w:p>
       <w:pPr>
-        <w:pStyle w:val="Heading2"/>
+        <w:pStyle w:val="2"/>
         <w:rPr>
           <w:color w:val="00000A"/>
         </w:rPr>
@@ -318,6 +318,128 @@
           <w:lang w:val="en-US" w:eastAsia="en-GB"/>
         </w:rPr>
       </w:pPr>
+      <w:r>
+        <w:rPr>
+          <w:rFonts w:cs="Arial"/>
+          <w:noProof/>
+          <w:lang w:eastAsia="en-GB"/>
+        </w:rPr>
+        <mc:AlternateContent>
+          <mc:Choice Requires="wps">
+            <w:drawing>
+              <wp:anchor distT="0" distB="0" distL="114300" distR="114300" simplePos="0" relativeHeight="251659264" behindDoc="0" locked="0" layoutInCell="1" allowOverlap="1" wp14:anchorId="500E1B2A" wp14:editId="18BAEA5D">
+                <wp:simplePos x="0" y="0"/>
+                <wp:positionH relativeFrom="column">
+                  <wp:posOffset>-1505537</wp:posOffset>
+                </wp:positionH>
+                <wp:positionV relativeFrom="paragraph">
+                  <wp:posOffset>164856</wp:posOffset>
+                </wp:positionV>
+                <wp:extent cx="10586085" cy="1323340"/>
+                <wp:effectExtent l="0" t="3543300" r="0" b="3534410"/>
+                <wp:wrapNone/>
+                <wp:docPr id="1301584176" name="文本框 3"/>
+                <wp:cNvGraphicFramePr/>
+                <a:graphic xmlns:a="http://schemas.openxmlformats.org/drawingml/2006/main">
+                  <a:graphicData uri="http://schemas.microsoft.com/office/word/2010/wordprocessingShape">
+                    <wps:wsp>
+                      <wps:cNvSpPr txBox="1"/>
+                      <wps:spPr>
+                        <a:xfrm rot="18915791">
+                          <a:off x="0" y="0"/>
+                          <a:ext cx="10586085" cy="1323340"/>
+                        </a:xfrm>
+                        <a:prstGeom prst="rect">
+                          <a:avLst/>
+                        </a:prstGeom>
+                        <a:solidFill>
+                          <a:srgbClr val="440099">
+                            <a:alpha val="72000"/>
+                          </a:srgbClr>
+                        </a:solidFill>
+                      </wps:spPr>
+                      <wps:txbx>
+                        <w:txbxContent>
+                          <w:p>
+                            <w:pPr>
+                              <w:jc w:val="center"/>
+                              <w:rPr>
+                                <w:rFonts w:asciiTheme="minorHAnsi" w:hAnsi="Calibri" w:cstheme="minorBidi"/>
+                                <w:b/>
+                                <w:bCs/>
+                                <w:color w:val="FFFFFF" w:themeColor="background1"/>
+                                <w:kern w:val="24"/>
+                                <w:sz w:val="160"/>
+                                <w:szCs w:val="160"/>
+                              </w:rPr>
+                            </w:pPr>
+                            <w:r>
+                              <w:rPr>
+                                <w:rFonts w:asciiTheme="minorHAnsi" w:hAnsi="Calibri" w:cstheme="minorBidi"/>
+                                <w:b/>
+                                <w:bCs/>
+                                <w:color w:val="FFFFFF" w:themeColor="background1"/>
+                                <w:kern w:val="24"/>
+                                <w:sz w:val="160"/>
+                                <w:szCs w:val="160"/>
+                              </w:rPr>
+                              <w:t xml:space="preserve"> Custom Edition</w:t>
+                            </w:r>
+                          </w:p>
+                        </w:txbxContent>
+                      </wps:txbx>
+                      <wps:bodyPr wrap="square" rtlCol="0">
+                        <a:spAutoFit/>
+                      </wps:bodyPr>
+                    </wps:wsp>
+                  </a:graphicData>
+                </a:graphic>
+              </wp:anchor>
+            </w:drawing>
+          </mc:Choice>
+          <mc:Fallback>
+            <w:pict>
+              <v:shapetype w14:anchorId="500E1B2A" id="_x0000_t202" coordsize="21600,21600" o:spt="202" path="m,l,21600r21600,l21600,xe">
+                <v:stroke joinstyle="miter"/>
+                <v:path gradientshapeok="t" o:connecttype="rect"/>
+              </v:shapetype>
+              <v:shape id="文本框 3" o:spid="_x0000_s1026" type="#_x0000_t202" style="position:absolute;margin-left:-118.55pt;margin-top:13pt;width:833.55pt;height:104.2pt;rotation:-2931872fd;z-index:251659264;visibility:visible;mso-wrap-style:square;mso-wrap-distance-left:9pt;mso-wrap-distance-top:0;mso-wrap-distance-right:9pt;mso-wrap-distance-bottom:0;mso-position-horizontal:absolute;mso-position-horizontal-relative:text;mso-position-vertical:absolute;mso-position-vertical-relative:text;v-text-anchor:top" o:gfxdata="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" fillcolor="#409" stroked="f">
+                <v:fill opacity="47288f"/>
+                <v:textbox style="mso-fit-shape-to-text:t">
+                  <w:txbxContent>
+                    <w:p>
+                      <w:pPr>
+                        <w:jc w:val="center"/>
+                        <w:rPr>
+                          <w:rFonts w:asciiTheme="minorHAnsi" w:hAnsi="Calibri" w:cstheme="minorBidi"/>
+                          <w:b/>
+                          <w:bCs/>
+                          <w:color w:val="FFFFFF" w:themeColor="background1"/>
+                          <w:kern w:val="24"/>
+                          <w:sz w:val="160"/>
+                          <w:szCs w:val="160"/>
+                        </w:rPr>
+                      </w:pPr>
+                      <w:r>
+                        <w:rPr>
+                          <w:rFonts w:asciiTheme="minorHAnsi" w:hAnsi="Calibri" w:cstheme="minorBidi"/>
+                          <w:b/>
+                          <w:bCs/>
+                          <w:color w:val="FFFFFF" w:themeColor="background1"/>
+                          <w:kern w:val="24"/>
+                          <w:sz w:val="160"/>
+                          <w:szCs w:val="160"/>
+                        </w:rPr>
+                        <w:t xml:space="preserve"> Custom Edition</w:t>
+                      </w:r>
+                    </w:p>
+                  </w:txbxContent>
+                </v:textbox>
+              </v:shape>
+            </w:pict>
+          </mc:Fallback>
+        </mc:AlternateContent>
+      </w:r>
     </w:p>
     <w:p>
       <w:pPr>
@@ -342,7 +464,7 @@
     </w:p>
     <w:p>
       <w:pPr>
-        <w:pStyle w:val="Heading1"/>
+        <w:pStyle w:val="1"/>
         <w:numPr>
           <w:ilvl w:val="0"/>
           <w:numId w:val="2"/>
@@ -368,7 +490,7 @@
     </w:p>
     <w:p>
       <w:pPr>
-        <w:pStyle w:val="ListParagraph"/>
+        <w:pStyle w:val="af"/>
         <w:ind w:left="360"/>
         <w:rPr>
           <w:rFonts w:cs="Arial"/>
@@ -499,7 +621,7 @@
     </w:p>
     <w:p>
       <w:pPr>
-        <w:pStyle w:val="ListParagraph"/>
+        <w:pStyle w:val="af"/>
         <w:numPr>
           <w:ilvl w:val="0"/>
           <w:numId w:val="1"/>
@@ -508,6 +630,7 @@
           <w:rFonts w:cs="Arial"/>
         </w:rPr>
       </w:pPr>
+      <w:proofErr w:type="spellStart"/>
       <w:r>
         <w:rPr>
           <w:rFonts w:cs="Arial"/>
@@ -516,6 +639,7 @@
         </w:rPr>
         <w:t>RVfpga_Boolean</w:t>
       </w:r>
+      <w:proofErr w:type="spellEnd"/>
       <w:r>
         <w:rPr>
           <w:rFonts w:cs="Arial"/>
@@ -537,7 +661,7 @@
       <w:hyperlink r:id="rId9">
         <w:r>
           <w:rPr>
-            <w:rStyle w:val="Hyperlink"/>
+            <w:rStyle w:val="af5"/>
             <w:rFonts w:cs="Arial"/>
           </w:rPr>
           <w:t>https://www.realdigital.org/hardware/boolean</w:t>
@@ -552,7 +676,7 @@
     </w:p>
     <w:p>
       <w:pPr>
-        <w:pStyle w:val="ListParagraph"/>
+        <w:pStyle w:val="af"/>
         <w:numPr>
           <w:ilvl w:val="0"/>
           <w:numId w:val="1"/>
@@ -583,12 +707,21 @@
         </w:rPr>
         <w:t xml:space="preserve">: Documents and sources for </w:t>
       </w:r>
-      <w:r>
-        <w:rPr>
-          <w:rFonts w:cs="Arial"/>
-        </w:rPr>
-        <w:t xml:space="preserve">Digilent’s </w:t>
-      </w:r>
+      <w:proofErr w:type="spellStart"/>
+      <w:r>
+        <w:rPr>
+          <w:rFonts w:cs="Arial"/>
+        </w:rPr>
+        <w:t>Digilent’s</w:t>
+      </w:r>
+      <w:proofErr w:type="spellEnd"/>
+      <w:r>
+        <w:rPr>
+          <w:rFonts w:cs="Arial"/>
+        </w:rPr>
+        <w:t xml:space="preserve"> </w:t>
+      </w:r>
+      <w:proofErr w:type="spellStart"/>
       <w:r>
         <w:rPr>
           <w:rFonts w:cs="Arial"/>
@@ -599,7 +732,14 @@
         <w:rPr>
           <w:rFonts w:cs="Arial"/>
         </w:rPr>
-        <w:t>asys 3</w:t>
+        <w:t>asys</w:t>
+      </w:r>
+      <w:proofErr w:type="spellEnd"/>
+      <w:r>
+        <w:rPr>
+          <w:rFonts w:cs="Arial"/>
+        </w:rPr>
+        <w:t xml:space="preserve"> 3</w:t>
       </w:r>
       <w:r>
         <w:rPr>
@@ -610,7 +750,7 @@
       <w:hyperlink r:id="rId10">
         <w:r>
           <w:rPr>
-            <w:rStyle w:val="Hyperlink"/>
+            <w:rStyle w:val="af5"/>
             <w:rFonts w:cs="Arial"/>
           </w:rPr>
           <w:t>https://digilent.com/reference/programmable-logic/basys-3/start</w:t>
@@ -625,7 +765,7 @@
     </w:p>
     <w:p>
       <w:pPr>
-        <w:pStyle w:val="ListParagraph"/>
+        <w:pStyle w:val="af"/>
         <w:numPr>
           <w:ilvl w:val="0"/>
           <w:numId w:val="1"/>
@@ -648,17 +788,53 @@
         </w:rPr>
         <w:t xml:space="preserve">: Documents and sources for </w:t>
       </w:r>
-      <w:r>
-        <w:rPr>
-          <w:rFonts w:cs="Arial"/>
-        </w:rPr>
-        <w:t xml:space="preserve">Digilent’s Nexys A7 </w:t>
-      </w:r>
-      <w:r>
-        <w:rPr>
-          <w:rFonts w:cs="Arial"/>
-        </w:rPr>
-        <w:t xml:space="preserve">(or Nexys 4 DDR) </w:t>
+      <w:proofErr w:type="spellStart"/>
+      <w:r>
+        <w:rPr>
+          <w:rFonts w:cs="Arial"/>
+        </w:rPr>
+        <w:t>Digilent’s</w:t>
+      </w:r>
+      <w:proofErr w:type="spellEnd"/>
+      <w:r>
+        <w:rPr>
+          <w:rFonts w:cs="Arial"/>
+        </w:rPr>
+        <w:t xml:space="preserve"> </w:t>
+      </w:r>
+      <w:proofErr w:type="spellStart"/>
+      <w:r>
+        <w:rPr>
+          <w:rFonts w:cs="Arial"/>
+        </w:rPr>
+        <w:t>Nexys</w:t>
+      </w:r>
+      <w:proofErr w:type="spellEnd"/>
+      <w:r>
+        <w:rPr>
+          <w:rFonts w:cs="Arial"/>
+        </w:rPr>
+        <w:t xml:space="preserve"> A7 </w:t>
+      </w:r>
+      <w:r>
+        <w:rPr>
+          <w:rFonts w:cs="Arial"/>
+        </w:rPr>
+        <w:t xml:space="preserve">(or </w:t>
+      </w:r>
+      <w:proofErr w:type="spellStart"/>
+      <w:r>
+        <w:rPr>
+          <w:rFonts w:cs="Arial"/>
+        </w:rPr>
+        <w:t>Nexys</w:t>
+      </w:r>
+      <w:proofErr w:type="spellEnd"/>
+      <w:r>
+        <w:rPr>
+          <w:rFonts w:cs="Arial"/>
+        </w:rPr>
+        <w:t xml:space="preserve"> 4 DDR) </w:t>
       </w:r>
       <w:r>
         <w:rPr>
@@ -669,7 +845,7 @@
       <w:hyperlink r:id="rId11">
         <w:r>
           <w:rPr>
-            <w:rStyle w:val="Hyperlink"/>
+            <w:rStyle w:val="af5"/>
             <w:rFonts w:cs="Arial"/>
           </w:rPr>
           <w:t>https://digilent.com/reference/programmable-logic/nexys-a7/start</w:t>
@@ -720,7 +896,7 @@
     </w:p>
     <w:p>
       <w:pPr>
-        <w:pStyle w:val="ListParagraph"/>
+        <w:pStyle w:val="af"/>
         <w:numPr>
           <w:ilvl w:val="0"/>
           <w:numId w:val="1"/>
@@ -741,13 +917,55 @@
         <w:rPr>
           <w:rFonts w:cs="Arial"/>
         </w:rPr>
-        <w:t xml:space="preserve">: Documents and sources for Digilent’s Nexys A7 </w:t>
-      </w:r>
-      <w:r>
-        <w:rPr>
-          <w:rFonts w:cs="Arial"/>
-        </w:rPr>
-        <w:t xml:space="preserve">(or Nexys 4 DDR) </w:t>
+        <w:t xml:space="preserve">: Documents and sources for </w:t>
+      </w:r>
+      <w:proofErr w:type="spellStart"/>
+      <w:r>
+        <w:rPr>
+          <w:rFonts w:cs="Arial"/>
+        </w:rPr>
+        <w:t>Digilent’s</w:t>
+      </w:r>
+      <w:proofErr w:type="spellEnd"/>
+      <w:r>
+        <w:rPr>
+          <w:rFonts w:cs="Arial"/>
+        </w:rPr>
+        <w:t xml:space="preserve"> </w:t>
+      </w:r>
+      <w:proofErr w:type="spellStart"/>
+      <w:r>
+        <w:rPr>
+          <w:rFonts w:cs="Arial"/>
+        </w:rPr>
+        <w:t>Nexys</w:t>
+      </w:r>
+      <w:proofErr w:type="spellEnd"/>
+      <w:r>
+        <w:rPr>
+          <w:rFonts w:cs="Arial"/>
+        </w:rPr>
+        <w:t xml:space="preserve"> A7 </w:t>
+      </w:r>
+      <w:r>
+        <w:rPr>
+          <w:rFonts w:cs="Arial"/>
+        </w:rPr>
+        <w:t xml:space="preserve">(or </w:t>
+      </w:r>
+      <w:proofErr w:type="spellStart"/>
+      <w:r>
+        <w:rPr>
+          <w:rFonts w:cs="Arial"/>
+        </w:rPr>
+        <w:t>Nexys</w:t>
+      </w:r>
+      <w:proofErr w:type="spellEnd"/>
+      <w:r>
+        <w:rPr>
+          <w:rFonts w:cs="Arial"/>
+        </w:rPr>
+        <w:t xml:space="preserve"> 4 DDR) </w:t>
       </w:r>
       <w:r>
         <w:rPr>
@@ -758,12 +976,165 @@
       <w:hyperlink r:id="rId12">
         <w:r>
           <w:rPr>
-            <w:rStyle w:val="Hyperlink"/>
+            <w:rStyle w:val="af5"/>
             <w:rFonts w:cs="Arial"/>
           </w:rPr>
-          <w:t>https://digilent.com/reference/programmable-logic/nexys-a7/start</w:t>
+          <w:t>https://d</w:t>
+        </w:r>
+        <w:r>
+          <w:rPr>
+            <w:rStyle w:val="af5"/>
+            <w:rFonts w:cs="Arial"/>
+          </w:rPr>
+          <w:t>i</w:t>
+        </w:r>
+        <w:r>
+          <w:rPr>
+            <w:rStyle w:val="af5"/>
+            <w:rFonts w:cs="Arial"/>
+          </w:rPr>
+          <w:t>gilent.com/reference/programmable-logic/nexys-a7/start</w:t>
         </w:r>
       </w:hyperlink>
+      <w:r>
+        <w:rPr>
+          <w:rFonts w:cs="Arial"/>
+        </w:rPr>
+        <w:t>). In this configuration the SoC does not use the DDR Memory available on the board.</w:t>
+      </w:r>
+    </w:p>
+    <w:p>
+      <w:pPr>
+        <w:pStyle w:val="af"/>
+        <w:numPr>
+          <w:ilvl w:val="0"/>
+          <w:numId w:val="1"/>
+        </w:numPr>
+        <w:shd w:val="clear" w:color="auto" w:fill="EFE1FF"/>
+        <w:rPr>
+          <w:rFonts w:cs="Arial"/>
+          <w:b/>
+          <w:bCs/>
+        </w:rPr>
+      </w:pPr>
+      <w:proofErr w:type="spellStart"/>
+      <w:r>
+        <w:rPr>
+          <w:rFonts w:cs="Arial"/>
+          <w:b/>
+          <w:bCs/>
+        </w:rPr>
+        <w:t>RVfpga_NexysVideo-NoDDR</w:t>
+      </w:r>
+      <w:proofErr w:type="spellEnd"/>
+      <w:r>
+        <w:rPr>
+          <w:rFonts w:cs="Arial" w:hint="eastAsia"/>
+          <w:lang w:eastAsia="zh-CN"/>
+        </w:rPr>
+        <w:t xml:space="preserve">: </w:t>
+      </w:r>
+      <w:r>
+        <w:rPr>
+          <w:rFonts w:cs="Arial"/>
+        </w:rPr>
+        <w:t xml:space="preserve">Documents and sources for </w:t>
+      </w:r>
+      <w:proofErr w:type="spellStart"/>
+      <w:r>
+        <w:rPr>
+          <w:rFonts w:cs="Arial"/>
+        </w:rPr>
+        <w:t>Digilent’s</w:t>
+      </w:r>
+      <w:proofErr w:type="spellEnd"/>
+      <w:r>
+        <w:rPr>
+          <w:rFonts w:cs="Arial"/>
+        </w:rPr>
+        <w:t xml:space="preserve"> </w:t>
+      </w:r>
+      <w:proofErr w:type="spellStart"/>
+      <w:r>
+        <w:rPr>
+          <w:rFonts w:cs="Arial"/>
+        </w:rPr>
+        <w:t>Nexys</w:t>
+      </w:r>
+      <w:proofErr w:type="spellEnd"/>
+      <w:r>
+        <w:rPr>
+          <w:rFonts w:cs="Arial"/>
+        </w:rPr>
+        <w:t xml:space="preserve"> </w:t>
+      </w:r>
+      <w:r>
+        <w:rPr>
+          <w:rFonts w:cs="Arial" w:hint="eastAsia"/>
+          <w:lang w:eastAsia="zh-CN"/>
+        </w:rPr>
+        <w:t>Video</w:t>
+      </w:r>
+      <w:r>
+        <w:rPr>
+          <w:rFonts w:cs="Arial"/>
+        </w:rPr>
+        <w:t xml:space="preserve">(or </w:t>
+      </w:r>
+      <w:proofErr w:type="spellStart"/>
+      <w:r>
+        <w:rPr>
+          <w:rFonts w:cs="Arial"/>
+        </w:rPr>
+        <w:t>Nexys</w:t>
+      </w:r>
+      <w:proofErr w:type="spellEnd"/>
+      <w:r>
+        <w:rPr>
+          <w:rFonts w:cs="Arial"/>
+        </w:rPr>
+        <w:t xml:space="preserve"> 4 DDR) Board (</w:t>
+      </w:r>
+      <w:proofErr w:type="spellStart"/>
+      <w:r>
+        <w:fldChar w:fldCharType="begin"/>
+      </w:r>
+      <w:r>
+        <w:instrText>HYPERLINK "https://digilent.com/reference/programmable-logic/nexys-video/start"</w:instrText>
+      </w:r>
+      <w:r>
+        <w:fldChar w:fldCharType="separate"/>
+      </w:r>
+      <w:r>
+        <w:rPr>
+          <w:rStyle w:val="af5"/>
+        </w:rPr>
+        <w:t>Nexys</w:t>
+      </w:r>
+      <w:proofErr w:type="spellEnd"/>
+      <w:r>
+        <w:rPr>
+          <w:rStyle w:val="af5"/>
+        </w:rPr>
+        <w:t xml:space="preserve"> Video - </w:t>
+      </w:r>
+      <w:proofErr w:type="spellStart"/>
+      <w:r>
+        <w:rPr>
+          <w:rStyle w:val="af5"/>
+        </w:rPr>
+        <w:t>Digilent</w:t>
+      </w:r>
+      <w:proofErr w:type="spellEnd"/>
+      <w:r>
+        <w:rPr>
+          <w:rStyle w:val="af5"/>
+        </w:rPr>
+        <w:t xml:space="preserve"> Reference</w:t>
+      </w:r>
+      <w:r>
+        <w:fldChar w:fldCharType="end"/>
+      </w:r>
       <w:r>
         <w:rPr>
           <w:rFonts w:cs="Arial"/>
@@ -864,6 +1235,7 @@
         </w:rPr>
         <w:t>[</w:t>
       </w:r>
+      <w:proofErr w:type="spellStart"/>
       <w:r>
         <w:rPr>
           <w:rFonts w:eastAsia="Arial" w:cs="Arial"/>
@@ -875,6 +1247,7 @@
         </w:rPr>
         <w:t>RVfpgaBasysPath</w:t>
       </w:r>
+      <w:proofErr w:type="spellEnd"/>
       <w:r>
         <w:rPr>
           <w:rFonts w:eastAsia="Arial" w:cs="Arial"/>
@@ -972,12 +1345,14 @@
         </w:rPr>
         <w:t xml:space="preserve">the </w:t>
       </w:r>
+      <w:proofErr w:type="spellStart"/>
       <w:r>
         <w:rPr>
           <w:rFonts w:cs="Arial"/>
         </w:rPr>
         <w:t>RVfpga_Boolean</w:t>
       </w:r>
+      <w:proofErr w:type="spellEnd"/>
       <w:r>
         <w:rPr>
           <w:rFonts w:cs="Arial"/>
@@ -1067,15 +1442,16 @@
           <w:bottom w:val="single" w:sz="4" w:space="1" w:color="000000"/>
           <w:right w:val="single" w:sz="4" w:space="4" w:color="000000"/>
         </w:pBdr>
-        <w:rPr>
-          <w:rFonts w:cs="Arial"/>
-        </w:rPr>
-      </w:pPr>
-      <w:r>
-        <w:rPr>
-          <w:rFonts w:cs="Arial"/>
-        </w:rPr>
-        <w:t xml:space="preserve">    - </w:t>
+        <w:ind w:firstLine="240"/>
+        <w:rPr>
+          <w:rFonts w:cs="Arial"/>
+        </w:rPr>
+      </w:pPr>
+      <w:r>
+        <w:rPr>
+          <w:rFonts w:cs="Arial"/>
+        </w:rPr>
+        <w:t xml:space="preserve">- </w:t>
       </w:r>
       <w:r>
         <w:rPr>
@@ -1127,6 +1503,113 @@
         <w:t>RVfpga_NexysA7-NoDDR subfolder</w:t>
       </w:r>
     </w:p>
+    <w:p>
+      <w:pPr>
+        <w:pBdr>
+          <w:top w:val="single" w:sz="4" w:space="1" w:color="000000"/>
+          <w:left w:val="single" w:sz="4" w:space="4" w:color="000000"/>
+          <w:bottom w:val="single" w:sz="4" w:space="1" w:color="000000"/>
+          <w:right w:val="single" w:sz="4" w:space="4" w:color="000000"/>
+        </w:pBdr>
+        <w:shd w:val="clear" w:color="auto" w:fill="EFE1FF"/>
+        <w:ind w:firstLine="240"/>
+        <w:rPr>
+          <w:rFonts w:cs="Arial"/>
+        </w:rPr>
+      </w:pPr>
+      <w:r>
+        <w:rPr>
+          <w:rFonts w:cs="Arial"/>
+        </w:rPr>
+        <w:t xml:space="preserve">- </w:t>
+      </w:r>
+      <w:r>
+        <w:rPr>
+          <w:rFonts w:eastAsia="Arial" w:cs="Arial"/>
+          <w:i/>
+          <w:iCs/>
+          <w:color w:val="000000" w:themeColor="text1"/>
+        </w:rPr>
+        <w:t>[</w:t>
+      </w:r>
+      <w:r>
+        <w:rPr>
+          <w:rFonts w:eastAsia="Arial" w:cs="Arial"/>
+          <w:b/>
+          <w:bCs/>
+          <w:i/>
+          <w:iCs/>
+          <w:color w:val="000000" w:themeColor="text1"/>
+        </w:rPr>
+        <w:t>RVfpgaEL2Nexys</w:t>
+      </w:r>
+      <w:r>
+        <w:rPr>
+          <w:rFonts w:eastAsiaTheme="minorEastAsia" w:cs="Arial" w:hint="eastAsia"/>
+          <w:b/>
+          <w:bCs/>
+          <w:i/>
+          <w:iCs/>
+          <w:color w:val="000000" w:themeColor="text1"/>
+          <w:lang w:eastAsia="zh-CN"/>
+        </w:rPr>
+        <w:t>Video</w:t>
+      </w:r>
+      <w:r>
+        <w:rPr>
+          <w:rFonts w:eastAsia="Arial" w:cs="Arial"/>
+          <w:b/>
+          <w:bCs/>
+          <w:i/>
+          <w:iCs/>
+          <w:color w:val="000000" w:themeColor="text1"/>
+        </w:rPr>
+        <w:t>NoDDRPath</w:t>
+      </w:r>
+      <w:r>
+        <w:rPr>
+          <w:rFonts w:eastAsia="Arial" w:cs="Arial"/>
+          <w:i/>
+          <w:iCs/>
+          <w:color w:val="000000" w:themeColor="text1"/>
+        </w:rPr>
+        <w:t xml:space="preserve">] </w:t>
+      </w:r>
+      <w:r>
+        <w:rPr>
+          <w:rFonts w:eastAsia="Arial" w:cs="Arial"/>
+          <w:color w:val="000000" w:themeColor="text1"/>
+        </w:rPr>
+        <w:t xml:space="preserve">refers to the absolute path to the </w:t>
+      </w:r>
+      <w:proofErr w:type="spellStart"/>
+      <w:r>
+        <w:rPr>
+          <w:rFonts w:cs="Arial"/>
+        </w:rPr>
+        <w:t>RVfpga_Nexys</w:t>
+      </w:r>
+      <w:r>
+        <w:rPr>
+          <w:rFonts w:cs="Arial" w:hint="eastAsia"/>
+          <w:lang w:eastAsia="zh-CN"/>
+        </w:rPr>
+        <w:t>Video</w:t>
+      </w:r>
+      <w:r>
+        <w:rPr>
+          <w:rFonts w:cs="Arial"/>
+        </w:rPr>
+        <w:t>-NoDDR</w:t>
+      </w:r>
+      <w:proofErr w:type="spellEnd"/>
+      <w:r>
+        <w:rPr>
+          <w:rFonts w:cs="Arial"/>
+        </w:rPr>
+        <w:t xml:space="preserve"> subfolder</w:t>
+      </w:r>
+    </w:p>
     <w:p/>
     <w:p>
       <w:pPr>
@@ -1187,7 +1670,7 @@
     </w:p>
     <w:p>
       <w:pPr>
-        <w:pStyle w:val="ListParagraph"/>
+        <w:pStyle w:val="af"/>
         <w:numPr>
           <w:ilvl w:val="0"/>
           <w:numId w:val="3"/>
@@ -1227,7 +1710,7 @@
     </w:p>
     <w:p>
       <w:pPr>
-        <w:pStyle w:val="ListParagraph"/>
+        <w:pStyle w:val="af"/>
         <w:numPr>
           <w:ilvl w:val="1"/>
           <w:numId w:val="3"/>
@@ -1238,6 +1721,7 @@
           <w:bCs/>
         </w:rPr>
       </w:pPr>
+      <w:proofErr w:type="spellStart"/>
       <w:r>
         <w:rPr>
           <w:rFonts w:cs="Arial"/>
@@ -1246,6 +1730,7 @@
         </w:rPr>
         <w:t>RVfpga_GettingStartedGuide</w:t>
       </w:r>
+      <w:proofErr w:type="spellEnd"/>
       <w:r>
         <w:rPr>
           <w:rFonts w:cs="Arial"/>
@@ -1282,7 +1767,7 @@
     </w:p>
     <w:p>
       <w:pPr>
-        <w:pStyle w:val="ListParagraph"/>
+        <w:pStyle w:val="af"/>
         <w:numPr>
           <w:ilvl w:val="1"/>
           <w:numId w:val="3"/>
@@ -1293,6 +1778,7 @@
           <w:bCs/>
         </w:rPr>
       </w:pPr>
+      <w:proofErr w:type="spellStart"/>
       <w:r>
         <w:rPr>
           <w:rFonts w:cs="Arial"/>
@@ -1301,6 +1787,7 @@
         </w:rPr>
         <w:t>Figures_GSG</w:t>
       </w:r>
+      <w:proofErr w:type="spellEnd"/>
       <w:r>
         <w:rPr>
           <w:rFonts w:cs="Arial"/>
@@ -1310,13 +1797,14 @@
     </w:p>
     <w:p>
       <w:pPr>
-        <w:pStyle w:val="ListParagraph"/>
+        <w:pStyle w:val="af"/>
         <w:numPr>
           <w:ilvl w:val="1"/>
           <w:numId w:val="3"/>
         </w:numPr>
         <w:ind w:left="993"/>
       </w:pPr>
+      <w:proofErr w:type="spellStart"/>
       <w:r>
         <w:rPr>
           <w:rFonts w:cs="Arial"/>
@@ -1325,12 +1813,14 @@
         </w:rPr>
         <w:t>IUP_Brochure</w:t>
       </w:r>
+      <w:proofErr w:type="spellEnd"/>
       <w:r>
         <w:rPr>
           <w:rFonts w:cs="Arial"/>
         </w:rPr>
         <w:t xml:space="preserve"> and </w:t>
       </w:r>
+      <w:proofErr w:type="spellStart"/>
       <w:r>
         <w:rPr>
           <w:rFonts w:cs="Arial"/>
@@ -1339,6 +1829,7 @@
         </w:rPr>
         <w:t>TeachingMaterial_LicenseAgreement</w:t>
       </w:r>
+      <w:proofErr w:type="spellEnd"/>
       <w:r>
         <w:rPr>
           <w:rFonts w:cs="Arial"/>
@@ -1359,7 +1850,7 @@
     </w:p>
     <w:p>
       <w:pPr>
-        <w:pStyle w:val="ListParagraph"/>
+        <w:pStyle w:val="af"/>
         <w:numPr>
           <w:ilvl w:val="0"/>
           <w:numId w:val="3"/>
@@ -1436,6 +1927,7 @@
         </w:rPr>
         <w:t xml:space="preserve"> It includes subfolder </w:t>
       </w:r>
+      <w:proofErr w:type="spellStart"/>
       <w:r>
         <w:rPr>
           <w:rFonts w:cs="Arial"/>
@@ -1444,24 +1936,53 @@
         </w:rPr>
         <w:t>examples_PlatformIO</w:t>
       </w:r>
-      <w:r>
-        <w:rPr>
-          <w:rFonts w:cs="Arial"/>
-        </w:rPr>
-        <w:t>, where the same examples are provided using the VSCode/PlatformIO SDK instead of the Catapult SDK.</w:t>
-      </w:r>
-    </w:p>
-    <w:p>
-      <w:pPr>
-        <w:rPr>
-          <w:rFonts w:cs="Arial"/>
-          <w:bCs/>
-        </w:rPr>
-      </w:pPr>
-    </w:p>
-    <w:p>
-      <w:pPr>
-        <w:pStyle w:val="ListParagraph"/>
+      <w:proofErr w:type="spellEnd"/>
+      <w:r>
+        <w:rPr>
+          <w:rFonts w:cs="Arial"/>
+        </w:rPr>
+        <w:t xml:space="preserve">, where the same examples are provided using the </w:t>
+      </w:r>
+      <w:proofErr w:type="spellStart"/>
+      <w:r>
+        <w:rPr>
+          <w:rFonts w:cs="Arial"/>
+        </w:rPr>
+        <w:t>VSCode</w:t>
+      </w:r>
+      <w:proofErr w:type="spellEnd"/>
+      <w:r>
+        <w:rPr>
+          <w:rFonts w:cs="Arial"/>
+        </w:rPr>
+        <w:t>/</w:t>
+      </w:r>
+      <w:proofErr w:type="spellStart"/>
+      <w:r>
+        <w:rPr>
+          <w:rFonts w:cs="Arial"/>
+        </w:rPr>
+        <w:t>PlatformIO</w:t>
+      </w:r>
+      <w:proofErr w:type="spellEnd"/>
+      <w:r>
+        <w:rPr>
+          <w:rFonts w:cs="Arial"/>
+        </w:rPr>
+        <w:t xml:space="preserve"> SDK instead of the Catapult SDK.</w:t>
+      </w:r>
+    </w:p>
+    <w:p>
+      <w:pPr>
+        <w:rPr>
+          <w:rFonts w:cs="Arial"/>
+          <w:bCs/>
+        </w:rPr>
+      </w:pPr>
+    </w:p>
+    <w:p>
+      <w:pPr>
+        <w:pStyle w:val="af"/>
         <w:numPr>
           <w:ilvl w:val="0"/>
           <w:numId w:val="3"/>
@@ -1542,7 +2063,7 @@
     </w:p>
     <w:p>
       <w:pPr>
-        <w:pStyle w:val="ListParagraph"/>
+        <w:pStyle w:val="af"/>
         <w:numPr>
           <w:ilvl w:val="0"/>
           <w:numId w:val="3"/>
@@ -1551,6 +2072,7 @@
           <w:rFonts w:cs="Arial"/>
         </w:rPr>
       </w:pPr>
+      <w:proofErr w:type="spellStart"/>
       <w:r>
         <w:rPr>
           <w:rFonts w:cs="Arial"/>
@@ -1559,6 +2081,7 @@
         </w:rPr>
         <w:t>src</w:t>
       </w:r>
+      <w:proofErr w:type="spellEnd"/>
       <w:r>
         <w:rPr>
           <w:rFonts w:cs="Arial"/>
@@ -1569,7 +2092,21 @@
         <w:rPr>
           <w:rFonts w:cs="Arial"/>
         </w:rPr>
-        <w:t>: contains the source code (Verilog and SystemVerilog) for the RVfpga</w:t>
+        <w:t xml:space="preserve">: contains the source code (Verilog and </w:t>
+      </w:r>
+      <w:proofErr w:type="spellStart"/>
+      <w:r>
+        <w:rPr>
+          <w:rFonts w:cs="Arial"/>
+        </w:rPr>
+        <w:t>SystemVerilog</w:t>
+      </w:r>
+      <w:proofErr w:type="spellEnd"/>
+      <w:r>
+        <w:rPr>
+          <w:rFonts w:cs="Arial"/>
+        </w:rPr>
+        <w:t>) for the RVfpga</w:t>
       </w:r>
       <w:r>
         <w:rPr>
@@ -1594,7 +2131,7 @@
     </w:p>
     <w:p>
       <w:pPr>
-        <w:pStyle w:val="ListParagraph"/>
+        <w:pStyle w:val="af"/>
         <w:numPr>
           <w:ilvl w:val="0"/>
           <w:numId w:val="3"/>
@@ -1643,11 +2180,19 @@
         </w:rPr>
         <w:t xml:space="preserve">using </w:t>
       </w:r>
-      <w:r>
-        <w:rPr>
-          <w:rFonts w:cs="Arial"/>
-        </w:rPr>
-        <w:t>Verilator.</w:t>
+      <w:proofErr w:type="spellStart"/>
+      <w:r>
+        <w:rPr>
+          <w:rFonts w:cs="Arial"/>
+        </w:rPr>
+        <w:t>Verilator</w:t>
+      </w:r>
+      <w:proofErr w:type="spellEnd"/>
+      <w:r>
+        <w:rPr>
+          <w:rFonts w:cs="Arial"/>
+        </w:rPr>
+        <w:t>.</w:t>
       </w:r>
       <w:r>
         <w:rPr>
@@ -1658,7 +2203,7 @@
     </w:p>
     <w:p>
       <w:pPr>
-        <w:pStyle w:val="ListParagraph"/>
+        <w:pStyle w:val="af"/>
         <w:numPr>
           <w:ilvl w:val="1"/>
           <w:numId w:val="3"/>
@@ -1689,20 +2234,28 @@
           <w:rFonts w:eastAsia="Arial" w:cs="Arial"/>
           <w:color w:val="000000" w:themeColor="text1"/>
         </w:rPr>
-        <w:t xml:space="preserve">generates a trace of the different internal signals of the SoC while executing a given program and then uses GTKWave for visualizing the </w:t>
-      </w:r>
+        <w:t xml:space="preserve">generates a trace of the different internal signals of the SoC while executing a given program and then uses </w:t>
+      </w:r>
+      <w:proofErr w:type="spellStart"/>
       <w:r>
         <w:rPr>
           <w:rFonts w:eastAsia="Arial" w:cs="Arial"/>
           <w:color w:val="000000" w:themeColor="text1"/>
         </w:rPr>
-        <w:lastRenderedPageBreak/>
-        <w:t>waveform of this trace.</w:t>
-      </w:r>
-    </w:p>
-    <w:p>
-      <w:pPr>
-        <w:pStyle w:val="ListParagraph"/>
+        <w:t>GTKWave</w:t>
+      </w:r>
+      <w:proofErr w:type="spellEnd"/>
+      <w:r>
+        <w:rPr>
+          <w:rFonts w:eastAsia="Arial" w:cs="Arial"/>
+          <w:color w:val="000000" w:themeColor="text1"/>
+        </w:rPr>
+        <w:t xml:space="preserve"> for visualizing the waveform of this trace.</w:t>
+      </w:r>
+    </w:p>
+    <w:p>
+      <w:pPr>
+        <w:pStyle w:val="af"/>
         <w:numPr>
           <w:ilvl w:val="1"/>
           <w:numId w:val="3"/>
@@ -1784,26 +2337,58 @@
           <w:rFonts w:eastAsia="Arial" w:cs="Arial"/>
           <w:color w:val="000000" w:themeColor="text1"/>
         </w:rPr>
-        <w:t xml:space="preserve"> to perform a simulation of the RVfpgaEL2 System and communicate with the peripherals of the simulated board. The following peripherals are supported in RVfpgaEL2-ViDBo: switches, LEDs, UART, pushbuttons, 7-Segment Displays, and tricolor LED</w:t>
-      </w:r>
+        <w:t xml:space="preserve"> to perform a simulation of the RVfpgaEL2 System and communicate with the peripherals of the simulated board. The following peripherals are supported in RVfpgaEL2-ViDBo: switches, LEDs, UART, pushbuttons, 7-Segment Displays, and </w:t>
+      </w:r>
+      <w:proofErr w:type="spellStart"/>
       <w:r>
         <w:rPr>
           <w:rFonts w:eastAsia="Arial" w:cs="Arial"/>
           <w:color w:val="000000" w:themeColor="text1"/>
         </w:rPr>
-        <w:t xml:space="preserve"> (the latter peripheral is not available on the Basys 3 board)</w:t>
-      </w:r>
+        <w:t>tricolor</w:t>
+      </w:r>
+      <w:proofErr w:type="spellEnd"/>
       <w:r>
         <w:rPr>
           <w:rFonts w:eastAsia="Arial" w:cs="Arial"/>
           <w:color w:val="000000" w:themeColor="text1"/>
         </w:rPr>
+        <w:t xml:space="preserve"> LED</w:t>
+      </w:r>
+      <w:r>
+        <w:rPr>
+          <w:rFonts w:eastAsia="Arial" w:cs="Arial"/>
+          <w:color w:val="000000" w:themeColor="text1"/>
+        </w:rPr>
+        <w:t xml:space="preserve"> (the latter peripheral is not available on the </w:t>
+      </w:r>
+      <w:proofErr w:type="spellStart"/>
+      <w:r>
+        <w:rPr>
+          <w:rFonts w:eastAsia="Arial" w:cs="Arial"/>
+          <w:color w:val="000000" w:themeColor="text1"/>
+        </w:rPr>
+        <w:t>Basys</w:t>
+      </w:r>
+      <w:proofErr w:type="spellEnd"/>
+      <w:r>
+        <w:rPr>
+          <w:rFonts w:eastAsia="Arial" w:cs="Arial"/>
+          <w:color w:val="000000" w:themeColor="text1"/>
+        </w:rPr>
+        <w:t xml:space="preserve"> 3 board)</w:t>
+      </w:r>
+      <w:r>
+        <w:rPr>
+          <w:rFonts w:eastAsia="Arial" w:cs="Arial"/>
+          <w:color w:val="000000" w:themeColor="text1"/>
+        </w:rPr>
         <w:t>.</w:t>
       </w:r>
     </w:p>
     <w:p>
       <w:pPr>
-        <w:pStyle w:val="ListParagraph"/>
+        <w:pStyle w:val="af"/>
         <w:numPr>
           <w:ilvl w:val="1"/>
           <w:numId w:val="3"/>
@@ -1834,20 +2419,36 @@
           <w:rFonts w:eastAsia="Arial" w:cs="Arial"/>
           <w:color w:val="000000" w:themeColor="text1"/>
         </w:rPr>
-        <w:t>uses a VeeR EL2 Pipeline Simulator for analy</w:t>
-      </w:r>
+        <w:t xml:space="preserve">uses a </w:t>
+      </w:r>
+      <w:proofErr w:type="spellStart"/>
       <w:r>
         <w:rPr>
           <w:rFonts w:eastAsia="Arial" w:cs="Arial"/>
           <w:color w:val="000000" w:themeColor="text1"/>
         </w:rPr>
-        <w:t>s</w:t>
-      </w:r>
+        <w:t>VeeR</w:t>
+      </w:r>
+      <w:proofErr w:type="spellEnd"/>
       <w:r>
         <w:rPr>
           <w:rFonts w:eastAsia="Arial" w:cs="Arial"/>
           <w:color w:val="000000" w:themeColor="text1"/>
         </w:rPr>
+        <w:t xml:space="preserve"> EL2 Pipeline Simulator for analy</w:t>
+      </w:r>
+      <w:r>
+        <w:rPr>
+          <w:rFonts w:eastAsia="Arial" w:cs="Arial"/>
+          <w:color w:val="000000" w:themeColor="text1"/>
+        </w:rPr>
+        <w:t>s</w:t>
+      </w:r>
+      <w:r>
+        <w:rPr>
+          <w:rFonts w:eastAsia="Arial" w:cs="Arial"/>
+          <w:color w:val="000000" w:themeColor="text1"/>
+        </w:rPr>
         <w:t>ing the evolution of the instructions through the pipeline.</w:t>
       </w:r>
     </w:p>
@@ -1860,7 +2461,7 @@
     </w:p>
     <w:p>
       <w:pPr>
-        <w:pStyle w:val="ListParagraph"/>
+        <w:pStyle w:val="af"/>
         <w:numPr>
           <w:ilvl w:val="0"/>
           <w:numId w:val="3"/>
@@ -1869,6 +2470,7 @@
           <w:rFonts w:cs="Arial"/>
         </w:rPr>
       </w:pPr>
+      <w:proofErr w:type="spellStart"/>
       <w:r>
         <w:rPr>
           <w:rFonts w:cs="Arial"/>
@@ -1877,6 +2479,7 @@
         </w:rPr>
         <w:t>driversLinux</w:t>
       </w:r>
+      <w:proofErr w:type="spellEnd"/>
       <w:r>
         <w:rPr>
           <w:rFonts w:cs="Arial"/>
@@ -1942,7 +2545,7 @@
     </w:p>
     <w:p>
       <w:pPr>
-        <w:pStyle w:val="ListParagraph"/>
+        <w:pStyle w:val="af"/>
         <w:numPr>
           <w:ilvl w:val="0"/>
           <w:numId w:val="3"/>
@@ -1951,6 +2554,7 @@
           <w:rFonts w:cs="Arial"/>
         </w:rPr>
       </w:pPr>
+      <w:proofErr w:type="spellStart"/>
       <w:r>
         <w:rPr>
           <w:rFonts w:cs="Arial"/>
@@ -1959,6 +2563,7 @@
         </w:rPr>
         <w:t>PlatformIO_ChipsAlliance_Files</w:t>
       </w:r>
+      <w:proofErr w:type="spellEnd"/>
       <w:r>
         <w:rPr>
           <w:rFonts w:cs="Arial"/>
@@ -1987,19 +2592,79 @@
         <w:rPr>
           <w:rFonts w:cs="Arial"/>
         </w:rPr>
-        <w:t>for configuring PlatformIO.</w:t>
-      </w:r>
-    </w:p>
-    <w:p>
-      <w:pPr>
-        <w:rPr>
-          <w:rFonts w:cs="Arial"/>
-        </w:rPr>
-      </w:pPr>
-    </w:p>
-    <w:p>
-      <w:pPr>
-        <w:pStyle w:val="ListParagraph"/>
+        <w:t xml:space="preserve">for configuring </w:t>
+      </w:r>
+      <w:proofErr w:type="spellStart"/>
+      <w:proofErr w:type="gramStart"/>
+      <w:r>
+        <w:rPr>
+          <w:rFonts w:cs="Arial"/>
+        </w:rPr>
+        <w:t>PlatformIO</w:t>
+      </w:r>
+      <w:proofErr w:type="spellEnd"/>
+      <w:r>
+        <w:rPr>
+          <w:rFonts w:cs="Arial"/>
+        </w:rPr>
+        <w:t>.</w:t>
+      </w:r>
+      <w:r>
+        <w:rPr>
+          <w:rFonts w:cs="Arial" w:hint="eastAsia"/>
+          <w:shd w:val="clear" w:color="auto" w:fill="EFE1FF"/>
+          <w:lang w:eastAsia="zh-CN"/>
+        </w:rPr>
+        <w:t>(</w:t>
+      </w:r>
+      <w:proofErr w:type="gramEnd"/>
+      <w:r>
+        <w:rPr>
+          <w:shd w:val="clear" w:color="auto" w:fill="EFE1FF"/>
+        </w:rPr>
+        <w:t xml:space="preserve"> </w:t>
+      </w:r>
+      <w:proofErr w:type="spellStart"/>
+      <w:r>
+        <w:rPr>
+          <w:shd w:val="clear" w:color="auto" w:fill="EFE1FF"/>
+        </w:rPr>
+        <w:t>RVfpga_NexysVideo-NoDDR</w:t>
+      </w:r>
+      <w:proofErr w:type="spellEnd"/>
+      <w:r>
+        <w:rPr>
+          <w:shd w:val="clear" w:color="auto" w:fill="EFE1FF"/>
+        </w:rPr>
+        <w:t xml:space="preserve"> does not support uploading or debugging via </w:t>
+      </w:r>
+      <w:proofErr w:type="spellStart"/>
+      <w:r>
+        <w:rPr>
+          <w:shd w:val="clear" w:color="auto" w:fill="EFE1FF"/>
+        </w:rPr>
+        <w:t>PlatformIO</w:t>
+      </w:r>
+      <w:proofErr w:type="spellEnd"/>
+      <w:r>
+        <w:rPr>
+          <w:rFonts w:cs="Arial" w:hint="eastAsia"/>
+          <w:shd w:val="clear" w:color="auto" w:fill="EFE1FF"/>
+          <w:lang w:eastAsia="zh-CN"/>
+        </w:rPr>
+        <w:t>)</w:t>
+      </w:r>
+    </w:p>
+    <w:p>
+      <w:pPr>
+        <w:rPr>
+          <w:rFonts w:cs="Arial"/>
+        </w:rPr>
+      </w:pPr>
+    </w:p>
+    <w:p>
+      <w:pPr>
+        <w:pStyle w:val="af"/>
         <w:numPr>
           <w:ilvl w:val="0"/>
           <w:numId w:val="3"/>
@@ -2079,7 +2744,7 @@
     </w:p>
     <w:p>
       <w:pPr>
-        <w:pStyle w:val="ListParagraph"/>
+        <w:pStyle w:val="af"/>
         <w:numPr>
           <w:ilvl w:val="1"/>
           <w:numId w:val="3"/>
@@ -2095,7 +2760,25 @@
           <w:b/>
           <w:bCs/>
         </w:rPr>
-        <w:t>Lab1, Lab2, … , Lab19, Lab20</w:t>
+        <w:t xml:space="preserve">Lab1, Lab2, </w:t>
+      </w:r>
+      <w:proofErr w:type="gramStart"/>
+      <w:r>
+        <w:rPr>
+          <w:rFonts w:cs="Arial"/>
+          <w:b/>
+          <w:bCs/>
+        </w:rPr>
+        <w:t>… ,</w:t>
+      </w:r>
+      <w:proofErr w:type="gramEnd"/>
+      <w:r>
+        <w:rPr>
+          <w:rFonts w:cs="Arial"/>
+          <w:b/>
+          <w:bCs/>
+        </w:rPr>
+        <w:t xml:space="preserve"> Lab19, Lab20</w:t>
       </w:r>
       <w:r>
         <w:rPr>
@@ -2176,7 +2859,7 @@
     </w:p>
     <w:p>
       <w:pPr>
-        <w:pStyle w:val="ListParagraph"/>
+        <w:pStyle w:val="af"/>
         <w:numPr>
           <w:ilvl w:val="1"/>
           <w:numId w:val="3"/>
@@ -2187,6 +2870,7 @@
           <w:bCs/>
         </w:rPr>
       </w:pPr>
+      <w:proofErr w:type="spellStart"/>
       <w:r>
         <w:rPr>
           <w:rFonts w:cs="Arial"/>
@@ -2195,6 +2879,7 @@
         </w:rPr>
         <w:t>RVfpgaLabsFigures</w:t>
       </w:r>
+      <w:proofErr w:type="spellEnd"/>
       <w:r>
         <w:rPr>
           <w:rFonts w:cs="Arial"/>
@@ -2204,7 +2889,7 @@
     </w:p>
     <w:p>
       <w:pPr>
-        <w:pStyle w:val="ListParagraph"/>
+        <w:pStyle w:val="af"/>
         <w:numPr>
           <w:ilvl w:val="1"/>
           <w:numId w:val="3"/>
@@ -2214,6 +2899,7 @@
           <w:rFonts w:cs="Arial"/>
         </w:rPr>
       </w:pPr>
+      <w:proofErr w:type="spellStart"/>
       <w:r>
         <w:rPr>
           <w:rFonts w:cs="Arial"/>
@@ -2222,6 +2908,7 @@
         </w:rPr>
         <w:t>RVfpgaLabsPlatformIO</w:t>
       </w:r>
+      <w:proofErr w:type="spellEnd"/>
       <w:r>
         <w:rPr>
           <w:rFonts w:cs="Arial"/>
@@ -2244,7 +2931,35 @@
         <w:rPr>
           <w:rFonts w:cs="Arial"/>
         </w:rPr>
-        <w:t xml:space="preserve"> VSCode/PlatformIO SDK instead of </w:t>
+        <w:t xml:space="preserve"> </w:t>
+      </w:r>
+      <w:proofErr w:type="spellStart"/>
+      <w:r>
+        <w:rPr>
+          <w:rFonts w:cs="Arial"/>
+        </w:rPr>
+        <w:t>VSCode</w:t>
+      </w:r>
+      <w:proofErr w:type="spellEnd"/>
+      <w:r>
+        <w:rPr>
+          <w:rFonts w:cs="Arial"/>
+        </w:rPr>
+        <w:t>/</w:t>
+      </w:r>
+      <w:proofErr w:type="spellStart"/>
+      <w:r>
+        <w:rPr>
+          <w:rFonts w:cs="Arial"/>
+        </w:rPr>
+        <w:t>PlatformIO</w:t>
+      </w:r>
+      <w:proofErr w:type="spellEnd"/>
+      <w:r>
+        <w:rPr>
+          <w:rFonts w:cs="Arial"/>
+        </w:rPr>
+        <w:t xml:space="preserve"> SDK instead of </w:t>
       </w:r>
       <w:r>
         <w:rPr>
@@ -2261,7 +2976,7 @@
     </w:p>
     <w:p>
       <w:pPr>
-        <w:pStyle w:val="ListParagraph"/>
+        <w:pStyle w:val="af"/>
         <w:numPr>
           <w:ilvl w:val="1"/>
           <w:numId w:val="3"/>
@@ -2272,6 +2987,7 @@
           <w:bCs/>
         </w:rPr>
       </w:pPr>
+      <w:proofErr w:type="spellStart"/>
       <w:r>
         <w:rPr>
           <w:rFonts w:cs="Arial"/>
@@ -2280,6 +2996,7 @@
         </w:rPr>
         <w:t>RVfpgaLabsSolutions</w:t>
       </w:r>
+      <w:proofErr w:type="spellEnd"/>
       <w:r>
         <w:rPr>
           <w:rFonts w:cs="Arial"/>
@@ -2393,22 +3110,501 @@
     </w:p>
     <w:p>
       <w:pPr>
+        <w:pStyle w:val="af"/>
+        <w:numPr>
+          <w:ilvl w:val="0"/>
+          <w:numId w:val="3"/>
+        </w:numPr>
+        <w:shd w:val="clear" w:color="auto" w:fill="EFE1FF"/>
+        <w:rPr>
+          <w:rFonts w:cs="Arial"/>
+          <w:bCs/>
+        </w:rPr>
+      </w:pPr>
+      <w:proofErr w:type="spellStart"/>
+      <w:r>
         <w:rPr>
           <w:rFonts w:cs="Arial"/>
           <w:b/>
         </w:rPr>
-      </w:pPr>
-    </w:p>
-    <w:p>
-      <w:pPr>
-        <w:pStyle w:val="ListParagraph"/>
+        <w:t>NexysVideo_config</w:t>
+      </w:r>
+      <w:proofErr w:type="spellEnd"/>
+      <w:r>
+        <w:rPr>
+          <w:rFonts w:cs="Arial"/>
+          <w:bCs/>
+        </w:rPr>
+        <w:t xml:space="preserve"> (folder):</w:t>
+      </w:r>
+      <w:r>
+        <w:rPr>
+          <w:rFonts w:cs="Arial" w:hint="eastAsia"/>
+          <w:bCs/>
+          <w:lang w:eastAsia="zh-CN"/>
+        </w:rPr>
+        <w:t xml:space="preserve"> </w:t>
+      </w:r>
+      <w:r>
+        <w:rPr>
+          <w:rFonts w:cs="Arial"/>
+          <w:bCs/>
+        </w:rPr>
+        <w:t xml:space="preserve">Contains </w:t>
+      </w:r>
+      <w:proofErr w:type="spellStart"/>
+      <w:r>
+        <w:rPr>
+          <w:rFonts w:cs="Arial"/>
+          <w:bCs/>
+        </w:rPr>
+        <w:t>OpenOCD</w:t>
+      </w:r>
+      <w:proofErr w:type="spellEnd"/>
+      <w:r>
+        <w:rPr>
+          <w:rFonts w:cs="Arial"/>
+          <w:bCs/>
+        </w:rPr>
+        <w:t xml:space="preserve"> configuration files for the </w:t>
+      </w:r>
+      <w:proofErr w:type="spellStart"/>
+      <w:r>
+        <w:rPr>
+          <w:rFonts w:cs="Arial"/>
+          <w:bCs/>
+        </w:rPr>
+        <w:t>Nexys</w:t>
+      </w:r>
+      <w:proofErr w:type="spellEnd"/>
+      <w:r>
+        <w:rPr>
+          <w:rFonts w:cs="Arial"/>
+          <w:bCs/>
+        </w:rPr>
+        <w:t xml:space="preserve"> Video board.</w:t>
+      </w:r>
+      <w:r>
+        <w:rPr>
+          <w:rFonts w:cs="Arial" w:hint="eastAsia"/>
+          <w:bCs/>
+          <w:lang w:eastAsia="zh-CN"/>
+        </w:rPr>
+        <w:t xml:space="preserve"> </w:t>
+      </w:r>
+      <w:r>
+        <w:rPr>
+          <w:rFonts w:cs="Arial"/>
+          <w:bCs/>
+        </w:rPr>
+        <w:t>These configuration files should be used when debugging with the Catapult SDK, as some of them are not included by default in the Catapult SDK package.</w:t>
+      </w:r>
+    </w:p>
+    <w:p>
+      <w:pPr>
+        <w:rPr>
+          <w:rFonts w:cs="Arial"/>
+          <w:b/>
+        </w:rPr>
+      </w:pPr>
+    </w:p>
+    <w:p>
+      <w:pPr>
+        <w:pStyle w:val="af"/>
+        <w:pBdr>
+          <w:top w:val="single" w:sz="4" w:space="1" w:color="auto"/>
+          <w:left w:val="single" w:sz="4" w:space="4" w:color="auto"/>
+          <w:bottom w:val="single" w:sz="4" w:space="0" w:color="auto"/>
+          <w:right w:val="single" w:sz="4" w:space="4" w:color="auto"/>
+        </w:pBdr>
+        <w:ind w:left="1134" w:right="662"/>
+        <w:rPr>
+          <w:rFonts w:cs="Arial"/>
+          <w:bCs/>
+        </w:rPr>
+      </w:pPr>
+      <w:r>
+        <w:rPr>
+          <w:rFonts w:cs="Arial"/>
+          <w:b/>
+          <w:bCs/>
+        </w:rPr>
+        <w:t xml:space="preserve">IMPORTANT: </w:t>
+      </w:r>
+      <w:r>
+        <w:rPr>
+          <w:rFonts w:cs="Arial"/>
+          <w:bCs/>
+        </w:rPr>
+        <w:t xml:space="preserve">Instructors should remove folder </w:t>
+      </w:r>
+      <w:proofErr w:type="spellStart"/>
+      <w:r>
+        <w:rPr>
+          <w:rFonts w:cs="Arial"/>
+          <w:b/>
+        </w:rPr>
+        <w:t>RVfpgaLabsSolutions</w:t>
+      </w:r>
+      <w:proofErr w:type="spellEnd"/>
+      <w:r>
+        <w:rPr>
+          <w:rFonts w:cs="Arial"/>
+          <w:bCs/>
+        </w:rPr>
+        <w:t xml:space="preserve"> before </w:t>
+      </w:r>
+      <w:r>
+        <w:rPr>
+          <w:rFonts w:cs="Arial"/>
+          <w:bCs/>
+        </w:rPr>
+        <w:t xml:space="preserve">distributing </w:t>
+      </w:r>
+      <w:r>
+        <w:rPr>
+          <w:rFonts w:cs="Arial"/>
+          <w:bCs/>
+        </w:rPr>
+        <w:t xml:space="preserve">RVfpgaEL2 </w:t>
+      </w:r>
+      <w:r>
+        <w:rPr>
+          <w:rFonts w:cs="Arial"/>
+          <w:bCs/>
+        </w:rPr>
+        <w:t>to students.</w:t>
+      </w:r>
+    </w:p>
+    <w:p>
+      <w:pPr>
+        <w:rPr>
+          <w:rFonts w:cs="Arial"/>
+        </w:rPr>
+      </w:pPr>
+    </w:p>
+    <w:p>
+      <w:pPr>
+        <w:rPr>
+          <w:rFonts w:cs="Arial"/>
+          <w:b/>
+          <w:bCs/>
+        </w:rPr>
+      </w:pPr>
+    </w:p>
+    <w:p>
+      <w:pPr>
+        <w:pBdr>
+          <w:top w:val="single" w:sz="4" w:space="1" w:color="000000"/>
+          <w:left w:val="single" w:sz="4" w:space="4" w:color="000000"/>
+          <w:bottom w:val="single" w:sz="4" w:space="1" w:color="000000"/>
+          <w:right w:val="single" w:sz="4" w:space="4" w:color="000000"/>
+        </w:pBdr>
+        <w:rPr>
+          <w:rFonts w:cs="Arial"/>
+        </w:rPr>
+      </w:pPr>
+      <w:r>
+        <w:rPr>
+          <w:rFonts w:cs="Arial"/>
+          <w:b/>
+          <w:bCs/>
+        </w:rPr>
+        <w:t>V</w:t>
+      </w:r>
+      <w:r>
+        <w:rPr>
+          <w:rFonts w:cs="Arial"/>
+          <w:b/>
+          <w:bCs/>
+        </w:rPr>
+        <w:t>ideos</w:t>
+      </w:r>
+      <w:r>
+        <w:rPr>
+          <w:rFonts w:cs="Arial"/>
+          <w:b/>
+          <w:bCs/>
+        </w:rPr>
+        <w:t xml:space="preserve">: </w:t>
+      </w:r>
+      <w:r>
+        <w:rPr>
+          <w:rFonts w:cs="Arial"/>
+        </w:rPr>
+        <w:t xml:space="preserve">In addition to the </w:t>
+      </w:r>
+      <w:proofErr w:type="spellStart"/>
+      <w:r>
+        <w:rPr>
+          <w:rFonts w:cs="Arial"/>
+        </w:rPr>
+        <w:t>RVfpga</w:t>
+      </w:r>
+      <w:proofErr w:type="spellEnd"/>
+      <w:r>
+        <w:rPr>
+          <w:rFonts w:cs="Arial"/>
+        </w:rPr>
+        <w:t xml:space="preserve"> folder and the Virtual Machine, in the Imagination’s YouTube channel we provide videos demonstrating different sections of the GSG and the Labs. These videos are a very good complement to the text explanations and the examples provided throughout the course.</w:t>
+      </w:r>
+    </w:p>
+    <w:p>
+      <w:pPr>
+        <w:rPr>
+          <w:rFonts w:cs="Arial"/>
+        </w:rPr>
+      </w:pPr>
+    </w:p>
+    <w:p/>
+    <w:p>
+      <w:pPr>
+        <w:pStyle w:val="1"/>
+        <w:numPr>
+          <w:ilvl w:val="0"/>
+          <w:numId w:val="4"/>
+        </w:numPr>
+        <w:shd w:val="clear" w:color="auto" w:fill="000000" w:themeFill="text1"/>
+        <w:spacing w:before="0"/>
+        <w:rPr>
+          <w:color w:val="FFFFFF" w:themeColor="background1"/>
+        </w:rPr>
+      </w:pPr>
+      <w:r>
+        <w:t xml:space="preserve">RVfpgaEL2 </w:t>
+      </w:r>
+      <w:r>
+        <w:t>GSG OVERVIEW</w:t>
+      </w:r>
+    </w:p>
+    <w:p/>
+    <w:p>
+      <w:r>
+        <w:lastRenderedPageBreak/>
+        <w:t xml:space="preserve">The </w:t>
+      </w:r>
+      <w:r>
+        <w:t xml:space="preserve">RVfpgaEL2 </w:t>
+      </w:r>
+      <w:r>
+        <w:t>Ge</w:t>
+      </w:r>
+      <w:r>
+        <w:t>tting Started Guide (GSG)</w:t>
+      </w:r>
+      <w:r>
+        <w:t xml:space="preserve"> is the introductory document of the RVfpga</w:t>
+      </w:r>
+      <w:r>
+        <w:t xml:space="preserve">EL2 </w:t>
+      </w:r>
+      <w:r>
+        <w:t xml:space="preserve">materials. </w:t>
+      </w:r>
+      <w:r>
+        <w:t>It can be found inside the platform subfolder (</w:t>
+      </w:r>
+      <w:r>
+        <w:rPr>
+          <w:rFonts w:eastAsia="Arial" w:cs="Arial"/>
+          <w:i/>
+          <w:iCs/>
+          <w:color w:val="000000" w:themeColor="text1"/>
+        </w:rPr>
+        <w:t>[</w:t>
+      </w:r>
+      <w:proofErr w:type="spellStart"/>
+      <w:r>
+        <w:rPr>
+          <w:rFonts w:eastAsia="Arial" w:cs="Arial"/>
+          <w:i/>
+          <w:iCs/>
+          <w:color w:val="000000" w:themeColor="text1"/>
+        </w:rPr>
+        <w:t>RVfpgaBasysPath</w:t>
+      </w:r>
+      <w:proofErr w:type="spellEnd"/>
+      <w:r>
+        <w:rPr>
+          <w:rFonts w:eastAsia="Arial" w:cs="Arial"/>
+          <w:i/>
+          <w:iCs/>
+          <w:color w:val="000000" w:themeColor="text1"/>
+        </w:rPr>
+        <w:t>]</w:t>
+      </w:r>
+      <w:r>
+        <w:rPr>
+          <w:rFonts w:eastAsia="Arial" w:cs="Arial"/>
+          <w:color w:val="000000" w:themeColor="text1"/>
+        </w:rPr>
+        <w:t xml:space="preserve">, </w:t>
+      </w:r>
+      <w:r>
+        <w:rPr>
+          <w:rFonts w:eastAsia="Arial" w:cs="Arial"/>
+          <w:i/>
+          <w:iCs/>
+          <w:color w:val="000000" w:themeColor="text1"/>
+        </w:rPr>
+        <w:t>[</w:t>
+      </w:r>
+      <w:r>
+        <w:rPr>
+          <w:rFonts w:eastAsia="Arial" w:cs="Arial"/>
+          <w:i/>
+          <w:iCs/>
+          <w:color w:val="000000" w:themeColor="text1"/>
+        </w:rPr>
+        <w:t>RVfpgaB</w:t>
+      </w:r>
+      <w:r>
+        <w:rPr>
+          <w:rFonts w:eastAsia="Arial" w:cs="Arial"/>
+          <w:i/>
+          <w:iCs/>
+          <w:color w:val="000000" w:themeColor="text1"/>
+        </w:rPr>
+        <w:t>oolean</w:t>
+      </w:r>
+      <w:r>
+        <w:rPr>
+          <w:rFonts w:eastAsia="Arial" w:cs="Arial"/>
+          <w:i/>
+          <w:iCs/>
+          <w:color w:val="000000" w:themeColor="text1"/>
+        </w:rPr>
+        <w:t>Path</w:t>
+      </w:r>
+      <w:r>
+        <w:rPr>
+          <w:rFonts w:eastAsia="Arial" w:cs="Arial"/>
+          <w:i/>
+          <w:iCs/>
+          <w:color w:val="000000" w:themeColor="text1"/>
+        </w:rPr>
+        <w:t>]</w:t>
+      </w:r>
+      <w:r>
+        <w:rPr>
+          <w:rFonts w:eastAsia="Arial" w:cs="Arial"/>
+          <w:color w:val="000000" w:themeColor="text1"/>
+        </w:rPr>
+        <w:t xml:space="preserve">, </w:t>
+      </w:r>
+      <w:r>
+        <w:rPr>
+          <w:rFonts w:eastAsia="Arial" w:cs="Arial"/>
+          <w:i/>
+          <w:iCs/>
+          <w:color w:val="000000" w:themeColor="text1"/>
+        </w:rPr>
+        <w:t>[</w:t>
+      </w:r>
+      <w:r>
+        <w:rPr>
+          <w:rFonts w:eastAsia="Arial" w:cs="Arial"/>
+          <w:i/>
+          <w:iCs/>
+          <w:color w:val="000000" w:themeColor="text1"/>
+        </w:rPr>
+        <w:t>RVfpgaEL2NexysA7DDRPath</w:t>
+      </w:r>
+      <w:r>
+        <w:rPr>
+          <w:rFonts w:eastAsia="Arial" w:cs="Arial"/>
+          <w:i/>
+          <w:iCs/>
+          <w:color w:val="000000" w:themeColor="text1"/>
+        </w:rPr>
+        <w:t>]</w:t>
+      </w:r>
+      <w:r>
+        <w:rPr>
+          <w:rFonts w:eastAsia="Arial" w:cs="Arial"/>
+          <w:color w:val="000000" w:themeColor="text1"/>
+        </w:rPr>
+        <w:t xml:space="preserve"> or </w:t>
+      </w:r>
+      <w:r>
+        <w:rPr>
+          <w:rFonts w:eastAsia="Arial" w:cs="Arial"/>
+          <w:i/>
+          <w:iCs/>
+          <w:color w:val="000000" w:themeColor="text1"/>
+        </w:rPr>
+        <w:t>[</w:t>
+      </w:r>
+      <w:r>
+        <w:rPr>
+          <w:rFonts w:eastAsia="Arial" w:cs="Arial"/>
+          <w:i/>
+          <w:iCs/>
+          <w:color w:val="000000" w:themeColor="text1"/>
+        </w:rPr>
+        <w:t>RVfpgaEL2NexysA7</w:t>
+      </w:r>
+      <w:r>
+        <w:rPr>
+          <w:rFonts w:eastAsia="Arial" w:cs="Arial"/>
+          <w:i/>
+          <w:iCs/>
+          <w:color w:val="000000" w:themeColor="text1"/>
+        </w:rPr>
+        <w:t>No</w:t>
+      </w:r>
+      <w:r>
+        <w:rPr>
+          <w:rFonts w:eastAsia="Arial" w:cs="Arial"/>
+          <w:i/>
+          <w:iCs/>
+          <w:color w:val="000000" w:themeColor="text1"/>
+        </w:rPr>
+        <w:t>DDRPath</w:t>
+      </w:r>
+      <w:r>
+        <w:rPr>
+          <w:rFonts w:eastAsia="Arial" w:cs="Arial"/>
+          <w:i/>
+          <w:iCs/>
+          <w:color w:val="000000" w:themeColor="text1"/>
+        </w:rPr>
+        <w:t>]</w:t>
+      </w:r>
+      <w:r>
+        <w:t>), at</w:t>
+      </w:r>
+      <w:r>
+        <w:t>:</w:t>
+      </w:r>
+      <w:r>
+        <w:t xml:space="preserve"> </w:t>
+      </w:r>
+      <w:r>
+        <w:rPr>
+          <w:rFonts w:cs="Arial"/>
+          <w:bCs/>
+          <w:i/>
+        </w:rPr>
+        <w:t>Documents/RVfpga_GettingStartedGuide.docx</w:t>
+      </w:r>
+    </w:p>
+    <w:p>
+      <w:pPr>
+        <w:rPr>
+          <w:rFonts w:cs="Arial"/>
+          <w:b/>
+        </w:rPr>
+      </w:pPr>
+    </w:p>
+    <w:p>
+      <w:pPr>
         <w:pBdr>
           <w:top w:val="single" w:sz="4" w:space="1" w:color="auto"/>
           <w:left w:val="single" w:sz="4" w:space="4" w:color="auto"/>
           <w:bottom w:val="single" w:sz="4" w:space="1" w:color="auto"/>
           <w:right w:val="single" w:sz="4" w:space="4" w:color="auto"/>
         </w:pBdr>
-        <w:ind w:left="1134" w:right="662"/>
         <w:rPr>
           <w:rFonts w:cs="Arial"/>
           <w:bCs/>
@@ -2423,118 +3619,632 @@
         <w:t xml:space="preserve">IMPORTANT: </w:t>
       </w:r>
       <w:r>
-        <w:rPr>
-          <w:rFonts w:cs="Arial"/>
-          <w:bCs/>
-        </w:rPr>
-        <w:t xml:space="preserve">Instructors should remove folder </w:t>
-      </w:r>
-      <w:r>
-        <w:rPr>
-          <w:rFonts w:cs="Arial"/>
+        <w:t>Before starting to work with the RVfpga</w:t>
+      </w:r>
+      <w:r>
+        <w:t>EL2</w:t>
+      </w:r>
+      <w:r>
+        <w:t xml:space="preserve"> Labs, you should complete the </w:t>
+      </w:r>
+      <w:r>
+        <w:t xml:space="preserve">RVfpgaEL2 </w:t>
+      </w:r>
+      <w:r>
+        <w:t>Getting Started Guide</w:t>
+      </w:r>
+      <w:r>
+        <w:t xml:space="preserve"> (GSG)</w:t>
+      </w:r>
+      <w:r>
+        <w:t xml:space="preserve">. </w:t>
+      </w:r>
+      <w:r>
+        <w:rPr>
+          <w:rFonts w:cs="Arial"/>
+          <w:bCs/>
+        </w:rPr>
+        <w:t xml:space="preserve"> </w:t>
+      </w:r>
+    </w:p>
+    <w:p/>
+    <w:p>
+      <w:r>
+        <w:t xml:space="preserve">The GSG </w:t>
+      </w:r>
+      <w:r>
+        <w:t>is an extensive</w:t>
+      </w:r>
+      <w:r>
+        <w:t xml:space="preserve"> </w:t>
+      </w:r>
+      <w:r>
+        <w:t>document that includes software</w:t>
+      </w:r>
+      <w:r>
+        <w:t xml:space="preserve"> </w:t>
+      </w:r>
+      <w:r>
+        <w:t>installation instructions, an overview of the RISC-V</w:t>
+      </w:r>
+      <w:r>
+        <w:t xml:space="preserve"> </w:t>
+      </w:r>
+      <w:r>
+        <w:t>architecture and RVfpga</w:t>
+      </w:r>
+      <w:r>
+        <w:t>EL2</w:t>
+      </w:r>
+      <w:r>
+        <w:t xml:space="preserve"> (including in-depth descriptions of</w:t>
+      </w:r>
+      <w:r>
+        <w:t xml:space="preserve"> </w:t>
+      </w:r>
+      <w:r>
+        <w:t xml:space="preserve">the </w:t>
+      </w:r>
+      <w:proofErr w:type="spellStart"/>
+      <w:r>
+        <w:t>VeeRwolf</w:t>
+      </w:r>
+      <w:proofErr w:type="spellEnd"/>
+      <w:r>
+        <w:t xml:space="preserve"> </w:t>
+      </w:r>
+      <w:r>
+        <w:t xml:space="preserve">SoC and </w:t>
+      </w:r>
+      <w:proofErr w:type="spellStart"/>
+      <w:r>
+        <w:t>VeeR</w:t>
+      </w:r>
+      <w:proofErr w:type="spellEnd"/>
+      <w:r>
+        <w:t xml:space="preserve"> EL2 </w:t>
+      </w:r>
+      <w:r>
+        <w:t>core), and instructions</w:t>
+      </w:r>
+      <w:r>
+        <w:t xml:space="preserve"> </w:t>
+      </w:r>
+      <w:r>
+        <w:t xml:space="preserve">about how to write, simulate, and run programs on </w:t>
+      </w:r>
+      <w:r>
+        <w:t xml:space="preserve">RVfpgaEL2 </w:t>
+      </w:r>
+      <w:r>
+        <w:t>both in simulation and, optionally, in hardware on the FPGA board.</w:t>
+      </w:r>
+      <w:r>
+        <w:t xml:space="preserve"> </w:t>
+      </w:r>
+    </w:p>
+    <w:p>
+      <w:r>
+        <w:t>Here is an overview of the GSG contents:</w:t>
+      </w:r>
+    </w:p>
+    <w:p/>
+    <w:p>
+      <w:pPr>
+        <w:pStyle w:val="af"/>
+        <w:numPr>
+          <w:ilvl w:val="3"/>
+          <w:numId w:val="3"/>
+        </w:numPr>
+        <w:ind w:left="360"/>
+      </w:pPr>
+      <w:r>
+        <w:rPr>
           <w:b/>
-        </w:rPr>
-        <w:t>RVfpgaLabsSolutions</w:t>
-      </w:r>
-      <w:r>
-        <w:rPr>
-          <w:rFonts w:cs="Arial"/>
-          <w:bCs/>
-        </w:rPr>
-        <w:t xml:space="preserve"> before </w:t>
-      </w:r>
-      <w:r>
-        <w:rPr>
-          <w:rFonts w:cs="Arial"/>
-          <w:bCs/>
-        </w:rPr>
-        <w:t xml:space="preserve">distributing </w:t>
-      </w:r>
-      <w:r>
-        <w:rPr>
-          <w:rFonts w:cs="Arial"/>
-          <w:bCs/>
-        </w:rPr>
+          <w:bCs/>
+        </w:rPr>
+        <w:t>Section 1</w:t>
+      </w:r>
+      <w:r>
+        <w:rPr>
+          <w:b/>
+          <w:bCs/>
+        </w:rPr>
+        <w:t>:</w:t>
+      </w:r>
+      <w:r>
+        <w:tab/>
+      </w:r>
+      <w:r>
+        <w:tab/>
+      </w:r>
+      <w:r>
+        <w:tab/>
+      </w:r>
+      <w:r>
+        <w:t>A</w:t>
+      </w:r>
+      <w:r>
+        <w:t xml:space="preserve">n overview of the GSG contents, </w:t>
+      </w:r>
+      <w:r>
         <w:t xml:space="preserve">RVfpgaEL2 </w:t>
       </w:r>
       <w:r>
-        <w:rPr>
-          <w:rFonts w:cs="Arial"/>
-          <w:bCs/>
-        </w:rPr>
-        <w:t>to students.</w:t>
-      </w:r>
-    </w:p>
-    <w:p>
-      <w:pPr>
-        <w:rPr>
-          <w:rFonts w:cs="Arial"/>
-        </w:rPr>
-      </w:pPr>
-    </w:p>
-    <w:p>
-      <w:pPr>
-        <w:rPr>
-          <w:rFonts w:cs="Arial"/>
+        <w:t xml:space="preserve">System, </w:t>
+      </w:r>
+    </w:p>
+    <w:p>
+      <w:pPr>
+        <w:pStyle w:val="af"/>
+        <w:ind w:left="2160" w:firstLine="720"/>
+      </w:pPr>
+      <w:r>
+        <w:t>r</w:t>
+      </w:r>
+      <w:r>
+        <w:t>equired</w:t>
+      </w:r>
+      <w:r>
+        <w:t xml:space="preserve"> </w:t>
+      </w:r>
+      <w:r>
+        <w:t xml:space="preserve">software and optional hardware, and expected prior </w:t>
+      </w:r>
+    </w:p>
+    <w:p>
+      <w:pPr>
+        <w:pStyle w:val="af"/>
+        <w:ind w:left="2160" w:firstLine="720"/>
+      </w:pPr>
+      <w:r>
+        <w:t>knowledge.</w:t>
+      </w:r>
+    </w:p>
+    <w:p>
+      <w:pPr>
+        <w:pStyle w:val="af"/>
+        <w:numPr>
+          <w:ilvl w:val="3"/>
+          <w:numId w:val="3"/>
+        </w:numPr>
+        <w:ind w:left="360"/>
+      </w:pPr>
+      <w:r>
+        <w:rPr>
           <w:b/>
           <w:bCs/>
         </w:rPr>
-      </w:pPr>
-    </w:p>
-    <w:p>
-      <w:pPr>
-        <w:pBdr>
-          <w:top w:val="single" w:sz="4" w:space="1" w:color="000000"/>
-          <w:left w:val="single" w:sz="4" w:space="4" w:color="000000"/>
-          <w:bottom w:val="single" w:sz="4" w:space="1" w:color="000000"/>
-          <w:right w:val="single" w:sz="4" w:space="4" w:color="000000"/>
-        </w:pBdr>
-        <w:rPr>
-          <w:rFonts w:cs="Arial"/>
-        </w:rPr>
-      </w:pPr>
-      <w:r>
-        <w:rPr>
-          <w:rFonts w:cs="Arial"/>
+        <w:t xml:space="preserve">Sections </w:t>
+      </w:r>
+      <w:r>
+        <w:rPr>
           <w:b/>
           <w:bCs/>
         </w:rPr>
-        <w:t>V</w:t>
-      </w:r>
-      <w:r>
-        <w:rPr>
-          <w:rFonts w:cs="Arial"/>
+        <w:t>2</w:t>
+      </w:r>
+      <w:r>
+        <w:rPr>
           <w:b/>
           <w:bCs/>
         </w:rPr>
-        <w:t>ideos</w:t>
-      </w:r>
-      <w:r>
-        <w:rPr>
-          <w:rFonts w:cs="Arial"/>
+        <w:t xml:space="preserve"> and </w:t>
+      </w:r>
+      <w:r>
+        <w:rPr>
           <w:b/>
           <w:bCs/>
         </w:rPr>
-        <w:t xml:space="preserve">: </w:t>
-      </w:r>
-      <w:r>
-        <w:rPr>
-          <w:rFonts w:cs="Arial"/>
-        </w:rPr>
-        <w:t>In addition to the RVfpga folder and the Virtual Machine, in the Imagination’s YouTube channel we provide videos demonstrating different sections of the GSG and the Labs. These videos are a very good complement to the text explanations and the examples provided throughout the course.</w:t>
-      </w:r>
-    </w:p>
-    <w:p>
-      <w:pPr>
-        <w:rPr>
-          <w:rFonts w:cs="Arial"/>
-        </w:rPr>
-      </w:pPr>
+        <w:t>3</w:t>
+      </w:r>
+      <w:r>
+        <w:rPr>
+          <w:b/>
+          <w:bCs/>
+        </w:rPr>
+        <w:t>:</w:t>
+      </w:r>
+      <w:r>
+        <w:tab/>
+      </w:r>
+      <w:r>
+        <w:t>A</w:t>
+      </w:r>
+      <w:r>
+        <w:t xml:space="preserve"> brief</w:t>
+      </w:r>
+      <w:r>
+        <w:t xml:space="preserve"> </w:t>
+      </w:r>
+      <w:r>
+        <w:t>introduction to the RISC-V computer architecture, the</w:t>
+      </w:r>
+      <w:r>
+        <w:t xml:space="preserve"> </w:t>
+      </w:r>
+    </w:p>
+    <w:p>
+      <w:pPr>
+        <w:pStyle w:val="af"/>
+        <w:ind w:left="2880"/>
+      </w:pPr>
+      <w:r>
+        <w:t xml:space="preserve">RVfpgaEL2 </w:t>
+      </w:r>
+      <w:r>
+        <w:t>SoC, and the</w:t>
+      </w:r>
+      <w:r>
+        <w:t xml:space="preserve"> </w:t>
+      </w:r>
+      <w:r>
+        <w:t xml:space="preserve">organization of the Verilog and </w:t>
+      </w:r>
+      <w:proofErr w:type="spellStart"/>
+      <w:r>
+        <w:t>SystemVerilog</w:t>
+      </w:r>
+      <w:proofErr w:type="spellEnd"/>
+      <w:r>
+        <w:t xml:space="preserve"> files that make</w:t>
+      </w:r>
+      <w:r>
+        <w:t xml:space="preserve"> </w:t>
+      </w:r>
+      <w:r>
+        <w:t xml:space="preserve">up the </w:t>
+      </w:r>
+      <w:r>
+        <w:t xml:space="preserve">RVfpgaEL2 </w:t>
+      </w:r>
+      <w:r>
+        <w:t>system.</w:t>
+      </w:r>
+      <w:r>
+        <w:t xml:space="preserve"> </w:t>
+      </w:r>
+      <w:r>
+        <w:t xml:space="preserve"> </w:t>
+      </w:r>
+    </w:p>
+    <w:p>
+      <w:pPr>
+        <w:pStyle w:val="af"/>
+        <w:numPr>
+          <w:ilvl w:val="3"/>
+          <w:numId w:val="3"/>
+        </w:numPr>
+        <w:ind w:left="360"/>
+      </w:pPr>
+      <w:r>
+        <w:rPr>
+          <w:b/>
+          <w:bCs/>
+        </w:rPr>
+        <w:t>Section</w:t>
+      </w:r>
+      <w:r>
+        <w:rPr>
+          <w:b/>
+          <w:bCs/>
+        </w:rPr>
+        <w:t xml:space="preserve"> </w:t>
+      </w:r>
+      <w:r>
+        <w:rPr>
+          <w:b/>
+          <w:bCs/>
+        </w:rPr>
+        <w:t>4</w:t>
+      </w:r>
+      <w:r>
+        <w:rPr>
+          <w:b/>
+          <w:bCs/>
+        </w:rPr>
+        <w:t>:</w:t>
+      </w:r>
+      <w:r>
+        <w:t xml:space="preserve"> </w:t>
+      </w:r>
+      <w:r>
+        <w:tab/>
+      </w:r>
+      <w:r>
+        <w:tab/>
+      </w:r>
+      <w:r>
+        <w:t xml:space="preserve">Shows </w:t>
+      </w:r>
+      <w:r>
+        <w:t xml:space="preserve">how to install </w:t>
+      </w:r>
+      <w:proofErr w:type="gramStart"/>
+      <w:r>
+        <w:t>all of</w:t>
+      </w:r>
+      <w:proofErr w:type="gramEnd"/>
+      <w:r>
+        <w:t xml:space="preserve"> </w:t>
+      </w:r>
+      <w:r>
+        <w:t>the software tools needed to use</w:t>
+      </w:r>
+      <w:r>
+        <w:t xml:space="preserve"> </w:t>
+      </w:r>
+    </w:p>
+    <w:p>
+      <w:pPr>
+        <w:pStyle w:val="af"/>
+        <w:ind w:left="2520" w:firstLine="360"/>
+      </w:pPr>
+      <w:r>
+        <w:t xml:space="preserve">RVfpgaEL2 </w:t>
+      </w:r>
+      <w:r>
+        <w:t>both in simulation and hardware</w:t>
+      </w:r>
+      <w:r>
+        <w:t xml:space="preserve">. </w:t>
+      </w:r>
+    </w:p>
+    <w:p>
+      <w:pPr>
+        <w:pStyle w:val="af"/>
+        <w:numPr>
+          <w:ilvl w:val="3"/>
+          <w:numId w:val="3"/>
+        </w:numPr>
+        <w:ind w:left="360"/>
+      </w:pPr>
+      <w:r>
+        <w:rPr>
+          <w:b/>
+          <w:bCs/>
+        </w:rPr>
+        <w:t xml:space="preserve">Section </w:t>
+      </w:r>
+      <w:r>
+        <w:rPr>
+          <w:b/>
+          <w:bCs/>
+        </w:rPr>
+        <w:t>5</w:t>
+      </w:r>
+      <w:r>
+        <w:t>:</w:t>
+      </w:r>
+      <w:r>
+        <w:tab/>
+      </w:r>
+      <w:r>
+        <w:tab/>
+      </w:r>
+      <w:r>
+        <w:tab/>
+      </w:r>
+      <w:r>
+        <w:t xml:space="preserve">Shows </w:t>
+      </w:r>
+      <w:r>
+        <w:t xml:space="preserve">how to use </w:t>
+      </w:r>
+      <w:r>
+        <w:t xml:space="preserve">Catapult SDK </w:t>
+      </w:r>
+      <w:r>
+        <w:t>to both</w:t>
+      </w:r>
+      <w:r>
+        <w:t xml:space="preserve"> </w:t>
+      </w:r>
+      <w:r>
+        <w:t xml:space="preserve">download the </w:t>
+      </w:r>
+    </w:p>
+    <w:p>
+      <w:pPr>
+        <w:pStyle w:val="af"/>
+        <w:ind w:left="2880"/>
+      </w:pPr>
+      <w:r>
+        <w:t xml:space="preserve">RVfpgaEL2 </w:t>
+      </w:r>
+      <w:r>
+        <w:t>SoC onto the FPGA board and download and run several example programs</w:t>
+      </w:r>
+      <w:r>
+        <w:t xml:space="preserve"> </w:t>
+      </w:r>
+      <w:r>
+        <w:t>on RVfpga</w:t>
+      </w:r>
+      <w:r>
+        <w:t>EL2</w:t>
+      </w:r>
+      <w:r>
+        <w:t xml:space="preserve">. </w:t>
+      </w:r>
+    </w:p>
+    <w:p>
+      <w:pPr>
+        <w:pStyle w:val="af"/>
+        <w:numPr>
+          <w:ilvl w:val="3"/>
+          <w:numId w:val="3"/>
+        </w:numPr>
+        <w:ind w:left="360"/>
+      </w:pPr>
+      <w:r>
+        <w:rPr>
+          <w:b/>
+          <w:bCs/>
+        </w:rPr>
+        <w:t xml:space="preserve">Sections </w:t>
+      </w:r>
+      <w:r>
+        <w:rPr>
+          <w:b/>
+          <w:bCs/>
+        </w:rPr>
+        <w:t>6</w:t>
+      </w:r>
+      <w:r>
+        <w:rPr>
+          <w:b/>
+          <w:bCs/>
+        </w:rPr>
+        <w:t xml:space="preserve"> </w:t>
+      </w:r>
+      <w:r>
+        <w:rPr>
+          <w:b/>
+          <w:bCs/>
+        </w:rPr>
+        <w:t>-</w:t>
+      </w:r>
+      <w:r>
+        <w:rPr>
+          <w:b/>
+          <w:bCs/>
+        </w:rPr>
+        <w:t xml:space="preserve"> 9</w:t>
+      </w:r>
+      <w:r>
+        <w:rPr>
+          <w:b/>
+          <w:bCs/>
+        </w:rPr>
+        <w:t>:</w:t>
+      </w:r>
+      <w:r>
+        <w:rPr>
+          <w:b/>
+          <w:bCs/>
+        </w:rPr>
+        <w:t xml:space="preserve"> </w:t>
+      </w:r>
+      <w:r>
+        <w:tab/>
+      </w:r>
+      <w:r>
+        <w:tab/>
+      </w:r>
+      <w:r>
+        <w:t xml:space="preserve">Show </w:t>
+      </w:r>
+      <w:r>
+        <w:t xml:space="preserve">how to simulate </w:t>
+      </w:r>
+      <w:r>
+        <w:t xml:space="preserve">RVfpgaEL2 </w:t>
+      </w:r>
+      <w:r>
+        <w:t xml:space="preserve">source code (Verilog and </w:t>
+      </w:r>
+    </w:p>
+    <w:p>
+      <w:pPr>
+        <w:pStyle w:val="af"/>
+        <w:ind w:left="2880"/>
+      </w:pPr>
+      <w:proofErr w:type="spellStart"/>
+      <w:r>
+        <w:t>SystemVerilog</w:t>
+      </w:r>
+      <w:proofErr w:type="spellEnd"/>
+      <w:r>
+        <w:t>)</w:t>
+      </w:r>
+      <w:r>
+        <w:t xml:space="preserve"> using </w:t>
+      </w:r>
+      <w:proofErr w:type="spellStart"/>
+      <w:r>
+        <w:t>Verilator</w:t>
+      </w:r>
+      <w:proofErr w:type="spellEnd"/>
+      <w:r>
+        <w:t xml:space="preserve"> with three different simulators (RVfpgaEL2-Trace, RVfpgaEL2-ViDBo and RVfpgaEL2-Pipeline)</w:t>
+      </w:r>
+      <w:r>
+        <w:t xml:space="preserve"> and how</w:t>
+      </w:r>
+      <w:r>
+        <w:t xml:space="preserve"> </w:t>
+      </w:r>
+      <w:r>
+        <w:t>to simulate RISC-V code on the Whisper instruction set</w:t>
+      </w:r>
+      <w:r>
+        <w:t xml:space="preserve"> </w:t>
+      </w:r>
+      <w:r>
+        <w:t>simulator (ISS).</w:t>
+      </w:r>
+      <w:r>
+        <w:t xml:space="preserve"> </w:t>
+      </w:r>
+    </w:p>
+    <w:p>
+      <w:pPr>
+        <w:pStyle w:val="af"/>
+        <w:numPr>
+          <w:ilvl w:val="3"/>
+          <w:numId w:val="3"/>
+        </w:numPr>
+        <w:ind w:left="360"/>
+      </w:pPr>
+      <w:r>
+        <w:rPr>
+          <w:b/>
+          <w:bCs/>
+        </w:rPr>
+        <w:t>Appendices:</w:t>
+      </w:r>
+      <w:r>
+        <w:t xml:space="preserve"> </w:t>
+      </w:r>
+      <w:r>
+        <w:tab/>
+      </w:r>
+      <w:r>
+        <w:tab/>
+      </w:r>
+      <w:r>
+        <w:t>The Getting Started Guide also includes appendices t</w:t>
+      </w:r>
+      <w:r>
+        <w:t>hat</w:t>
+      </w:r>
+      <w:r>
+        <w:t xml:space="preserve"> </w:t>
+      </w:r>
+    </w:p>
+    <w:p>
+      <w:pPr>
+        <w:ind w:left="2880"/>
+      </w:pPr>
+      <w:r>
+        <w:t xml:space="preserve">show </w:t>
+      </w:r>
+      <w:r>
+        <w:t>additional features such as how to install the required tools</w:t>
+      </w:r>
+      <w:r>
+        <w:t xml:space="preserve"> </w:t>
+      </w:r>
+      <w:r>
+        <w:t>on Windows and macOS machines.</w:t>
+      </w:r>
     </w:p>
     <w:p/>
-    <w:p>
-      <w:pPr>
-        <w:pStyle w:val="Heading1"/>
+    <w:p/>
+    <w:p>
+      <w:pPr>
+        <w:pStyle w:val="1"/>
         <w:numPr>
           <w:ilvl w:val="0"/>
           <w:numId w:val="4"/>
@@ -2549,11 +4259,18 @@
         <w:t xml:space="preserve">RVfpgaEL2 </w:t>
       </w:r>
       <w:r>
-        <w:t>GSG OVERVIEW</w:t>
+        <w:t>LABS OVERVIEW</w:t>
       </w:r>
     </w:p>
     <w:p/>
-    <w:p>
+    <w:bookmarkEnd w:id="2"/>
+    <w:bookmarkEnd w:id="3"/>
+    <w:p>
+      <w:pPr>
+        <w:rPr>
+          <w:rFonts w:cs="Arial"/>
+        </w:rPr>
+      </w:pPr>
       <w:r>
         <w:t xml:space="preserve">The </w:t>
       </w:r>
@@ -2561,22 +4278,129 @@
         <w:t xml:space="preserve">RVfpgaEL2 </w:t>
       </w:r>
       <w:r>
-        <w:t>Ge</w:t>
-      </w:r>
-      <w:r>
-        <w:t>tting Started Guide (GSG)</w:t>
-      </w:r>
-      <w:r>
-        <w:t xml:space="preserve"> is the introductory document of the RVfpga</w:t>
-      </w:r>
-      <w:r>
-        <w:t xml:space="preserve">EL2 </w:t>
-      </w:r>
-      <w:r>
-        <w:t xml:space="preserve">materials. </w:t>
-      </w:r>
-      <w:r>
-        <w:t>It can be found inside the platform subfolder (</w:t>
+        <w:t>Labs</w:t>
+      </w:r>
+      <w:r>
+        <w:t xml:space="preserve">, listed in </w:t>
+      </w:r>
+      <w:r>
+        <w:rPr>
+          <w:rFonts w:cs="Arial"/>
+        </w:rPr>
+        <w:fldChar w:fldCharType="begin"/>
+      </w:r>
+      <w:r>
+        <w:rPr>
+          <w:rFonts w:cs="Arial"/>
+        </w:rPr>
+        <w:instrText xml:space="preserve"> REF _Ref87939179 \h </w:instrText>
+      </w:r>
+      <w:r>
+        <w:rPr>
+          <w:rFonts w:cs="Arial"/>
+        </w:rPr>
+      </w:r>
+      <w:r>
+        <w:rPr>
+          <w:rFonts w:cs="Arial"/>
+        </w:rPr>
+        <w:fldChar w:fldCharType="separate"/>
+      </w:r>
+      <w:r>
+        <w:t xml:space="preserve">Table </w:t>
+      </w:r>
+      <w:r>
+        <w:rPr>
+          <w:noProof/>
+        </w:rPr>
+        <w:t>1</w:t>
+      </w:r>
+      <w:r>
+        <w:rPr>
+          <w:rFonts w:cs="Arial"/>
+        </w:rPr>
+        <w:fldChar w:fldCharType="end"/>
+      </w:r>
+      <w:r>
+        <w:rPr>
+          <w:rFonts w:cs="Arial"/>
+        </w:rPr>
+        <w:t>,</w:t>
+      </w:r>
+      <w:r>
+        <w:t xml:space="preserve"> provide hands-on understanding of RISC-V hardware and software</w:t>
+      </w:r>
+      <w:r>
+        <w:t xml:space="preserve"> (</w:t>
+      </w:r>
+      <w:r>
+        <w:t xml:space="preserve">remember that </w:t>
+      </w:r>
+      <w:r>
+        <w:t>b</w:t>
+      </w:r>
+      <w:r>
+        <w:rPr>
+          <w:rFonts w:cs="Arial"/>
+        </w:rPr>
+        <w:t xml:space="preserve">efore starting </w:t>
+      </w:r>
+      <w:r>
+        <w:rPr>
+          <w:rFonts w:cs="Arial"/>
+        </w:rPr>
+        <w:t xml:space="preserve">to work with the </w:t>
+      </w:r>
+      <w:r>
+        <w:rPr>
+          <w:rFonts w:cs="Arial"/>
+        </w:rPr>
+        <w:t xml:space="preserve">RVfpgaEL2 </w:t>
+      </w:r>
+      <w:r>
+        <w:rPr>
+          <w:rFonts w:cs="Arial"/>
+        </w:rPr>
+        <w:t xml:space="preserve">Labs, you must complete the </w:t>
+      </w:r>
+      <w:r>
+        <w:rPr>
+          <w:rFonts w:cs="Arial"/>
+        </w:rPr>
+        <w:t xml:space="preserve">RVfpgaEL2 </w:t>
+      </w:r>
+      <w:r>
+        <w:rPr>
+          <w:rFonts w:cs="Arial"/>
+        </w:rPr>
+        <w:t>Getting Started Guide</w:t>
+      </w:r>
+      <w:r>
+        <w:rPr>
+          <w:rFonts w:cs="Arial"/>
+        </w:rPr>
+        <w:t xml:space="preserve">). </w:t>
+      </w:r>
+      <w:r>
+        <w:rPr>
+          <w:rFonts w:cs="Arial"/>
+        </w:rPr>
+        <w:t xml:space="preserve">The </w:t>
+      </w:r>
+      <w:r>
+        <w:rPr>
+          <w:rFonts w:cs="Arial"/>
+        </w:rPr>
+        <w:t xml:space="preserve">RVfpgaEL2 </w:t>
+      </w:r>
+      <w:r>
+        <w:rPr>
+          <w:rFonts w:cs="Arial"/>
+        </w:rPr>
+        <w:t xml:space="preserve">Labs materials </w:t>
+      </w:r>
+      <w:r>
+        <w:t>can be found inside the platform subfolder (</w:t>
       </w:r>
       <w:r>
         <w:rPr>
@@ -2587,6 +4411,7 @@
         </w:rPr>
         <w:t>[</w:t>
       </w:r>
+      <w:proofErr w:type="spellStart"/>
       <w:r>
         <w:rPr>
           <w:rFonts w:eastAsia="Arial" w:cs="Arial"/>
@@ -2596,6 +4421,7 @@
         </w:rPr>
         <w:t>RVfpgaBasysPath</w:t>
       </w:r>
+      <w:proofErr w:type="spellEnd"/>
       <w:r>
         <w:rPr>
           <w:rFonts w:eastAsia="Arial" w:cs="Arial"/>
@@ -2619,7 +4445,14 @@
           <w:iCs/>
           <w:color w:val="000000" w:themeColor="text1"/>
         </w:rPr>
-        <w:t>[</w:t>
+        <w:t>[RVfpgaBooleanPath]</w:t>
+      </w:r>
+      <w:r>
+        <w:rPr>
+          <w:rFonts w:eastAsia="Arial" w:cs="Arial"/>
+          <w:color w:val="000000" w:themeColor="text1"/>
+        </w:rPr>
+        <w:t xml:space="preserve">, </w:t>
       </w:r>
       <w:r>
         <w:rPr>
@@ -2628,7 +4461,14 @@
           <w:iCs/>
           <w:color w:val="000000" w:themeColor="text1"/>
         </w:rPr>
-        <w:t>RVfpgaB</w:t>
+        <w:t>[RVfpgaEL2NexysA7DDRPath]</w:t>
+      </w:r>
+      <w:r>
+        <w:rPr>
+          <w:rFonts w:eastAsia="Arial" w:cs="Arial"/>
+          <w:color w:val="000000" w:themeColor="text1"/>
+        </w:rPr>
+        <w:t xml:space="preserve"> or </w:t>
       </w:r>
       <w:r>
         <w:rPr>
@@ -2637,979 +4477,19 @@
           <w:iCs/>
           <w:color w:val="000000" w:themeColor="text1"/>
         </w:rPr>
-        <w:t>oolean</w:t>
-      </w:r>
-      <w:r>
-        <w:rPr>
-          <w:rFonts w:eastAsia="Arial" w:cs="Arial"/>
+        <w:t>[RVfpgaEL2NexysA7NoDDRPath]</w:t>
+      </w:r>
+      <w:r>
+        <w:t xml:space="preserve">), in the </w:t>
+      </w:r>
+      <w:r>
+        <w:rPr>
           <w:i/>
           <w:iCs/>
-          <w:color w:val="000000" w:themeColor="text1"/>
-        </w:rPr>
-        <w:t>Path</w:t>
-      </w:r>
-      <w:r>
-        <w:rPr>
-          <w:rFonts w:eastAsia="Arial" w:cs="Arial"/>
-          <w:i/>
-          <w:iCs/>
-          <w:color w:val="000000" w:themeColor="text1"/>
-        </w:rPr>
-        <w:t>]</w:t>
-      </w:r>
-      <w:r>
-        <w:rPr>
-          <w:rFonts w:eastAsia="Arial" w:cs="Arial"/>
-          <w:color w:val="000000" w:themeColor="text1"/>
-        </w:rPr>
-        <w:t xml:space="preserve">, </w:t>
-      </w:r>
-      <w:r>
-        <w:rPr>
-          <w:rFonts w:eastAsia="Arial" w:cs="Arial"/>
-          <w:i/>
-          <w:iCs/>
-          <w:color w:val="000000" w:themeColor="text1"/>
-        </w:rPr>
-        <w:t>[</w:t>
-      </w:r>
-      <w:r>
-        <w:rPr>
-          <w:rFonts w:eastAsia="Arial" w:cs="Arial"/>
-          <w:i/>
-          <w:iCs/>
-          <w:color w:val="000000" w:themeColor="text1"/>
-        </w:rPr>
-        <w:t>RVfpgaEL2NexysA7DDRPath</w:t>
-      </w:r>
-      <w:r>
-        <w:rPr>
-          <w:rFonts w:eastAsia="Arial" w:cs="Arial"/>
-          <w:i/>
-          <w:iCs/>
-          <w:color w:val="000000" w:themeColor="text1"/>
-        </w:rPr>
-        <w:t>]</w:t>
-      </w:r>
-      <w:r>
-        <w:rPr>
-          <w:rFonts w:eastAsia="Arial" w:cs="Arial"/>
-          <w:color w:val="000000" w:themeColor="text1"/>
-        </w:rPr>
-        <w:t xml:space="preserve"> or </w:t>
-      </w:r>
-      <w:r>
-        <w:rPr>
-          <w:rFonts w:eastAsia="Arial" w:cs="Arial"/>
-          <w:i/>
-          <w:iCs/>
-          <w:color w:val="000000" w:themeColor="text1"/>
-        </w:rPr>
-        <w:t>[</w:t>
-      </w:r>
-      <w:r>
-        <w:rPr>
-          <w:rFonts w:eastAsia="Arial" w:cs="Arial"/>
-          <w:i/>
-          <w:iCs/>
-          <w:color w:val="000000" w:themeColor="text1"/>
-        </w:rPr>
-        <w:t>RVfpgaEL2NexysA7</w:t>
-      </w:r>
-      <w:r>
-        <w:rPr>
-          <w:rFonts w:eastAsia="Arial" w:cs="Arial"/>
-          <w:i/>
-          <w:iCs/>
-          <w:color w:val="000000" w:themeColor="text1"/>
-        </w:rPr>
-        <w:t>No</w:t>
-      </w:r>
-      <w:r>
-        <w:rPr>
-          <w:rFonts w:eastAsia="Arial" w:cs="Arial"/>
-          <w:i/>
-          <w:iCs/>
-          <w:color w:val="000000" w:themeColor="text1"/>
-        </w:rPr>
-        <w:t>DDRPath</w:t>
-      </w:r>
-      <w:r>
-        <w:rPr>
-          <w:rFonts w:eastAsia="Arial" w:cs="Arial"/>
-          <w:i/>
-          <w:iCs/>
-          <w:color w:val="000000" w:themeColor="text1"/>
-        </w:rPr>
-        <w:t>]</w:t>
-      </w:r>
-      <w:r>
-        <w:t>), at</w:t>
-      </w:r>
-      <w:r>
-        <w:t>:</w:t>
-      </w:r>
-      <w:r>
-        <w:t xml:space="preserve"> </w:t>
-      </w:r>
-      <w:r>
-        <w:rPr>
-          <w:rFonts w:cs="Arial"/>
-          <w:bCs/>
-          <w:i/>
-        </w:rPr>
-        <w:t>Documents/RVfpga_GettingStartedGuide.docx</w:t>
-      </w:r>
-    </w:p>
-    <w:p>
-      <w:pPr>
-        <w:rPr>
-          <w:rFonts w:cs="Arial"/>
-          <w:b/>
-        </w:rPr>
-      </w:pPr>
-    </w:p>
-    <w:p>
-      <w:pPr>
-        <w:pBdr>
-          <w:top w:val="single" w:sz="4" w:space="1" w:color="auto"/>
-          <w:left w:val="single" w:sz="4" w:space="4" w:color="auto"/>
-          <w:bottom w:val="single" w:sz="4" w:space="1" w:color="auto"/>
-          <w:right w:val="single" w:sz="4" w:space="4" w:color="auto"/>
-        </w:pBdr>
-        <w:rPr>
-          <w:rFonts w:cs="Arial"/>
-          <w:bCs/>
-        </w:rPr>
-      </w:pPr>
-      <w:r>
-        <w:rPr>
-          <w:rFonts w:cs="Arial"/>
-          <w:b/>
-          <w:bCs/>
-        </w:rPr>
-        <w:t xml:space="preserve">IMPORTANT: </w:t>
-      </w:r>
-      <w:r>
-        <w:t>Before starting to work with the RVfpga</w:t>
-      </w:r>
-      <w:r>
-        <w:t>EL2</w:t>
-      </w:r>
-      <w:r>
-        <w:t xml:space="preserve"> Labs, you should complete the </w:t>
-      </w:r>
-      <w:r>
-        <w:t xml:space="preserve">RVfpgaEL2 </w:t>
-      </w:r>
-      <w:r>
-        <w:t>Getting Started Guide</w:t>
-      </w:r>
-      <w:r>
-        <w:t xml:space="preserve"> (GSG)</w:t>
-      </w:r>
-      <w:r>
-        <w:t xml:space="preserve">. </w:t>
-      </w:r>
-      <w:r>
-        <w:rPr>
-          <w:rFonts w:cs="Arial"/>
-          <w:bCs/>
-        </w:rPr>
-        <w:t xml:space="preserve"> </w:t>
-      </w:r>
-    </w:p>
-    <w:p/>
-    <w:p>
-      <w:r>
-        <w:lastRenderedPageBreak/>
-        <w:t xml:space="preserve">The GSG </w:t>
-      </w:r>
-      <w:r>
-        <w:t>is an extensive</w:t>
-      </w:r>
-      <w:r>
-        <w:t xml:space="preserve"> </w:t>
-      </w:r>
-      <w:r>
-        <w:t>document that includes software</w:t>
-      </w:r>
-      <w:r>
-        <w:t xml:space="preserve"> </w:t>
-      </w:r>
-      <w:r>
-        <w:t>installation instructions, an overview of the RISC-V</w:t>
-      </w:r>
-      <w:r>
-        <w:t xml:space="preserve"> </w:t>
-      </w:r>
-      <w:r>
-        <w:t>architecture and RVfpga</w:t>
-      </w:r>
-      <w:r>
-        <w:t>EL2</w:t>
-      </w:r>
-      <w:r>
-        <w:t xml:space="preserve"> (including in-depth descriptions of</w:t>
-      </w:r>
-      <w:r>
-        <w:t xml:space="preserve"> </w:t>
-      </w:r>
-      <w:r>
-        <w:t xml:space="preserve">the </w:t>
-      </w:r>
-      <w:r>
-        <w:t xml:space="preserve">VeeRwolf </w:t>
-      </w:r>
-      <w:r>
-        <w:t xml:space="preserve">SoC and </w:t>
-      </w:r>
-      <w:r>
-        <w:t xml:space="preserve">VeeR EL2 </w:t>
-      </w:r>
-      <w:r>
-        <w:t>core), and instructions</w:t>
-      </w:r>
-      <w:r>
-        <w:t xml:space="preserve"> </w:t>
-      </w:r>
-      <w:r>
-        <w:t xml:space="preserve">about how to write, simulate, and run programs on </w:t>
-      </w:r>
-      <w:r>
-        <w:t xml:space="preserve">RVfpgaEL2 </w:t>
-      </w:r>
-      <w:r>
-        <w:t>both in simulation and, optionally, in hardware on the FPGA board.</w:t>
-      </w:r>
-      <w:r>
-        <w:t xml:space="preserve"> </w:t>
-      </w:r>
-    </w:p>
-    <w:p>
-      <w:r>
-        <w:t>Here is an overview of the GSG contents:</w:t>
-      </w:r>
-    </w:p>
-    <w:p/>
-    <w:p>
-      <w:pPr>
-        <w:pStyle w:val="ListParagraph"/>
-        <w:numPr>
-          <w:ilvl w:val="3"/>
-          <w:numId w:val="3"/>
-        </w:numPr>
-        <w:ind w:left="360"/>
-      </w:pPr>
-      <w:r>
-        <w:rPr>
-          <w:b/>
-          <w:bCs/>
-        </w:rPr>
-        <w:t>Section 1</w:t>
-      </w:r>
-      <w:r>
-        <w:rPr>
-          <w:b/>
-          <w:bCs/>
-        </w:rPr>
-        <w:t>:</w:t>
-      </w:r>
-      <w:r>
-        <w:tab/>
-      </w:r>
-      <w:r>
-        <w:tab/>
-      </w:r>
-      <w:r>
-        <w:tab/>
-      </w:r>
-      <w:r>
-        <w:t>A</w:t>
-      </w:r>
-      <w:r>
-        <w:t xml:space="preserve">n overview of the GSG contents, </w:t>
-      </w:r>
-      <w:r>
-        <w:t xml:space="preserve">RVfpgaEL2 </w:t>
-      </w:r>
-      <w:r>
-        <w:t xml:space="preserve">System, </w:t>
-      </w:r>
-    </w:p>
-    <w:p>
-      <w:pPr>
-        <w:pStyle w:val="ListParagraph"/>
-        <w:ind w:left="2160" w:firstLine="720"/>
-      </w:pPr>
-      <w:r>
-        <w:t>r</w:t>
-      </w:r>
-      <w:r>
-        <w:t>equired</w:t>
-      </w:r>
-      <w:r>
-        <w:t xml:space="preserve"> </w:t>
-      </w:r>
-      <w:r>
-        <w:t xml:space="preserve">software and optional hardware, and expected prior </w:t>
-      </w:r>
-    </w:p>
-    <w:p>
-      <w:pPr>
-        <w:pStyle w:val="ListParagraph"/>
-        <w:ind w:left="2160" w:firstLine="720"/>
-      </w:pPr>
-      <w:r>
-        <w:t>knowledge.</w:t>
-      </w:r>
-    </w:p>
-    <w:p>
-      <w:pPr>
-        <w:pStyle w:val="ListParagraph"/>
-        <w:numPr>
-          <w:ilvl w:val="3"/>
-          <w:numId w:val="3"/>
-        </w:numPr>
-        <w:ind w:left="360"/>
-      </w:pPr>
-      <w:r>
-        <w:rPr>
-          <w:b/>
-          <w:bCs/>
-        </w:rPr>
-        <w:t xml:space="preserve">Sections </w:t>
-      </w:r>
-      <w:r>
-        <w:rPr>
-          <w:b/>
-          <w:bCs/>
-        </w:rPr>
-        <w:t>2</w:t>
-      </w:r>
-      <w:r>
-        <w:rPr>
-          <w:b/>
-          <w:bCs/>
-        </w:rPr>
-        <w:t xml:space="preserve"> and </w:t>
-      </w:r>
-      <w:r>
-        <w:rPr>
-          <w:b/>
-          <w:bCs/>
-        </w:rPr>
-        <w:t>3</w:t>
-      </w:r>
-      <w:r>
-        <w:rPr>
-          <w:b/>
-          <w:bCs/>
-        </w:rPr>
-        <w:t>:</w:t>
-      </w:r>
-      <w:r>
-        <w:tab/>
-      </w:r>
-      <w:r>
-        <w:t>A</w:t>
-      </w:r>
-      <w:r>
-        <w:t xml:space="preserve"> brief</w:t>
-      </w:r>
-      <w:r>
-        <w:t xml:space="preserve"> </w:t>
-      </w:r>
-      <w:r>
-        <w:t>introduction to the RISC-V computer architecture, the</w:t>
-      </w:r>
-      <w:r>
-        <w:t xml:space="preserve"> </w:t>
-      </w:r>
-    </w:p>
-    <w:p>
-      <w:pPr>
-        <w:pStyle w:val="ListParagraph"/>
-        <w:ind w:left="2880"/>
-      </w:pPr>
-      <w:r>
-        <w:t xml:space="preserve">RVfpgaEL2 </w:t>
-      </w:r>
-      <w:r>
-        <w:t>SoC, and the</w:t>
-      </w:r>
-      <w:r>
-        <w:t xml:space="preserve"> </w:t>
-      </w:r>
-      <w:r>
-        <w:t>organization of the Verilog and SystemVerilog files that make</w:t>
-      </w:r>
-      <w:r>
-        <w:t xml:space="preserve"> </w:t>
-      </w:r>
-      <w:r>
-        <w:t xml:space="preserve">up the </w:t>
-      </w:r>
-      <w:r>
-        <w:t xml:space="preserve">RVfpgaEL2 </w:t>
-      </w:r>
-      <w:r>
-        <w:t>system.</w:t>
-      </w:r>
-      <w:r>
-        <w:t xml:space="preserve"> </w:t>
-      </w:r>
-      <w:r>
-        <w:t xml:space="preserve"> </w:t>
-      </w:r>
-    </w:p>
-    <w:p>
-      <w:pPr>
-        <w:pStyle w:val="ListParagraph"/>
-        <w:numPr>
-          <w:ilvl w:val="3"/>
-          <w:numId w:val="3"/>
-        </w:numPr>
-        <w:ind w:left="360"/>
-      </w:pPr>
-      <w:r>
-        <w:rPr>
-          <w:b/>
-          <w:bCs/>
-        </w:rPr>
-        <w:t>Section</w:t>
-      </w:r>
-      <w:r>
-        <w:rPr>
-          <w:b/>
-          <w:bCs/>
-        </w:rPr>
-        <w:t xml:space="preserve"> </w:t>
-      </w:r>
-      <w:r>
-        <w:rPr>
-          <w:b/>
-          <w:bCs/>
-        </w:rPr>
-        <w:t>4</w:t>
-      </w:r>
-      <w:r>
-        <w:rPr>
-          <w:b/>
-          <w:bCs/>
-        </w:rPr>
-        <w:t>:</w:t>
-      </w:r>
-      <w:r>
-        <w:t xml:space="preserve"> </w:t>
-      </w:r>
-      <w:r>
-        <w:tab/>
-      </w:r>
-      <w:r>
-        <w:tab/>
-      </w:r>
-      <w:r>
-        <w:t xml:space="preserve">Shows </w:t>
-      </w:r>
-      <w:r>
-        <w:t xml:space="preserve">how to install </w:t>
-      </w:r>
-      <w:r>
-        <w:t xml:space="preserve">all of </w:t>
-      </w:r>
-      <w:r>
-        <w:t>the software tools needed to use</w:t>
-      </w:r>
-      <w:r>
-        <w:t xml:space="preserve"> </w:t>
-      </w:r>
-    </w:p>
-    <w:p>
-      <w:pPr>
-        <w:pStyle w:val="ListParagraph"/>
-        <w:ind w:left="2520" w:firstLine="360"/>
-      </w:pPr>
-      <w:r>
-        <w:t xml:space="preserve">RVfpgaEL2 </w:t>
-      </w:r>
-      <w:r>
-        <w:t>both in simulation and hardware</w:t>
-      </w:r>
-      <w:r>
-        <w:t xml:space="preserve">. </w:t>
-      </w:r>
-    </w:p>
-    <w:p>
-      <w:pPr>
-        <w:pStyle w:val="ListParagraph"/>
-        <w:numPr>
-          <w:ilvl w:val="3"/>
-          <w:numId w:val="3"/>
-        </w:numPr>
-        <w:ind w:left="360"/>
-      </w:pPr>
-      <w:r>
-        <w:rPr>
-          <w:b/>
-          <w:bCs/>
-        </w:rPr>
-        <w:t xml:space="preserve">Section </w:t>
-      </w:r>
-      <w:r>
-        <w:rPr>
-          <w:b/>
-          <w:bCs/>
-        </w:rPr>
-        <w:t>5</w:t>
-      </w:r>
-      <w:r>
-        <w:t>:</w:t>
-      </w:r>
-      <w:r>
-        <w:tab/>
-      </w:r>
-      <w:r>
-        <w:tab/>
-      </w:r>
-      <w:r>
-        <w:tab/>
-      </w:r>
-      <w:r>
-        <w:t xml:space="preserve">Shows </w:t>
-      </w:r>
-      <w:r>
-        <w:t xml:space="preserve">how to use </w:t>
-      </w:r>
-      <w:r>
-        <w:t xml:space="preserve">Catapult SDK </w:t>
-      </w:r>
-      <w:r>
-        <w:t>to both</w:t>
-      </w:r>
-      <w:r>
-        <w:t xml:space="preserve"> </w:t>
-      </w:r>
-      <w:r>
-        <w:t xml:space="preserve">download the </w:t>
-      </w:r>
-    </w:p>
-    <w:p>
-      <w:pPr>
-        <w:pStyle w:val="ListParagraph"/>
-        <w:ind w:left="2880"/>
-      </w:pPr>
-      <w:r>
-        <w:t xml:space="preserve">RVfpgaEL2 </w:t>
-      </w:r>
-      <w:r>
-        <w:t>SoC onto the FPGA board and download and run several example programs</w:t>
-      </w:r>
-      <w:r>
-        <w:t xml:space="preserve"> </w:t>
-      </w:r>
-      <w:r>
-        <w:t>on RVfpga</w:t>
-      </w:r>
-      <w:r>
-        <w:t>EL2</w:t>
-      </w:r>
-      <w:r>
-        <w:t xml:space="preserve">. </w:t>
-      </w:r>
-    </w:p>
-    <w:p>
-      <w:pPr>
-        <w:pStyle w:val="ListParagraph"/>
-        <w:numPr>
-          <w:ilvl w:val="3"/>
-          <w:numId w:val="3"/>
-        </w:numPr>
-        <w:ind w:left="360"/>
-      </w:pPr>
-      <w:r>
-        <w:rPr>
-          <w:b/>
-          <w:bCs/>
-        </w:rPr>
-        <w:t xml:space="preserve">Sections </w:t>
-      </w:r>
-      <w:r>
-        <w:rPr>
-          <w:b/>
-          <w:bCs/>
-        </w:rPr>
-        <w:t>6</w:t>
-      </w:r>
-      <w:r>
-        <w:rPr>
-          <w:b/>
-          <w:bCs/>
-        </w:rPr>
-        <w:t xml:space="preserve"> </w:t>
-      </w:r>
-      <w:r>
-        <w:rPr>
-          <w:b/>
-          <w:bCs/>
-        </w:rPr>
-        <w:t>-</w:t>
-      </w:r>
-      <w:r>
-        <w:rPr>
-          <w:b/>
-          <w:bCs/>
-        </w:rPr>
-        <w:t xml:space="preserve"> 9</w:t>
-      </w:r>
-      <w:r>
-        <w:rPr>
-          <w:b/>
-          <w:bCs/>
-        </w:rPr>
-        <w:t>:</w:t>
-      </w:r>
-      <w:r>
-        <w:rPr>
-          <w:b/>
-          <w:bCs/>
-        </w:rPr>
-        <w:t xml:space="preserve"> </w:t>
-      </w:r>
-      <w:r>
-        <w:tab/>
-      </w:r>
-      <w:r>
-        <w:tab/>
-      </w:r>
-      <w:r>
-        <w:t xml:space="preserve">Show </w:t>
-      </w:r>
-      <w:r>
-        <w:t xml:space="preserve">how to simulate </w:t>
-      </w:r>
-      <w:r>
-        <w:t xml:space="preserve">RVfpgaEL2 </w:t>
-      </w:r>
-      <w:r>
-        <w:t xml:space="preserve">source code (Verilog and </w:t>
-      </w:r>
-    </w:p>
-    <w:p>
-      <w:pPr>
-        <w:pStyle w:val="ListParagraph"/>
-        <w:ind w:left="2880"/>
-      </w:pPr>
-      <w:r>
-        <w:t>SystemVerilog)</w:t>
-      </w:r>
-      <w:r>
-        <w:t xml:space="preserve"> using Verilator</w:t>
-      </w:r>
-      <w:r>
-        <w:t xml:space="preserve"> with three different simulators (RVfpgaEL2-Trace, RVfpgaEL2-ViDBo and RVfpgaEL2-Pipeline)</w:t>
-      </w:r>
-      <w:r>
-        <w:t xml:space="preserve"> and how</w:t>
-      </w:r>
-      <w:r>
-        <w:t xml:space="preserve"> </w:t>
-      </w:r>
-      <w:r>
-        <w:t>to simulate RISC-V code on the Whisper instruction set</w:t>
-      </w:r>
-      <w:r>
-        <w:t xml:space="preserve"> </w:t>
-      </w:r>
-      <w:r>
-        <w:t>simulator (ISS).</w:t>
-      </w:r>
-      <w:r>
-        <w:t xml:space="preserve"> </w:t>
-      </w:r>
-    </w:p>
-    <w:p>
-      <w:pPr>
-        <w:pStyle w:val="ListParagraph"/>
-        <w:numPr>
-          <w:ilvl w:val="3"/>
-          <w:numId w:val="3"/>
-        </w:numPr>
-        <w:ind w:left="360"/>
-      </w:pPr>
-      <w:r>
-        <w:rPr>
-          <w:b/>
-          <w:bCs/>
-        </w:rPr>
-        <w:t>Appendices:</w:t>
-      </w:r>
-      <w:r>
-        <w:t xml:space="preserve"> </w:t>
-      </w:r>
-      <w:r>
-        <w:tab/>
-      </w:r>
-      <w:r>
-        <w:tab/>
-      </w:r>
-      <w:r>
-        <w:t>The Getting Started Guide also includes appendices t</w:t>
-      </w:r>
-      <w:r>
-        <w:t>hat</w:t>
-      </w:r>
-      <w:r>
-        <w:t xml:space="preserve"> </w:t>
-      </w:r>
-    </w:p>
-    <w:p>
-      <w:pPr>
-        <w:ind w:left="2880"/>
-      </w:pPr>
-      <w:r>
-        <w:t xml:space="preserve">show </w:t>
-      </w:r>
-      <w:r>
-        <w:t>additional features such as how to install the required tools</w:t>
-      </w:r>
-      <w:r>
-        <w:t xml:space="preserve"> </w:t>
-      </w:r>
-      <w:r>
-        <w:t>on Windows and macOS machines.</w:t>
-      </w:r>
-    </w:p>
-    <w:p/>
-    <w:p/>
-    <w:p>
-      <w:pPr>
-        <w:pStyle w:val="Heading1"/>
-        <w:numPr>
-          <w:ilvl w:val="0"/>
-          <w:numId w:val="4"/>
-        </w:numPr>
-        <w:shd w:val="clear" w:color="auto" w:fill="000000" w:themeFill="text1"/>
-        <w:spacing w:before="0"/>
-        <w:rPr>
-          <w:color w:val="FFFFFF" w:themeColor="background1"/>
-        </w:rPr>
-      </w:pPr>
-      <w:r>
-        <w:t xml:space="preserve">RVfpgaEL2 </w:t>
-      </w:r>
-      <w:r>
-        <w:t>LABS OVERVIEW</w:t>
-      </w:r>
-    </w:p>
-    <w:p/>
-    <w:bookmarkEnd w:id="2"/>
-    <w:bookmarkEnd w:id="3"/>
-    <w:p>
-      <w:pPr>
-        <w:rPr>
-          <w:rFonts w:cs="Arial"/>
-        </w:rPr>
-      </w:pPr>
-      <w:r>
-        <w:t xml:space="preserve">The </w:t>
-      </w:r>
-      <w:r>
-        <w:t xml:space="preserve">RVfpgaEL2 </w:t>
-      </w:r>
-      <w:r>
+        </w:rPr>
         <w:t>Labs</w:t>
       </w:r>
       <w:r>
-        <w:t xml:space="preserve">, listed in </w:t>
-      </w:r>
-      <w:r>
-        <w:rPr>
-          <w:rFonts w:cs="Arial"/>
-        </w:rPr>
-        <w:fldChar w:fldCharType="begin"/>
-      </w:r>
-      <w:r>
-        <w:rPr>
-          <w:rFonts w:cs="Arial"/>
-        </w:rPr>
-        <w:instrText xml:space="preserve"> REF _Ref87939179 \h </w:instrText>
-      </w:r>
-      <w:r>
-        <w:rPr>
-          <w:rFonts w:cs="Arial"/>
-        </w:rPr>
-      </w:r>
-      <w:r>
-        <w:rPr>
-          <w:rFonts w:cs="Arial"/>
-        </w:rPr>
-        <w:fldChar w:fldCharType="separate"/>
-      </w:r>
-      <w:r>
-        <w:t xml:space="preserve">Table </w:t>
-      </w:r>
-      <w:r>
-        <w:rPr>
-          <w:noProof/>
-        </w:rPr>
-        <w:t>1</w:t>
-      </w:r>
-      <w:r>
-        <w:rPr>
-          <w:rFonts w:cs="Arial"/>
-        </w:rPr>
-        <w:fldChar w:fldCharType="end"/>
-      </w:r>
-      <w:r>
-        <w:rPr>
-          <w:rFonts w:cs="Arial"/>
-        </w:rPr>
-        <w:t>,</w:t>
-      </w:r>
-      <w:r>
-        <w:t xml:space="preserve"> provide hands-on understanding of RISC-V hardware and software</w:t>
-      </w:r>
-      <w:r>
-        <w:t xml:space="preserve"> (</w:t>
-      </w:r>
-      <w:r>
-        <w:t xml:space="preserve">remember that </w:t>
-      </w:r>
-      <w:r>
-        <w:t>b</w:t>
-      </w:r>
-      <w:r>
-        <w:rPr>
-          <w:rFonts w:cs="Arial"/>
-        </w:rPr>
-        <w:t xml:space="preserve">efore starting </w:t>
-      </w:r>
-      <w:r>
-        <w:rPr>
-          <w:rFonts w:cs="Arial"/>
-        </w:rPr>
-        <w:t xml:space="preserve">to work with the </w:t>
-      </w:r>
-      <w:r>
-        <w:rPr>
-          <w:rFonts w:cs="Arial"/>
-        </w:rPr>
-        <w:t xml:space="preserve">RVfpgaEL2 </w:t>
-      </w:r>
-      <w:r>
-        <w:rPr>
-          <w:rFonts w:cs="Arial"/>
-        </w:rPr>
-        <w:t xml:space="preserve">Labs, you must complete the </w:t>
-      </w:r>
-      <w:r>
-        <w:rPr>
-          <w:rFonts w:cs="Arial"/>
-        </w:rPr>
-        <w:t xml:space="preserve">RVfpgaEL2 </w:t>
-      </w:r>
-      <w:r>
-        <w:rPr>
-          <w:rFonts w:cs="Arial"/>
-        </w:rPr>
-        <w:t>Getting Started Guide</w:t>
-      </w:r>
-      <w:r>
-        <w:rPr>
-          <w:rFonts w:cs="Arial"/>
-        </w:rPr>
-        <w:t xml:space="preserve">). </w:t>
-      </w:r>
-      <w:r>
-        <w:rPr>
-          <w:rFonts w:cs="Arial"/>
-        </w:rPr>
-        <w:t xml:space="preserve">The </w:t>
-      </w:r>
-      <w:r>
-        <w:rPr>
-          <w:rFonts w:cs="Arial"/>
-        </w:rPr>
-        <w:t xml:space="preserve">RVfpgaEL2 </w:t>
-      </w:r>
-      <w:r>
-        <w:rPr>
-          <w:rFonts w:cs="Arial"/>
-        </w:rPr>
-        <w:t xml:space="preserve">Labs materials </w:t>
-      </w:r>
-      <w:r>
-        <w:t>can be found inside the platform subfolder (</w:t>
-      </w:r>
-      <w:r>
-        <w:rPr>
-          <w:rFonts w:eastAsia="Arial" w:cs="Arial"/>
-          <w:i/>
-          <w:iCs/>
-          <w:color w:val="000000" w:themeColor="text1"/>
-        </w:rPr>
-        <w:t>[RVfpgaBasysPath]</w:t>
-      </w:r>
-      <w:r>
-        <w:rPr>
-          <w:rFonts w:eastAsia="Arial" w:cs="Arial"/>
-          <w:color w:val="000000" w:themeColor="text1"/>
-        </w:rPr>
-        <w:t xml:space="preserve">, </w:t>
-      </w:r>
-      <w:r>
-        <w:rPr>
-          <w:rFonts w:eastAsia="Arial" w:cs="Arial"/>
-          <w:i/>
-          <w:iCs/>
-          <w:color w:val="000000" w:themeColor="text1"/>
-        </w:rPr>
-        <w:t>[RVfpgaBooleanPath]</w:t>
-      </w:r>
-      <w:r>
-        <w:rPr>
-          <w:rFonts w:eastAsia="Arial" w:cs="Arial"/>
-          <w:color w:val="000000" w:themeColor="text1"/>
-        </w:rPr>
-        <w:t xml:space="preserve">, </w:t>
-      </w:r>
-      <w:r>
-        <w:rPr>
-          <w:rFonts w:eastAsia="Arial" w:cs="Arial"/>
-          <w:i/>
-          <w:iCs/>
-          <w:color w:val="000000" w:themeColor="text1"/>
-        </w:rPr>
-        <w:t>[RVfpgaEL2NexysA7DDRPath]</w:t>
-      </w:r>
-      <w:r>
-        <w:rPr>
-          <w:rFonts w:eastAsia="Arial" w:cs="Arial"/>
-          <w:color w:val="000000" w:themeColor="text1"/>
-        </w:rPr>
-        <w:t xml:space="preserve"> or </w:t>
-      </w:r>
-      <w:r>
-        <w:rPr>
-          <w:rFonts w:eastAsia="Arial" w:cs="Arial"/>
-          <w:i/>
-          <w:iCs/>
-          <w:color w:val="000000" w:themeColor="text1"/>
-        </w:rPr>
-        <w:t>[RVfpgaEL2NexysA7NoDDRPath]</w:t>
-      </w:r>
-      <w:r>
-        <w:t xml:space="preserve">), in the </w:t>
-      </w:r>
-      <w:r>
-        <w:rPr>
-          <w:i/>
-          <w:iCs/>
-        </w:rPr>
-        <w:t>Labs</w:t>
-      </w:r>
-      <w:r>
         <w:t xml:space="preserve"> folder.</w:t>
       </w:r>
     </w:p>
@@ -3662,7 +4542,7 @@
     </w:p>
     <w:p>
       <w:pPr>
-        <w:pStyle w:val="Caption"/>
+        <w:pStyle w:val="a6"/>
         <w:jc w:val="center"/>
         <w:rPr>
           <w:rFonts w:cs="Arial"/>
@@ -3704,7 +4584,7 @@
     </w:p>
     <w:tbl>
       <w:tblPr>
-        <w:tblStyle w:val="TableGrid"/>
+        <w:tblStyle w:val="af7"/>
         <w:tblW w:w="9163" w:type="dxa"/>
         <w:tblLayout w:type="fixed"/>
         <w:tblLook w:val="04A0" w:firstRow="1" w:lastRow="0" w:firstColumn="1" w:lastColumn="0" w:noHBand="0" w:noVBand="1"/>
@@ -3725,7 +4605,7 @@
           </w:tcPr>
           <w:p>
             <w:pPr>
-              <w:pStyle w:val="BodyText"/>
+              <w:pStyle w:val="a3"/>
               <w:rPr>
                 <w:lang w:val="es-ES"/>
               </w:rPr>
@@ -3743,7 +4623,7 @@
           </w:tcPr>
           <w:p>
             <w:pPr>
-              <w:pStyle w:val="BodyText"/>
+              <w:pStyle w:val="a3"/>
               <w:spacing w:before="40" w:after="40"/>
               <w:rPr>
                 <w:b/>
@@ -3773,7 +4653,7 @@
           </w:tcPr>
           <w:p>
             <w:pPr>
-              <w:pStyle w:val="BodyText"/>
+              <w:pStyle w:val="a3"/>
               <w:spacing w:before="40" w:after="40"/>
               <w:rPr>
                 <w:b/>
@@ -3804,7 +4684,7 @@
           </w:tcPr>
           <w:p>
             <w:pPr>
-              <w:pStyle w:val="BodyText"/>
+              <w:pStyle w:val="a3"/>
               <w:ind w:left="113" w:right="113"/>
               <w:jc w:val="center"/>
               <w:rPr>
@@ -3829,7 +4709,7 @@
           </w:tcPr>
           <w:p>
             <w:pPr>
-              <w:pStyle w:val="BodyText"/>
+              <w:pStyle w:val="a3"/>
               <w:spacing w:before="20" w:after="20"/>
               <w:rPr>
                 <w:lang w:val="es-ES"/>
@@ -3849,7 +4729,7 @@
           </w:tcPr>
           <w:p>
             <w:pPr>
-              <w:pStyle w:val="BodyText"/>
+              <w:pStyle w:val="a3"/>
               <w:spacing w:before="20" w:after="20"/>
               <w:rPr>
                 <w:lang w:val="es-ES"/>
@@ -3878,7 +4758,7 @@
           </w:tcPr>
           <w:p>
             <w:pPr>
-              <w:pStyle w:val="BodyText"/>
+              <w:pStyle w:val="a3"/>
               <w:rPr>
                 <w:lang w:val="es-ES"/>
               </w:rPr>
@@ -3891,7 +4771,7 @@
           </w:tcPr>
           <w:p>
             <w:pPr>
-              <w:pStyle w:val="BodyText"/>
+              <w:pStyle w:val="a3"/>
               <w:spacing w:before="20" w:after="20"/>
               <w:rPr>
                 <w:lang w:val="es-ES"/>
@@ -3911,7 +4791,7 @@
           </w:tcPr>
           <w:p>
             <w:pPr>
-              <w:pStyle w:val="BodyText"/>
+              <w:pStyle w:val="a3"/>
               <w:spacing w:before="20" w:after="20"/>
               <w:rPr>
                 <w:lang w:val="es-ES"/>
@@ -3934,7 +4814,7 @@
           </w:tcPr>
           <w:p>
             <w:pPr>
-              <w:pStyle w:val="BodyText"/>
+              <w:pStyle w:val="a3"/>
               <w:rPr>
                 <w:lang w:val="es-ES"/>
               </w:rPr>
@@ -3947,7 +4827,7 @@
           </w:tcPr>
           <w:p>
             <w:pPr>
-              <w:pStyle w:val="BodyText"/>
+              <w:pStyle w:val="a3"/>
               <w:spacing w:before="20" w:after="20"/>
               <w:rPr>
                 <w:lang w:val="es-ES"/>
@@ -3967,7 +4847,7 @@
           </w:tcPr>
           <w:p>
             <w:pPr>
-              <w:pStyle w:val="BodyText"/>
+              <w:pStyle w:val="a3"/>
               <w:spacing w:before="20" w:after="20"/>
               <w:rPr>
                 <w:lang w:val="es-ES"/>
@@ -3990,7 +4870,7 @@
           </w:tcPr>
           <w:p>
             <w:pPr>
-              <w:pStyle w:val="BodyText"/>
+              <w:pStyle w:val="a3"/>
               <w:rPr>
                 <w:lang w:val="es-ES"/>
               </w:rPr>
@@ -4003,7 +4883,7 @@
           </w:tcPr>
           <w:p>
             <w:pPr>
-              <w:pStyle w:val="BodyText"/>
+              <w:pStyle w:val="a3"/>
               <w:spacing w:before="20" w:after="20"/>
               <w:rPr>
                 <w:lang w:val="es-ES"/>
@@ -4023,7 +4903,7 @@
           </w:tcPr>
           <w:p>
             <w:pPr>
-              <w:pStyle w:val="BodyText"/>
+              <w:pStyle w:val="a3"/>
               <w:spacing w:before="20" w:after="20"/>
             </w:pPr>
             <w:r>
@@ -4043,7 +4923,7 @@
           </w:tcPr>
           <w:p>
             <w:pPr>
-              <w:pStyle w:val="BodyText"/>
+              <w:pStyle w:val="a3"/>
             </w:pPr>
           </w:p>
         </w:tc>
@@ -4053,7 +4933,7 @@
           </w:tcPr>
           <w:p>
             <w:pPr>
-              <w:pStyle w:val="BodyText"/>
+              <w:pStyle w:val="a3"/>
               <w:spacing w:before="20" w:after="20"/>
               <w:rPr>
                 <w:lang w:val="es-ES"/>
@@ -4073,7 +4953,7 @@
           </w:tcPr>
           <w:p>
             <w:pPr>
-              <w:pStyle w:val="BodyText"/>
+              <w:pStyle w:val="a3"/>
               <w:spacing w:before="20" w:after="20"/>
             </w:pPr>
             <w:r>
@@ -4096,7 +4976,7 @@
           </w:tcPr>
           <w:p>
             <w:pPr>
-              <w:pStyle w:val="BodyText"/>
+              <w:pStyle w:val="a3"/>
             </w:pPr>
           </w:p>
         </w:tc>
@@ -4106,7 +4986,7 @@
           </w:tcPr>
           <w:p>
             <w:pPr>
-              <w:pStyle w:val="BodyText"/>
+              <w:pStyle w:val="a3"/>
               <w:spacing w:before="20" w:after="20"/>
               <w:rPr>
                 <w:lang w:val="es-ES"/>
@@ -4126,7 +5006,7 @@
           </w:tcPr>
           <w:p>
             <w:pPr>
-              <w:pStyle w:val="BodyText"/>
+              <w:pStyle w:val="a3"/>
               <w:spacing w:before="20" w:after="20"/>
               <w:rPr>
                 <w:lang w:val="es-ES"/>
@@ -4149,7 +5029,7 @@
           </w:tcPr>
           <w:p>
             <w:pPr>
-              <w:pStyle w:val="BodyText"/>
+              <w:pStyle w:val="a3"/>
               <w:rPr>
                 <w:lang w:val="es-ES"/>
               </w:rPr>
@@ -4162,7 +5042,7 @@
           </w:tcPr>
           <w:p>
             <w:pPr>
-              <w:pStyle w:val="BodyText"/>
+              <w:pStyle w:val="a3"/>
               <w:spacing w:before="20" w:after="20"/>
               <w:rPr>
                 <w:lang w:val="es-ES"/>
@@ -4182,7 +5062,7 @@
           </w:tcPr>
           <w:p>
             <w:pPr>
-              <w:pStyle w:val="BodyText"/>
+              <w:pStyle w:val="a3"/>
               <w:spacing w:before="20" w:after="20"/>
               <w:rPr>
                 <w:lang w:val="es-ES"/>
@@ -4205,7 +5085,7 @@
           </w:tcPr>
           <w:p>
             <w:pPr>
-              <w:pStyle w:val="BodyText"/>
+              <w:pStyle w:val="a3"/>
               <w:rPr>
                 <w:lang w:val="es-ES"/>
               </w:rPr>
@@ -4218,7 +5098,7 @@
           </w:tcPr>
           <w:p>
             <w:pPr>
-              <w:pStyle w:val="BodyText"/>
+              <w:pStyle w:val="a3"/>
               <w:spacing w:before="20" w:after="20"/>
               <w:rPr>
                 <w:lang w:val="es-ES"/>
@@ -4238,7 +5118,7 @@
           </w:tcPr>
           <w:p>
             <w:pPr>
-              <w:pStyle w:val="BodyText"/>
+              <w:pStyle w:val="a3"/>
               <w:spacing w:before="20" w:after="20"/>
               <w:rPr>
                 <w:lang w:val="es-ES"/>
@@ -4261,7 +5141,7 @@
           </w:tcPr>
           <w:p>
             <w:pPr>
-              <w:pStyle w:val="BodyText"/>
+              <w:pStyle w:val="a3"/>
               <w:rPr>
                 <w:lang w:val="es-ES"/>
               </w:rPr>
@@ -4274,7 +5154,7 @@
           </w:tcPr>
           <w:p>
             <w:pPr>
-              <w:pStyle w:val="BodyText"/>
+              <w:pStyle w:val="a3"/>
               <w:spacing w:before="20" w:after="20"/>
               <w:rPr>
                 <w:lang w:val="es-ES"/>
@@ -4294,7 +5174,7 @@
           </w:tcPr>
           <w:p>
             <w:pPr>
-              <w:pStyle w:val="BodyText"/>
+              <w:pStyle w:val="a3"/>
               <w:spacing w:before="20" w:after="20"/>
               <w:rPr>
                 <w:lang w:val="es-ES"/>
@@ -4317,7 +5197,7 @@
           </w:tcPr>
           <w:p>
             <w:pPr>
-              <w:pStyle w:val="BodyText"/>
+              <w:pStyle w:val="a3"/>
               <w:rPr>
                 <w:lang w:val="es-ES"/>
               </w:rPr>
@@ -4333,7 +5213,7 @@
           </w:tcPr>
           <w:p>
             <w:pPr>
-              <w:pStyle w:val="BodyText"/>
+              <w:pStyle w:val="a3"/>
               <w:spacing w:before="20" w:after="20"/>
               <w:rPr>
                 <w:lang w:val="es-ES"/>
@@ -4356,7 +5236,8 @@
           </w:tcPr>
           <w:p>
             <w:pPr>
-              <w:pStyle w:val="BodyText"/>
+              <w:pStyle w:val="a3"/>
+              <w:shd w:val="clear" w:color="auto" w:fill="EFE1FF"/>
               <w:spacing w:before="20" w:after="20"/>
               <w:rPr>
                 <w:lang w:val="en-US"/>
@@ -4378,7 +5259,50 @@
               <w:rPr>
                 <w:lang w:val="en-US"/>
               </w:rPr>
-              <w:t>or the Nexys A7 board)</w:t>
+              <w:t xml:space="preserve">or the </w:t>
+            </w:r>
+            <w:proofErr w:type="spellStart"/>
+            <w:r>
+              <w:rPr>
+                <w:lang w:val="en-US"/>
+              </w:rPr>
+              <w:t>Nexys</w:t>
+            </w:r>
+            <w:proofErr w:type="spellEnd"/>
+            <w:r>
+              <w:rPr>
+                <w:lang w:val="en-US"/>
+              </w:rPr>
+              <w:t xml:space="preserve"> A7 board</w:t>
+            </w:r>
+            <w:r>
+              <w:rPr>
+                <w:rFonts w:hint="eastAsia"/>
+                <w:lang w:val="en-US" w:eastAsia="zh-CN"/>
+              </w:rPr>
+              <w:t xml:space="preserve"> and the </w:t>
+            </w:r>
+            <w:proofErr w:type="spellStart"/>
+            <w:r>
+              <w:rPr>
+                <w:rFonts w:hint="eastAsia"/>
+                <w:lang w:val="en-US" w:eastAsia="zh-CN"/>
+              </w:rPr>
+              <w:t>Nexys</w:t>
+            </w:r>
+            <w:proofErr w:type="spellEnd"/>
+            <w:r>
+              <w:rPr>
+                <w:rFonts w:hint="eastAsia"/>
+                <w:lang w:val="en-US" w:eastAsia="zh-CN"/>
+              </w:rPr>
+              <w:t xml:space="preserve"> Video board</w:t>
+            </w:r>
+            <w:r>
+              <w:rPr>
+                <w:lang w:val="en-US"/>
+              </w:rPr>
+              <w:t>)</w:t>
             </w:r>
           </w:p>
         </w:tc>
@@ -4396,7 +5320,7 @@
           </w:tcPr>
           <w:p>
             <w:pPr>
-              <w:pStyle w:val="BodyText"/>
+              <w:pStyle w:val="a3"/>
               <w:ind w:left="113" w:right="113"/>
               <w:jc w:val="center"/>
               <w:rPr>
@@ -4424,7 +5348,7 @@
           </w:tcPr>
           <w:p>
             <w:pPr>
-              <w:pStyle w:val="BodyText"/>
+              <w:pStyle w:val="a3"/>
               <w:spacing w:before="20" w:after="20"/>
               <w:rPr>
                 <w:lang w:val="es-ES"/>
@@ -4447,14 +5371,19 @@
           </w:tcPr>
           <w:p>
             <w:pPr>
-              <w:pStyle w:val="BodyText"/>
+              <w:pStyle w:val="a3"/>
               <w:spacing w:before="20" w:after="20"/>
               <w:rPr>
                 <w:rFonts w:cs="Arial"/>
               </w:rPr>
             </w:pPr>
-            <w:r>
-              <w:t>VeeR EL2</w:t>
+            <w:proofErr w:type="spellStart"/>
+            <w:r>
+              <w:t>VeeR</w:t>
+            </w:r>
+            <w:proofErr w:type="spellEnd"/>
+            <w:r>
+              <w:t xml:space="preserve"> EL2</w:t>
             </w:r>
             <w:r>
               <w:t xml:space="preserve"> Configuration and Organization. Performance Monitoring</w:t>
@@ -4470,7 +5399,7 @@
           </w:tcPr>
           <w:p>
             <w:pPr>
-              <w:pStyle w:val="BodyText"/>
+              <w:pStyle w:val="a3"/>
             </w:pPr>
           </w:p>
         </w:tc>
@@ -4480,7 +5409,7 @@
           </w:tcPr>
           <w:p>
             <w:pPr>
-              <w:pStyle w:val="BodyText"/>
+              <w:pStyle w:val="a3"/>
               <w:spacing w:before="20" w:after="20"/>
               <w:rPr>
                 <w:lang w:val="es-ES"/>
@@ -4500,7 +5429,7 @@
           </w:tcPr>
           <w:p>
             <w:pPr>
-              <w:pStyle w:val="BodyText"/>
+              <w:pStyle w:val="a3"/>
               <w:spacing w:before="20" w:after="20"/>
             </w:pPr>
             <w:r>
@@ -4523,7 +5452,7 @@
           </w:tcPr>
           <w:p>
             <w:pPr>
-              <w:pStyle w:val="BodyText"/>
+              <w:pStyle w:val="a3"/>
             </w:pPr>
           </w:p>
         </w:tc>
@@ -4533,7 +5462,7 @@
           </w:tcPr>
           <w:p>
             <w:pPr>
-              <w:pStyle w:val="BodyText"/>
+              <w:pStyle w:val="a3"/>
               <w:spacing w:before="20" w:after="20"/>
             </w:pPr>
             <w:r>
@@ -4547,27 +5476,31 @@
           </w:tcPr>
           <w:p>
             <w:pPr>
-              <w:pStyle w:val="BodyText"/>
+              <w:pStyle w:val="a3"/>
               <w:spacing w:before="20" w:after="20"/>
             </w:pPr>
             <w:r>
               <w:t xml:space="preserve">Memory Instructions: the </w:t>
             </w:r>
+            <w:proofErr w:type="spellStart"/>
             <w:r>
               <w:rPr>
                 <w:rFonts w:ascii="Courier New" w:hAnsi="Courier New" w:cs="Courier New"/>
               </w:rPr>
               <w:t>lw</w:t>
             </w:r>
+            <w:proofErr w:type="spellEnd"/>
             <w:r>
               <w:t xml:space="preserve"> and </w:t>
             </w:r>
+            <w:proofErr w:type="spellStart"/>
             <w:r>
               <w:rPr>
                 <w:rFonts w:ascii="Courier New" w:hAnsi="Courier New" w:cs="Courier New"/>
               </w:rPr>
               <w:t>sw</w:t>
             </w:r>
+            <w:proofErr w:type="spellEnd"/>
             <w:r>
               <w:t xml:space="preserve"> </w:t>
             </w:r>
@@ -4588,7 +5521,7 @@
           </w:tcPr>
           <w:p>
             <w:pPr>
-              <w:pStyle w:val="BodyText"/>
+              <w:pStyle w:val="a3"/>
             </w:pPr>
           </w:p>
         </w:tc>
@@ -4598,7 +5531,7 @@
           </w:tcPr>
           <w:p>
             <w:pPr>
-              <w:pStyle w:val="BodyText"/>
+              <w:pStyle w:val="a3"/>
               <w:spacing w:before="20" w:after="20"/>
             </w:pPr>
             <w:r>
@@ -4612,7 +5545,7 @@
           </w:tcPr>
           <w:p>
             <w:pPr>
-              <w:pStyle w:val="BodyText"/>
+              <w:pStyle w:val="a3"/>
               <w:spacing w:before="20" w:after="20"/>
             </w:pPr>
             <w:r>
@@ -4629,7 +5562,7 @@
           </w:tcPr>
           <w:p>
             <w:pPr>
-              <w:pStyle w:val="BodyText"/>
+              <w:pStyle w:val="a3"/>
             </w:pPr>
           </w:p>
         </w:tc>
@@ -4639,7 +5572,7 @@
           </w:tcPr>
           <w:p>
             <w:pPr>
-              <w:pStyle w:val="BodyText"/>
+              <w:pStyle w:val="a3"/>
               <w:spacing w:before="20" w:after="20"/>
             </w:pPr>
             <w:r>
@@ -4653,7 +5586,7 @@
           </w:tcPr>
           <w:p>
             <w:pPr>
-              <w:pStyle w:val="BodyText"/>
+              <w:pStyle w:val="a3"/>
               <w:spacing w:before="20" w:after="20"/>
             </w:pPr>
             <w:r>
@@ -4670,7 +5603,7 @@
           </w:tcPr>
           <w:p>
             <w:pPr>
-              <w:pStyle w:val="BodyText"/>
+              <w:pStyle w:val="a3"/>
             </w:pPr>
           </w:p>
         </w:tc>
@@ -4680,7 +5613,7 @@
           </w:tcPr>
           <w:p>
             <w:pPr>
-              <w:pStyle w:val="BodyText"/>
+              <w:pStyle w:val="a3"/>
               <w:spacing w:before="20" w:after="20"/>
             </w:pPr>
             <w:r>
@@ -4694,18 +5627,20 @@
           </w:tcPr>
           <w:p>
             <w:pPr>
-              <w:pStyle w:val="BodyText"/>
+              <w:pStyle w:val="a3"/>
               <w:spacing w:before="20" w:after="20"/>
             </w:pPr>
             <w:r>
               <w:t xml:space="preserve">Control Hazards. Branch Instructions: </w:t>
             </w:r>
+            <w:proofErr w:type="spellStart"/>
             <w:r>
               <w:rPr>
                 <w:rFonts w:ascii="Courier New" w:hAnsi="Courier New" w:cs="Courier New"/>
               </w:rPr>
               <w:t>beq</w:t>
             </w:r>
+            <w:proofErr w:type="spellEnd"/>
             <w:r>
               <w:t xml:space="preserve"> and the Branch Predictor</w:t>
             </w:r>
@@ -4720,7 +5655,7 @@
           </w:tcPr>
           <w:p>
             <w:pPr>
-              <w:pStyle w:val="BodyText"/>
+              <w:pStyle w:val="a3"/>
             </w:pPr>
           </w:p>
         </w:tc>
@@ -4730,7 +5665,7 @@
           </w:tcPr>
           <w:p>
             <w:pPr>
-              <w:pStyle w:val="BodyText"/>
+              <w:pStyle w:val="a3"/>
               <w:spacing w:before="20" w:after="20"/>
               <w:rPr>
                 <w:strike/>
@@ -4752,7 +5687,7 @@
           </w:tcPr>
           <w:p>
             <w:pPr>
-              <w:pStyle w:val="BodyText"/>
+              <w:pStyle w:val="a3"/>
               <w:spacing w:before="20" w:after="20"/>
               <w:rPr>
                 <w:lang w:val="en-US"/>
@@ -4775,31 +5710,73 @@
               <w:rPr>
                 <w:lang w:val="en-US"/>
               </w:rPr>
-              <w:t>This lab is included in RVfpga 2.2</w:t>
-            </w:r>
+              <w:t xml:space="preserve">This lab is included in </w:t>
+            </w:r>
+            <w:proofErr w:type="spellStart"/>
             <w:r>
               <w:rPr>
                 <w:lang w:val="en-US"/>
               </w:rPr>
+              <w:t>RVfpga</w:t>
+            </w:r>
+            <w:proofErr w:type="spellEnd"/>
+            <w:r>
+              <w:rPr>
+                <w:lang w:val="en-US"/>
+              </w:rPr>
+              <w:t xml:space="preserve"> 2.2</w:t>
+            </w:r>
+            <w:r>
+              <w:rPr>
+                <w:lang w:val="en-US"/>
+              </w:rPr>
               <w:t>, RVfpgaEH1,</w:t>
             </w:r>
             <w:r>
               <w:rPr>
                 <w:lang w:val="en-US"/>
               </w:rPr>
-              <w:t xml:space="preserve"> because VeeR EH1 is superscalar. It is </w:t>
-            </w:r>
+              <w:t xml:space="preserve"> because </w:t>
+            </w:r>
+            <w:proofErr w:type="spellStart"/>
             <w:r>
               <w:rPr>
                 <w:lang w:val="en-US"/>
               </w:rPr>
+              <w:t>VeeR</w:t>
+            </w:r>
+            <w:proofErr w:type="spellEnd"/>
+            <w:r>
+              <w:rPr>
+                <w:lang w:val="en-US"/>
+              </w:rPr>
+              <w:t xml:space="preserve"> EH1 is superscalar. It is </w:t>
+            </w:r>
+            <w:r>
+              <w:rPr>
+                <w:lang w:val="en-US"/>
+              </w:rPr>
               <w:t>not included i</w:t>
             </w:r>
             <w:r>
               <w:rPr>
                 <w:lang w:val="en-US"/>
               </w:rPr>
-              <w:t>n the RVfpgaEL2 course, as the VeeR EL2 core is not superscalar)</w:t>
+              <w:t xml:space="preserve">n the RVfpgaEL2 course, as the </w:t>
+            </w:r>
+            <w:proofErr w:type="spellStart"/>
+            <w:r>
+              <w:rPr>
+                <w:lang w:val="en-US"/>
+              </w:rPr>
+              <w:t>VeeR</w:t>
+            </w:r>
+            <w:proofErr w:type="spellEnd"/>
+            <w:r>
+              <w:rPr>
+                <w:lang w:val="en-US"/>
+              </w:rPr>
+              <w:t xml:space="preserve"> EL2 core is not superscalar)</w:t>
             </w:r>
             <w:r>
               <w:rPr>
@@ -4818,7 +5795,7 @@
           </w:tcPr>
           <w:p>
             <w:pPr>
-              <w:pStyle w:val="BodyText"/>
+              <w:pStyle w:val="a3"/>
               <w:rPr>
                 <w:lang w:val="en-US"/>
               </w:rPr>
@@ -4831,7 +5808,7 @@
           </w:tcPr>
           <w:p>
             <w:pPr>
-              <w:pStyle w:val="BodyText"/>
+              <w:pStyle w:val="a3"/>
               <w:spacing w:before="20" w:after="20"/>
               <w:rPr>
                 <w:lang w:val="es-ES"/>
@@ -4851,14 +5828,19 @@
           </w:tcPr>
           <w:p>
             <w:pPr>
-              <w:pStyle w:val="BodyText"/>
+              <w:pStyle w:val="a3"/>
               <w:spacing w:before="20" w:after="20"/>
             </w:pPr>
             <w:r>
               <w:t xml:space="preserve">Adding New Instructions to the </w:t>
             </w:r>
-            <w:r>
-              <w:t xml:space="preserve">VeeR EL2 </w:t>
+            <w:proofErr w:type="spellStart"/>
+            <w:r>
+              <w:t>VeeR</w:t>
+            </w:r>
+            <w:proofErr w:type="spellEnd"/>
+            <w:r>
+              <w:t xml:space="preserve"> EL2 </w:t>
             </w:r>
             <w:r>
               <w:t>Core</w:t>
@@ -4874,7 +5856,7 @@
           </w:tcPr>
           <w:p>
             <w:pPr>
-              <w:pStyle w:val="BodyText"/>
+              <w:pStyle w:val="a3"/>
             </w:pPr>
           </w:p>
         </w:tc>
@@ -4884,7 +5866,7 @@
           </w:tcPr>
           <w:p>
             <w:pPr>
-              <w:pStyle w:val="BodyText"/>
+              <w:pStyle w:val="a3"/>
               <w:spacing w:before="20" w:after="20"/>
               <w:rPr>
                 <w:lang w:val="es-ES"/>
@@ -4904,7 +5886,7 @@
           </w:tcPr>
           <w:p>
             <w:pPr>
-              <w:pStyle w:val="BodyText"/>
+              <w:pStyle w:val="a3"/>
               <w:spacing w:before="20" w:after="20"/>
             </w:pPr>
             <w:r>
@@ -4930,7 +5912,7 @@
           </w:tcPr>
           <w:p>
             <w:pPr>
-              <w:pStyle w:val="BodyText"/>
+              <w:pStyle w:val="a3"/>
             </w:pPr>
           </w:p>
         </w:tc>
@@ -4940,7 +5922,7 @@
           </w:tcPr>
           <w:p>
             <w:pPr>
-              <w:pStyle w:val="BodyText"/>
+              <w:pStyle w:val="a3"/>
               <w:spacing w:before="20" w:after="20"/>
             </w:pPr>
             <w:r>
@@ -4954,7 +5936,7 @@
           </w:tcPr>
           <w:p>
             <w:pPr>
-              <w:pStyle w:val="BodyText"/>
+              <w:pStyle w:val="a3"/>
               <w:spacing w:before="20" w:after="20"/>
             </w:pPr>
             <w:r>
@@ -5000,7 +5982,21 @@
         <w:rPr>
           <w:rFonts w:cs="Arial"/>
         </w:rPr>
-        <w:t xml:space="preserve">, build the source code in Vivado, and extend the </w:t>
+        <w:t xml:space="preserve">, build the source code in </w:t>
+      </w:r>
+      <w:proofErr w:type="spellStart"/>
+      <w:r>
+        <w:rPr>
+          <w:rFonts w:cs="Arial"/>
+        </w:rPr>
+        <w:t>Vivado</w:t>
+      </w:r>
+      <w:proofErr w:type="spellEnd"/>
+      <w:r>
+        <w:rPr>
+          <w:rFonts w:cs="Arial"/>
+        </w:rPr>
+        <w:t xml:space="preserve">, and extend the </w:t>
       </w:r>
       <w:r>
         <w:rPr>
@@ -5014,11 +6010,19 @@
         </w:rPr>
         <w:t xml:space="preserve">System to include additional peripherals. Part 2 focuses on the RISC-V </w:t>
       </w:r>
-      <w:r>
-        <w:rPr>
-          <w:rFonts w:cs="Arial"/>
-        </w:rPr>
-        <w:t xml:space="preserve">VeeR EL2 </w:t>
+      <w:proofErr w:type="spellStart"/>
+      <w:r>
+        <w:rPr>
+          <w:rFonts w:cs="Arial"/>
+        </w:rPr>
+        <w:t>VeeR</w:t>
+      </w:r>
+      <w:proofErr w:type="spellEnd"/>
+      <w:r>
+        <w:rPr>
+          <w:rFonts w:cs="Arial"/>
+        </w:rPr>
+        <w:t xml:space="preserve"> EL2 </w:t>
       </w:r>
       <w:r>
         <w:rPr>
@@ -5057,7 +6061,23 @@
           <w:rFonts w:cs="Arial"/>
           <w:bCs/>
         </w:rPr>
-        <w:t xml:space="preserve">Labs 1-10 (Part 1) show how to use the RISC-V SoC and toolchain (compilers and simulators), and they show how to add peripherals to the SoC. Specifically, </w:t>
+        <w:t xml:space="preserve">Labs 1-10 (Part 1) show how to use the RISC-V SoC and toolchain (compilers and simulators), and they show how to add peripherals to the </w:t>
+      </w:r>
+      <w:proofErr w:type="spellStart"/>
+      <w:r>
+        <w:rPr>
+          <w:rFonts w:cs="Arial"/>
+          <w:bCs/>
+        </w:rPr>
+        <w:t>SoC.</w:t>
+      </w:r>
+      <w:proofErr w:type="spellEnd"/>
+      <w:r>
+        <w:rPr>
+          <w:rFonts w:cs="Arial"/>
+          <w:bCs/>
+        </w:rPr>
+        <w:t xml:space="preserve"> Specifically, </w:t>
       </w:r>
       <w:r>
         <w:rPr>
@@ -5092,7 +6112,23 @@
           <w:rFonts w:cs="Arial"/>
           <w:bCs/>
         </w:rPr>
-        <w:t xml:space="preserve">the board and on simulation, Lab 5 shows how to analyse the VeeRwolfX SoC source code, </w:t>
+        <w:t xml:space="preserve">the board and on simulation, Lab 5 shows how to analyse the </w:t>
+      </w:r>
+      <w:proofErr w:type="spellStart"/>
+      <w:r>
+        <w:rPr>
+          <w:rFonts w:cs="Arial"/>
+          <w:bCs/>
+        </w:rPr>
+        <w:t>VeeRwolfX</w:t>
+      </w:r>
+      <w:proofErr w:type="spellEnd"/>
+      <w:r>
+        <w:rPr>
+          <w:rFonts w:cs="Arial"/>
+          <w:bCs/>
+        </w:rPr>
+        <w:t xml:space="preserve"> SoC source code, </w:t>
       </w:r>
       <w:r>
         <w:rPr>
@@ -5350,7 +6386,7 @@
     <w:p/>
     <w:p>
       <w:pPr>
-        <w:pStyle w:val="Heading1"/>
+        <w:pStyle w:val="1"/>
         <w:numPr>
           <w:ilvl w:val="0"/>
           <w:numId w:val="4"/>
@@ -5449,7 +6485,21 @@
         <w:rPr>
           <w:rFonts w:cs="Arial"/>
         </w:rPr>
-        <w:t xml:space="preserve"> All of the software is free. </w:t>
+        <w:t xml:space="preserve"> </w:t>
+      </w:r>
+      <w:proofErr w:type="gramStart"/>
+      <w:r>
+        <w:rPr>
+          <w:rFonts w:cs="Arial"/>
+        </w:rPr>
+        <w:t>All of</w:t>
+      </w:r>
+      <w:proofErr w:type="gramEnd"/>
+      <w:r>
+        <w:rPr>
+          <w:rFonts w:cs="Arial"/>
+        </w:rPr>
+        <w:t xml:space="preserve"> the software is free. </w:t>
       </w:r>
       <w:r>
         <w:rPr>
@@ -5509,8 +6559,16 @@
         <w:rPr>
           <w:rFonts w:cs="Arial"/>
         </w:rPr>
-        <w:t>using Whisper (Western Digital’s Instruction Set Simulator) and Verilator</w:t>
-      </w:r>
+        <w:t xml:space="preserve">using Whisper (Western Digital’s Instruction Set Simulator) and </w:t>
+      </w:r>
+      <w:proofErr w:type="spellStart"/>
+      <w:r>
+        <w:rPr>
+          <w:rFonts w:cs="Arial"/>
+        </w:rPr>
+        <w:t>Verilator</w:t>
+      </w:r>
+      <w:proofErr w:type="spellEnd"/>
       <w:r>
         <w:rPr>
           <w:rFonts w:cs="Arial"/>
@@ -5546,7 +6604,7 @@
     </w:p>
     <w:p>
       <w:pPr>
-        <w:pStyle w:val="Caption"/>
+        <w:pStyle w:val="a6"/>
         <w:jc w:val="center"/>
       </w:pPr>
       <w:bookmarkStart w:id="5" w:name="_Ref87940429"/>
@@ -5581,7 +6639,7 @@
     </w:p>
     <w:tbl>
       <w:tblPr>
-        <w:tblStyle w:val="TableGrid"/>
+        <w:tblStyle w:val="af7"/>
         <w:tblW w:w="9175" w:type="dxa"/>
         <w:tblLayout w:type="fixed"/>
         <w:tblLook w:val="04A0" w:firstRow="1" w:lastRow="0" w:firstColumn="1" w:lastColumn="0" w:noHBand="0" w:noVBand="1"/>
@@ -5687,9 +6745,19 @@
             <w:tcW w:w="2988" w:type="dxa"/>
           </w:tcPr>
           <w:p>
-            <w:r>
-              <w:t>Vivado 2022.2 WebPACK</w:t>
-            </w:r>
+            <w:proofErr w:type="spellStart"/>
+            <w:r>
+              <w:t>Vivado</w:t>
+            </w:r>
+            <w:proofErr w:type="spellEnd"/>
+            <w:r>
+              <w:t xml:space="preserve"> 2022.2 </w:t>
+            </w:r>
+            <w:proofErr w:type="spellStart"/>
+            <w:r>
+              <w:t>WebPACK</w:t>
+            </w:r>
+            <w:proofErr w:type="spellEnd"/>
             <w:r>
               <w:t>*</w:t>
             </w:r>
@@ -5703,7 +6771,7 @@
             <w:hyperlink r:id="rId13" w:history="1">
               <w:r>
                 <w:rPr>
-                  <w:rStyle w:val="Hyperlink"/>
+                  <w:rStyle w:val="af5"/>
                   <w:u w:val="none"/>
                 </w:rPr>
                 <w:t>https://www.xilinx.com/support/download/index.html/content/xilinx/en/downloadNav/vivado-design-tools/2022-2.html</w:t>
@@ -5747,7 +6815,7 @@
             <w:hyperlink r:id="rId14">
               <w:r>
                 <w:rPr>
-                  <w:rStyle w:val="Hyperlink"/>
+                  <w:rStyle w:val="af5"/>
                   <w:u w:val="none"/>
                 </w:rPr>
                 <w:t>https://developer.imaginationtech.com</w:t>
@@ -5778,8 +6846,13 @@
             <w:tcW w:w="2988" w:type="dxa"/>
           </w:tcPr>
           <w:p>
-            <w:r>
-              <w:t>Verilator (an HDL simulator)</w:t>
+            <w:proofErr w:type="spellStart"/>
+            <w:r>
+              <w:t>Verilator</w:t>
+            </w:r>
+            <w:proofErr w:type="spellEnd"/>
+            <w:r>
+              <w:t xml:space="preserve"> (an HDL simulator)</w:t>
             </w:r>
           </w:p>
         </w:tc>
@@ -5796,7 +6869,7 @@
             <w:hyperlink r:id="rId15" w:history="1">
               <w:r>
                 <w:rPr>
-                  <w:rStyle w:val="Hyperlink"/>
+                  <w:rStyle w:val="af5"/>
                   <w:rFonts w:eastAsia="Arial" w:cs="Arial"/>
                 </w:rPr>
                 <w:t>https://github.com/verilator/verilator</w:t>
@@ -5836,9 +6909,11 @@
             <w:tcW w:w="2988" w:type="dxa"/>
           </w:tcPr>
           <w:p>
+            <w:proofErr w:type="spellStart"/>
             <w:r>
               <w:t>GTKWave</w:t>
             </w:r>
+            <w:proofErr w:type="spellEnd"/>
           </w:p>
         </w:tc>
         <w:tc>
@@ -5854,7 +6929,7 @@
             <w:hyperlink r:id="rId16" w:history="1">
               <w:r>
                 <w:rPr>
-                  <w:rStyle w:val="Hyperlink"/>
+                  <w:rStyle w:val="af5"/>
                   <w:rFonts w:eastAsia="Arial" w:cs="Arial"/>
                 </w:rPr>
                 <w:t>http://gtkwave.sourceforge.net/</w:t>
@@ -5888,9 +6963,11 @@
             <w:tcW w:w="2988" w:type="dxa"/>
           </w:tcPr>
           <w:p>
+            <w:proofErr w:type="spellStart"/>
             <w:r>
               <w:t>LibWebSockets</w:t>
             </w:r>
+            <w:proofErr w:type="spellEnd"/>
           </w:p>
         </w:tc>
         <w:tc>
@@ -5906,7 +6983,7 @@
             <w:hyperlink r:id="rId17">
               <w:r>
                 <w:rPr>
-                  <w:rStyle w:val="Hyperlink"/>
+                  <w:rStyle w:val="af5"/>
                   <w:rFonts w:eastAsia="Arial" w:cs="Arial"/>
                   <w:u w:val="none"/>
                 </w:rPr>
@@ -5954,7 +7031,7 @@
             <w:hyperlink r:id="rId18" w:history="1">
               <w:r>
                 <w:rPr>
-                  <w:rStyle w:val="Hyperlink"/>
+                  <w:rStyle w:val="af5"/>
                   <w:u w:val="none"/>
                 </w:rPr>
                 <w:t>https://github.com/chipsalliance/VeeR-ISS</w:t>
@@ -6079,8 +7156,13 @@
             <w:tcW w:w="2988" w:type="dxa"/>
           </w:tcPr>
           <w:p>
-            <w:r>
-              <w:t>Nexys A7 FPGA Board</w:t>
+            <w:proofErr w:type="spellStart"/>
+            <w:r>
+              <w:t>Nexys</w:t>
+            </w:r>
+            <w:proofErr w:type="spellEnd"/>
+            <w:r>
+              <w:t xml:space="preserve"> A7 FPGA Board</w:t>
             </w:r>
             <w:r>
               <w:t>***</w:t>
@@ -6095,7 +7177,7 @@
             <w:hyperlink r:id="rId19" w:history="1">
               <w:r>
                 <w:rPr>
-                  <w:rStyle w:val="Hyperlink"/>
+                  <w:rStyle w:val="af5"/>
                 </w:rPr>
                 <w:t>https://store.digilentinc.com/nexys-a7-fpga-trainer-board-recommended-for-ece-curriculum/</w:t>
               </w:r>
@@ -6121,10 +7203,24 @@
             <w:hyperlink r:id="rId20" w:history="1">
               <w:r>
                 <w:rPr>
-                  <w:rStyle w:val="Hyperlink"/>
+                  <w:rStyle w:val="af5"/>
                   <w:u w:val="none"/>
                 </w:rPr>
-                <w:t>https://digilent.com/shop/academic/academic-price-list/</w:t>
+                <w:t>https://digilent.com/s</w:t>
+              </w:r>
+              <w:r>
+                <w:rPr>
+                  <w:rStyle w:val="af5"/>
+                  <w:u w:val="none"/>
+                </w:rPr>
+                <w:t>h</w:t>
+              </w:r>
+              <w:r>
+                <w:rPr>
+                  <w:rStyle w:val="af5"/>
+                  <w:u w:val="none"/>
+                </w:rPr>
+                <w:t>op/academic/academic-price-list/</w:t>
               </w:r>
             </w:hyperlink>
             <w:r>
@@ -6155,7 +7251,7 @@
             <w:hyperlink r:id="rId21" w:history="1">
               <w:r>
                 <w:rPr>
-                  <w:rStyle w:val="Hyperlink"/>
+                  <w:rStyle w:val="af5"/>
                 </w:rPr>
                 <w:t>https://www.realdigital.org/hardware/boolean</w:t>
               </w:r>
@@ -6182,8 +7278,13 @@
             <w:tcW w:w="2988" w:type="dxa"/>
           </w:tcPr>
           <w:p>
-            <w:r>
-              <w:t>Basys 3 FPGA Board</w:t>
+            <w:proofErr w:type="spellStart"/>
+            <w:r>
+              <w:t>Basys</w:t>
+            </w:r>
+            <w:proofErr w:type="spellEnd"/>
+            <w:r>
+              <w:t xml:space="preserve"> 3 FPGA Board</w:t>
             </w:r>
           </w:p>
         </w:tc>
@@ -6195,7 +7296,7 @@
             <w:hyperlink r:id="rId22" w:history="1">
               <w:r>
                 <w:rPr>
-                  <w:rStyle w:val="Hyperlink"/>
+                  <w:rStyle w:val="af5"/>
                 </w:rPr>
                 <w:t>https://digilent.com/shop/basys-3-artix-7-fpga-trainer-board-recommended-for-introductory-users/</w:t>
               </w:r>
@@ -6219,26 +7320,88 @@
         </w:trPr>
         <w:tc>
           <w:tcPr>
-            <w:tcW w:w="9175" w:type="dxa"/>
-            <w:gridSpan w:val="3"/>
-            <w:shd w:val="clear" w:color="auto" w:fill="000000" w:themeFill="text1"/>
+            <w:tcW w:w="2988" w:type="dxa"/>
+            <w:shd w:val="clear" w:color="auto" w:fill="EFE1FF"/>
           </w:tcPr>
           <w:p>
             <w:pPr>
-              <w:jc w:val="center"/>
-              <w:rPr>
-                <w:b/>
-                <w:bCs/>
-                <w:color w:val="FFFFFF" w:themeColor="background1"/>
+              <w:rPr>
+                <w:rFonts w:hint="eastAsia"/>
+                <w:lang w:eastAsia="zh-CN"/>
               </w:rPr>
             </w:pPr>
-            <w:r>
-              <w:rPr>
-                <w:b/>
-                <w:bCs/>
-                <w:color w:val="FFFFFF" w:themeColor="background1"/>
-              </w:rPr>
-              <w:t>RISC-V Core and System-on-Chip (SoC)**</w:t>
+            <w:proofErr w:type="spellStart"/>
+            <w:r>
+              <w:rPr>
+                <w:rFonts w:hint="eastAsia"/>
+                <w:lang w:eastAsia="zh-CN"/>
+              </w:rPr>
+              <w:t>Nexys</w:t>
+            </w:r>
+            <w:proofErr w:type="spellEnd"/>
+            <w:r>
+              <w:rPr>
+                <w:rFonts w:hint="eastAsia"/>
+                <w:lang w:eastAsia="zh-CN"/>
+              </w:rPr>
+              <w:t xml:space="preserve"> Video Board</w:t>
+            </w:r>
+          </w:p>
+        </w:tc>
+        <w:tc>
+          <w:tcPr>
+            <w:tcW w:w="4657" w:type="dxa"/>
+            <w:shd w:val="clear" w:color="auto" w:fill="EFE1FF"/>
+          </w:tcPr>
+          <w:p>
+            <w:hyperlink r:id="rId23" w:history="1">
+              <w:proofErr w:type="spellStart"/>
+              <w:r>
+                <w:rPr>
+                  <w:rStyle w:val="af5"/>
+                </w:rPr>
+                <w:t>Nexys</w:t>
+              </w:r>
+              <w:proofErr w:type="spellEnd"/>
+              <w:r>
+                <w:rPr>
+                  <w:rStyle w:val="af5"/>
+                </w:rPr>
+                <w:t xml:space="preserve"> Video AMD </w:t>
+              </w:r>
+              <w:proofErr w:type="spellStart"/>
+              <w:r>
+                <w:rPr>
+                  <w:rStyle w:val="af5"/>
+                </w:rPr>
+                <w:t>Artix</w:t>
+              </w:r>
+              <w:proofErr w:type="spellEnd"/>
+              <w:r>
+                <w:rPr>
+                  <w:rStyle w:val="af5"/>
+                </w:rPr>
+                <w:t xml:space="preserve">™ 7 FPGA: Trainer Board for Multimedia Applications - </w:t>
+              </w:r>
+              <w:proofErr w:type="spellStart"/>
+              <w:r>
+                <w:rPr>
+                  <w:rStyle w:val="af5"/>
+                </w:rPr>
+                <w:t>Digilent</w:t>
+              </w:r>
+              <w:proofErr w:type="spellEnd"/>
+            </w:hyperlink>
+          </w:p>
+        </w:tc>
+        <w:tc>
+          <w:tcPr>
+            <w:tcW w:w="1530" w:type="dxa"/>
+            <w:shd w:val="clear" w:color="auto" w:fill="EFE1FF"/>
+          </w:tcPr>
+          <w:p>
+            <w:r>
+              <w:t>$549.00</w:t>
             </w:r>
           </w:p>
         </w:tc>
@@ -6249,45 +7412,26 @@
         </w:trPr>
         <w:tc>
           <w:tcPr>
-            <w:tcW w:w="2988" w:type="dxa"/>
+            <w:tcW w:w="9175" w:type="dxa"/>
+            <w:gridSpan w:val="3"/>
+            <w:shd w:val="clear" w:color="auto" w:fill="000000" w:themeFill="text1"/>
           </w:tcPr>
           <w:p>
             <w:pPr>
-              <w:rPr>
-                <w:lang w:val="de-DE"/>
+              <w:jc w:val="center"/>
+              <w:rPr>
+                <w:b/>
+                <w:bCs/>
+                <w:color w:val="FFFFFF" w:themeColor="background1"/>
               </w:rPr>
             </w:pPr>
             <w:r>
               <w:rPr>
                 <w:b/>
-              </w:rPr>
-              <w:t>Name</w:t>
-            </w:r>
-          </w:p>
-        </w:tc>
-        <w:tc>
-          <w:tcPr>
-            <w:tcW w:w="4657" w:type="dxa"/>
-          </w:tcPr>
-          <w:p>
-            <w:r>
-              <w:rPr>
-                <w:b/>
-              </w:rPr>
-              <w:t>Website</w:t>
-            </w:r>
-          </w:p>
-        </w:tc>
-        <w:tc>
-          <w:tcPr>
-            <w:tcW w:w="1530" w:type="dxa"/>
-          </w:tcPr>
-          <w:p>
-            <w:r>
-              <w:rPr>
-                <w:b/>
-              </w:rPr>
-              <w:t>Cost</w:t>
+                <w:bCs/>
+                <w:color w:val="FFFFFF" w:themeColor="background1"/>
+              </w:rPr>
+              <w:t>RISC-V Core and System-on-Chip (SoC)**</w:t>
             </w:r>
           </w:p>
         </w:tc>
@@ -6308,8 +7452,57 @@
             </w:pPr>
             <w:r>
               <w:rPr>
+                <w:b/>
+              </w:rPr>
+              <w:t>Name</w:t>
+            </w:r>
+          </w:p>
+        </w:tc>
+        <w:tc>
+          <w:tcPr>
+            <w:tcW w:w="4657" w:type="dxa"/>
+          </w:tcPr>
+          <w:p>
+            <w:r>
+              <w:rPr>
+                <w:b/>
+              </w:rPr>
+              <w:t>Website</w:t>
+            </w:r>
+          </w:p>
+        </w:tc>
+        <w:tc>
+          <w:tcPr>
+            <w:tcW w:w="1530" w:type="dxa"/>
+          </w:tcPr>
+          <w:p>
+            <w:r>
+              <w:rPr>
+                <w:b/>
+              </w:rPr>
+              <w:t>Cost</w:t>
+            </w:r>
+          </w:p>
+        </w:tc>
+      </w:tr>
+      <w:tr>
+        <w:trPr>
+          <w:trHeight w:val="300"/>
+        </w:trPr>
+        <w:tc>
+          <w:tcPr>
+            <w:tcW w:w="2988" w:type="dxa"/>
+          </w:tcPr>
+          <w:p>
+            <w:pPr>
+              <w:rPr>
                 <w:lang w:val="de-DE"/>
               </w:rPr>
+            </w:pPr>
+            <w:r>
+              <w:rPr>
+                <w:lang w:val="de-DE"/>
+              </w:rPr>
               <w:t xml:space="preserve">VeeR EL2 Core </w:t>
             </w:r>
             <w:r>
@@ -6327,10 +7520,10 @@
                 <w:lang w:val="de-DE"/>
               </w:rPr>
             </w:pPr>
-            <w:hyperlink r:id="rId23" w:history="1">
+            <w:hyperlink r:id="rId24" w:history="1">
               <w:r>
                 <w:rPr>
-                  <w:rStyle w:val="Hyperlink"/>
+                  <w:rStyle w:val="af5"/>
                   <w:lang w:val="de-DE"/>
                 </w:rPr>
                 <w:t>https://github.com/chipsalliance/Cores-VeeR-EL2</w:t>
@@ -6364,8 +7557,13 @@
             <w:tcW w:w="2988" w:type="dxa"/>
           </w:tcPr>
           <w:p>
-            <w:r>
-              <w:t>VeeRwolf **</w:t>
+            <w:proofErr w:type="spellStart"/>
+            <w:r>
+              <w:t>VeeRwolf</w:t>
+            </w:r>
+            <w:proofErr w:type="spellEnd"/>
+            <w:r>
+              <w:t xml:space="preserve"> **</w:t>
             </w:r>
           </w:p>
         </w:tc>
@@ -6374,10 +7572,10 @@
             <w:tcW w:w="4657" w:type="dxa"/>
           </w:tcPr>
           <w:p>
-            <w:hyperlink r:id="rId24" w:history="1">
+            <w:hyperlink r:id="rId25" w:history="1">
               <w:r>
                 <w:rPr>
-                  <w:rStyle w:val="Hyperlink"/>
+                  <w:rStyle w:val="af5"/>
                   <w:u w:val="none"/>
                 </w:rPr>
                 <w:t>https://github.com/chipsalliance/VeeRwolf</w:t>
@@ -6403,7 +7601,22 @@
       </w:r>
       <w:r>
         <w:tab/>
-        <w:t>Vivado WebPACK is optional and is only needed when using the optional hardware.</w:t>
+      </w:r>
+      <w:proofErr w:type="spellStart"/>
+      <w:r>
+        <w:t>Vivado</w:t>
+      </w:r>
+      <w:proofErr w:type="spellEnd"/>
+      <w:r>
+        <w:t xml:space="preserve"> </w:t>
+      </w:r>
+      <w:proofErr w:type="spellStart"/>
+      <w:r>
+        <w:t>WebPACK</w:t>
+      </w:r>
+      <w:proofErr w:type="spellEnd"/>
+      <w:r>
+        <w:t xml:space="preserve"> is optional and is only needed when using the optional hardware.</w:t>
       </w:r>
     </w:p>
     <w:p>
@@ -6426,7 +7639,11 @@
         <w:t>*</w:t>
       </w:r>
       <w:r>
-        <w:t>**</w:t>
+        <w:t>*</w:t>
+      </w:r>
+      <w:proofErr w:type="gramStart"/>
+      <w:r>
+        <w:t>*</w:t>
       </w:r>
       <w:r>
         <w:t xml:space="preserve">  </w:t>
@@ -6434,25 +7651,34 @@
       <w:r>
         <w:tab/>
       </w:r>
-      <w:r>
-        <w:t>All of the steps described in this guide also work on Digilent’s Nexys4 DDR FPGA board.</w:t>
+      <w:proofErr w:type="gramEnd"/>
+      <w:r>
+        <w:t xml:space="preserve">All of the steps described in this guide also work on </w:t>
+      </w:r>
+      <w:proofErr w:type="spellStart"/>
+      <w:r>
+        <w:t>Digilent’s</w:t>
+      </w:r>
+      <w:proofErr w:type="spellEnd"/>
+      <w:r>
+        <w:t xml:space="preserve"> Nexys4 DDR FPGA board.</w:t>
       </w:r>
     </w:p>
     <w:bookmarkEnd w:id="0"/>
     <w:bookmarkEnd w:id="1"/>
     <w:p>
       <w:pPr>
-        <w:pStyle w:val="BodyText"/>
+        <w:pStyle w:val="a3"/>
         <w:rPr>
           <w:b/>
         </w:rPr>
       </w:pPr>
     </w:p>
     <w:sectPr>
-      <w:headerReference w:type="default" r:id="rId25"/>
-      <w:footerReference w:type="default" r:id="rId26"/>
-      <w:headerReference w:type="first" r:id="rId27"/>
-      <w:footerReference w:type="first" r:id="rId28"/>
+      <w:headerReference w:type="default" r:id="rId26"/>
+      <w:footerReference w:type="default" r:id="rId27"/>
+      <w:headerReference w:type="first" r:id="rId28"/>
+      <w:footerReference w:type="first" r:id="rId29"/>
       <w:pgSz w:w="11906" w:h="16838"/>
       <w:pgMar w:top="1800" w:right="1440" w:bottom="1440" w:left="1440" w:header="706" w:footer="389" w:gutter="0"/>
       <w:cols w:space="720"/>
@@ -6465,7 +7691,7 @@
 </file>
 
 <file path=word/endnotes.xml><?xml version="1.0" encoding="utf-8"?>
-<w:endnotes xmlns:wpc="http://schemas.microsoft.com/office/word/2010/wordprocessingCanvas" xmlns:cx="http://schemas.microsoft.com/office/drawing/2014/chartex" xmlns:cx1="http://schemas.microsoft.com/office/drawing/2015/9/8/chartex" xmlns:cx2="http://schemas.microsoft.com/office/drawing/2015/10/21/chartex" xmlns:cx3="http://schemas.microsoft.com/office/drawing/2016/5/9/chartex" xmlns:cx4="http://schemas.microsoft.com/office/drawing/2016/5/10/chartex" xmlns:cx5="http://schemas.microsoft.com/office/drawing/2016/5/11/chartex" xmlns:cx6="http://schemas.microsoft.com/office/drawing/2016/5/12/chartex" xmlns:cx7="http://schemas.microsoft.com/office/drawing/2016/5/13/chartex" xmlns:cx8="http://schemas.microsoft.com/office/drawing/2016/5/14/chartex" xmlns:mc="http://schemas.openxmlformats.org/markup-compatibility/2006" xmlns:aink="http://schemas.microsoft.com/office/drawing/2016/ink" xmlns:am3d="http://schemas.microsoft.com/office/drawing/2017/model3d" xmlns:o="urn:schemas-microsoft-com:office:office" xmlns:oel="http://schemas.microsoft.com/office/2019/extlst" xmlns:r="http://schemas.openxmlformats.org/officeDocument/2006/relationships" xmlns:m="http://schemas.openxmlformats.org/officeDocument/2006/math" xmlns:v="urn:schemas-microsoft-com:vml" xmlns:wp14="http://schemas.microsoft.com/office/word/2010/wordprocessingDrawing" xmlns:wp="http://schemas.openxmlformats.org/drawingml/2006/wordprocessingDrawing" xmlns:w10="urn:schemas-microsoft-com:office:word" xmlns:w="http://schemas.openxmlformats.org/wordprocessingml/2006/main" xmlns:w14="http://schemas.microsoft.com/office/word/2010/wordml" xmlns:w15="http://schemas.microsoft.com/office/word/2012/wordml" xmlns:w16cex="http://schemas.microsoft.com/office/word/2018/wordml/cex" xmlns:w16cid="http://schemas.microsoft.com/office/word/2016/wordml/cid" xmlns:w16="http://schemas.microsoft.com/office/word/2018/wordml" xmlns:w16sdtdh="http://schemas.microsoft.com/office/word/2020/wordml/sdtdatahash" xmlns:w16se="http://schemas.microsoft.com/office/word/2015/wordml/symex" xmlns:wpg="http://schemas.microsoft.com/office/word/2010/wordprocessingGroup" xmlns:wpi="http://schemas.microsoft.com/office/word/2010/wordprocessingInk" xmlns:wne="http://schemas.microsoft.com/office/word/2006/wordml" xmlns:wps="http://schemas.microsoft.com/office/word/2010/wordprocessingShape" mc:Ignorable="w14 w15 w16se w16cid w16 w16cex w16sdtdh wp14">
+<w:endnotes xmlns:wpc="http://schemas.microsoft.com/office/word/2010/wordprocessingCanvas" xmlns:cx="http://schemas.microsoft.com/office/drawing/2014/chartex" xmlns:cx1="http://schemas.microsoft.com/office/drawing/2015/9/8/chartex" xmlns:cx2="http://schemas.microsoft.com/office/drawing/2015/10/21/chartex" xmlns:cx3="http://schemas.microsoft.com/office/drawing/2016/5/9/chartex" xmlns:cx4="http://schemas.microsoft.com/office/drawing/2016/5/10/chartex" xmlns:cx5="http://schemas.microsoft.com/office/drawing/2016/5/11/chartex" xmlns:cx6="http://schemas.microsoft.com/office/drawing/2016/5/12/chartex" xmlns:cx7="http://schemas.microsoft.com/office/drawing/2016/5/13/chartex" xmlns:cx8="http://schemas.microsoft.com/office/drawing/2016/5/14/chartex" xmlns:mc="http://schemas.openxmlformats.org/markup-compatibility/2006" xmlns:aink="http://schemas.microsoft.com/office/drawing/2016/ink" xmlns:am3d="http://schemas.microsoft.com/office/drawing/2017/model3d" xmlns:o="urn:schemas-microsoft-com:office:office" xmlns:oel="http://schemas.microsoft.com/office/2019/extlst" xmlns:r="http://schemas.openxmlformats.org/officeDocument/2006/relationships" xmlns:m="http://schemas.openxmlformats.org/officeDocument/2006/math" xmlns:v="urn:schemas-microsoft-com:vml" xmlns:wp14="http://schemas.microsoft.com/office/word/2010/wordprocessingDrawing" xmlns:wp="http://schemas.openxmlformats.org/drawingml/2006/wordprocessingDrawing" xmlns:w10="urn:schemas-microsoft-com:office:word" xmlns:w="http://schemas.openxmlformats.org/wordprocessingml/2006/main" xmlns:w14="http://schemas.microsoft.com/office/word/2010/wordml" xmlns:w15="http://schemas.microsoft.com/office/word/2012/wordml" xmlns:w16cex="http://schemas.microsoft.com/office/word/2018/wordml/cex" xmlns:w16cid="http://schemas.microsoft.com/office/word/2016/wordml/cid" xmlns:w16="http://schemas.microsoft.com/office/word/2018/wordml" xmlns:w16du="http://schemas.microsoft.com/office/word/2023/wordml/word16du" xmlns:w16sdtdh="http://schemas.microsoft.com/office/word/2020/wordml/sdtdatahash" xmlns:w16sdtfl="http://schemas.microsoft.com/office/word/2024/wordml/sdtformatlock" xmlns:w16se="http://schemas.microsoft.com/office/word/2015/wordml/symex" xmlns:wpg="http://schemas.microsoft.com/office/word/2010/wordprocessingGroup" xmlns:wpi="http://schemas.microsoft.com/office/word/2010/wordprocessingInk" xmlns:wne="http://schemas.microsoft.com/office/word/2006/wordml" xmlns:wps="http://schemas.microsoft.com/office/word/2010/wordprocessingShape" mc:Ignorable="w14 w15 w16se w16cid w16 w16cex w16sdtdh w16sdtfl w16du wp14">
   <w:endnote w:type="separator" w:id="-1">
     <w:p>
       <w:r>
@@ -6484,10 +7710,10 @@
 </file>
 
 <file path=word/footer1.xml><?xml version="1.0" encoding="utf-8"?>
-<w:ftr xmlns:wpc="http://schemas.microsoft.com/office/word/2010/wordprocessingCanvas" xmlns:cx="http://schemas.microsoft.com/office/drawing/2014/chartex" xmlns:cx1="http://schemas.microsoft.com/office/drawing/2015/9/8/chartex" xmlns:cx2="http://schemas.microsoft.com/office/drawing/2015/10/21/chartex" xmlns:cx3="http://schemas.microsoft.com/office/drawing/2016/5/9/chartex" xmlns:cx4="http://schemas.microsoft.com/office/drawing/2016/5/10/chartex" xmlns:cx5="http://schemas.microsoft.com/office/drawing/2016/5/11/chartex" xmlns:cx6="http://schemas.microsoft.com/office/drawing/2016/5/12/chartex" xmlns:cx7="http://schemas.microsoft.com/office/drawing/2016/5/13/chartex" xmlns:cx8="http://schemas.microsoft.com/office/drawing/2016/5/14/chartex" xmlns:mc="http://schemas.openxmlformats.org/markup-compatibility/2006" xmlns:aink="http://schemas.microsoft.com/office/drawing/2016/ink" xmlns:am3d="http://schemas.microsoft.com/office/drawing/2017/model3d" xmlns:o="urn:schemas-microsoft-com:office:office" xmlns:oel="http://schemas.microsoft.com/office/2019/extlst" xmlns:r="http://schemas.openxmlformats.org/officeDocument/2006/relationships" xmlns:m="http://schemas.openxmlformats.org/officeDocument/2006/math" xmlns:v="urn:schemas-microsoft-com:vml" xmlns:wp14="http://schemas.microsoft.com/office/word/2010/wordprocessingDrawing" xmlns:wp="http://schemas.openxmlformats.org/drawingml/2006/wordprocessingDrawing" xmlns:w10="urn:schemas-microsoft-com:office:word" xmlns:w="http://schemas.openxmlformats.org/wordprocessingml/2006/main" xmlns:w14="http://schemas.microsoft.com/office/word/2010/wordml" xmlns:w15="http://schemas.microsoft.com/office/word/2012/wordml" xmlns:w16cex="http://schemas.microsoft.com/office/word/2018/wordml/cex" xmlns:w16cid="http://schemas.microsoft.com/office/word/2016/wordml/cid" xmlns:w16="http://schemas.microsoft.com/office/word/2018/wordml" xmlns:w16sdtdh="http://schemas.microsoft.com/office/word/2020/wordml/sdtdatahash" xmlns:w16se="http://schemas.microsoft.com/office/word/2015/wordml/symex" xmlns:wpg="http://schemas.microsoft.com/office/word/2010/wordprocessingGroup" xmlns:wpi="http://schemas.microsoft.com/office/word/2010/wordprocessingInk" xmlns:wne="http://schemas.microsoft.com/office/word/2006/wordml" xmlns:wps="http://schemas.microsoft.com/office/word/2010/wordprocessingShape" mc:Ignorable="w14 w15 w16se w16cid w16 w16cex w16sdtdh wp14">
+<w:ftr xmlns:wpc="http://schemas.microsoft.com/office/word/2010/wordprocessingCanvas" xmlns:cx="http://schemas.microsoft.com/office/drawing/2014/chartex" xmlns:cx1="http://schemas.microsoft.com/office/drawing/2015/9/8/chartex" xmlns:cx2="http://schemas.microsoft.com/office/drawing/2015/10/21/chartex" xmlns:cx3="http://schemas.microsoft.com/office/drawing/2016/5/9/chartex" xmlns:cx4="http://schemas.microsoft.com/office/drawing/2016/5/10/chartex" xmlns:cx5="http://schemas.microsoft.com/office/drawing/2016/5/11/chartex" xmlns:cx6="http://schemas.microsoft.com/office/drawing/2016/5/12/chartex" xmlns:cx7="http://schemas.microsoft.com/office/drawing/2016/5/13/chartex" xmlns:cx8="http://schemas.microsoft.com/office/drawing/2016/5/14/chartex" xmlns:mc="http://schemas.openxmlformats.org/markup-compatibility/2006" xmlns:aink="http://schemas.microsoft.com/office/drawing/2016/ink" xmlns:am3d="http://schemas.microsoft.com/office/drawing/2017/model3d" xmlns:o="urn:schemas-microsoft-com:office:office" xmlns:oel="http://schemas.microsoft.com/office/2019/extlst" xmlns:r="http://schemas.openxmlformats.org/officeDocument/2006/relationships" xmlns:m="http://schemas.openxmlformats.org/officeDocument/2006/math" xmlns:v="urn:schemas-microsoft-com:vml" xmlns:wp14="http://schemas.microsoft.com/office/word/2010/wordprocessingDrawing" xmlns:wp="http://schemas.openxmlformats.org/drawingml/2006/wordprocessingDrawing" xmlns:w10="urn:schemas-microsoft-com:office:word" xmlns:w="http://schemas.openxmlformats.org/wordprocessingml/2006/main" xmlns:w14="http://schemas.microsoft.com/office/word/2010/wordml" xmlns:w15="http://schemas.microsoft.com/office/word/2012/wordml" xmlns:w16cex="http://schemas.microsoft.com/office/word/2018/wordml/cex" xmlns:w16cid="http://schemas.microsoft.com/office/word/2016/wordml/cid" xmlns:w16="http://schemas.microsoft.com/office/word/2018/wordml" xmlns:w16du="http://schemas.microsoft.com/office/word/2023/wordml/word16du" xmlns:w16sdtdh="http://schemas.microsoft.com/office/word/2020/wordml/sdtdatahash" xmlns:w16sdtfl="http://schemas.microsoft.com/office/word/2024/wordml/sdtformatlock" xmlns:w16se="http://schemas.microsoft.com/office/word/2015/wordml/symex" xmlns:wpg="http://schemas.microsoft.com/office/word/2010/wordprocessingGroup" xmlns:wpi="http://schemas.microsoft.com/office/word/2010/wordprocessingInk" xmlns:wne="http://schemas.microsoft.com/office/word/2006/wordml" xmlns:wps="http://schemas.microsoft.com/office/word/2010/wordprocessingShape" mc:Ignorable="w14 w15 w16se w16cid w16 w16cex w16sdtdh w16sdtfl w16du wp14">
   <w:p>
     <w:pPr>
-      <w:pStyle w:val="Footer"/>
+      <w:pStyle w:val="a9"/>
       <w:rPr>
         <w:sz w:val="12"/>
         <w:szCs w:val="12"/>
@@ -6503,13 +7729,21 @@
   </w:p>
   <w:p>
     <w:pPr>
-      <w:pStyle w:val="Footer"/>
+      <w:pStyle w:val="a9"/>
     </w:pPr>
+    <w:proofErr w:type="spellStart"/>
     <w:r>
       <w:rPr>
         <w:sz w:val="12"/>
       </w:rPr>
-      <w:t>RVfoga Version</w:t>
+      <w:t>RVfoga</w:t>
+    </w:r>
+    <w:proofErr w:type="spellEnd"/>
+    <w:r>
+      <w:rPr>
+        <w:sz w:val="12"/>
+      </w:rPr>
+      <w:t xml:space="preserve"> Version</w:t>
     </w:r>
     <w:r>
       <w:rPr>
@@ -6527,7 +7761,7 @@
   </w:p>
   <w:p>
     <w:pPr>
-      <w:pStyle w:val="Footer"/>
+      <w:pStyle w:val="a9"/>
     </w:pPr>
     <w:r>
       <w:rPr>
@@ -6584,10 +7818,10 @@
 </file>
 
 <file path=word/footer2.xml><?xml version="1.0" encoding="utf-8"?>
-<w:ftr xmlns:wpc="http://schemas.microsoft.com/office/word/2010/wordprocessingCanvas" xmlns:cx="http://schemas.microsoft.com/office/drawing/2014/chartex" xmlns:cx1="http://schemas.microsoft.com/office/drawing/2015/9/8/chartex" xmlns:cx2="http://schemas.microsoft.com/office/drawing/2015/10/21/chartex" xmlns:cx3="http://schemas.microsoft.com/office/drawing/2016/5/9/chartex" xmlns:cx4="http://schemas.microsoft.com/office/drawing/2016/5/10/chartex" xmlns:cx5="http://schemas.microsoft.com/office/drawing/2016/5/11/chartex" xmlns:cx6="http://schemas.microsoft.com/office/drawing/2016/5/12/chartex" xmlns:cx7="http://schemas.microsoft.com/office/drawing/2016/5/13/chartex" xmlns:cx8="http://schemas.microsoft.com/office/drawing/2016/5/14/chartex" xmlns:mc="http://schemas.openxmlformats.org/markup-compatibility/2006" xmlns:aink="http://schemas.microsoft.com/office/drawing/2016/ink" xmlns:am3d="http://schemas.microsoft.com/office/drawing/2017/model3d" xmlns:o="urn:schemas-microsoft-com:office:office" xmlns:oel="http://schemas.microsoft.com/office/2019/extlst" xmlns:r="http://schemas.openxmlformats.org/officeDocument/2006/relationships" xmlns:m="http://schemas.openxmlformats.org/officeDocument/2006/math" xmlns:v="urn:schemas-microsoft-com:vml" xmlns:wp14="http://schemas.microsoft.com/office/word/2010/wordprocessingDrawing" xmlns:wp="http://schemas.openxmlformats.org/drawingml/2006/wordprocessingDrawing" xmlns:w10="urn:schemas-microsoft-com:office:word" xmlns:w="http://schemas.openxmlformats.org/wordprocessingml/2006/main" xmlns:w14="http://schemas.microsoft.com/office/word/2010/wordml" xmlns:w15="http://schemas.microsoft.com/office/word/2012/wordml" xmlns:w16cex="http://schemas.microsoft.com/office/word/2018/wordml/cex" xmlns:w16cid="http://schemas.microsoft.com/office/word/2016/wordml/cid" xmlns:w16="http://schemas.microsoft.com/office/word/2018/wordml" xmlns:w16sdtdh="http://schemas.microsoft.com/office/word/2020/wordml/sdtdatahash" xmlns:w16se="http://schemas.microsoft.com/office/word/2015/wordml/symex" xmlns:wpg="http://schemas.microsoft.com/office/word/2010/wordprocessingGroup" xmlns:wpi="http://schemas.microsoft.com/office/word/2010/wordprocessingInk" xmlns:wne="http://schemas.microsoft.com/office/word/2006/wordml" xmlns:wps="http://schemas.microsoft.com/office/word/2010/wordprocessingShape" mc:Ignorable="w14 w15 w16se w16cid w16 w16cex w16sdtdh wp14">
+<w:ftr xmlns:wpc="http://schemas.microsoft.com/office/word/2010/wordprocessingCanvas" xmlns:cx="http://schemas.microsoft.com/office/drawing/2014/chartex" xmlns:cx1="http://schemas.microsoft.com/office/drawing/2015/9/8/chartex" xmlns:cx2="http://schemas.microsoft.com/office/drawing/2015/10/21/chartex" xmlns:cx3="http://schemas.microsoft.com/office/drawing/2016/5/9/chartex" xmlns:cx4="http://schemas.microsoft.com/office/drawing/2016/5/10/chartex" xmlns:cx5="http://schemas.microsoft.com/office/drawing/2016/5/11/chartex" xmlns:cx6="http://schemas.microsoft.com/office/drawing/2016/5/12/chartex" xmlns:cx7="http://schemas.microsoft.com/office/drawing/2016/5/13/chartex" xmlns:cx8="http://schemas.microsoft.com/office/drawing/2016/5/14/chartex" xmlns:mc="http://schemas.openxmlformats.org/markup-compatibility/2006" xmlns:aink="http://schemas.microsoft.com/office/drawing/2016/ink" xmlns:am3d="http://schemas.microsoft.com/office/drawing/2017/model3d" xmlns:o="urn:schemas-microsoft-com:office:office" xmlns:oel="http://schemas.microsoft.com/office/2019/extlst" xmlns:r="http://schemas.openxmlformats.org/officeDocument/2006/relationships" xmlns:m="http://schemas.openxmlformats.org/officeDocument/2006/math" xmlns:v="urn:schemas-microsoft-com:vml" xmlns:wp14="http://schemas.microsoft.com/office/word/2010/wordprocessingDrawing" xmlns:wp="http://schemas.openxmlformats.org/drawingml/2006/wordprocessingDrawing" xmlns:w10="urn:schemas-microsoft-com:office:word" xmlns:w="http://schemas.openxmlformats.org/wordprocessingml/2006/main" xmlns:w14="http://schemas.microsoft.com/office/word/2010/wordml" xmlns:w15="http://schemas.microsoft.com/office/word/2012/wordml" xmlns:w16cex="http://schemas.microsoft.com/office/word/2018/wordml/cex" xmlns:w16cid="http://schemas.microsoft.com/office/word/2016/wordml/cid" xmlns:w16="http://schemas.microsoft.com/office/word/2018/wordml" xmlns:w16du="http://schemas.microsoft.com/office/word/2023/wordml/word16du" xmlns:w16sdtdh="http://schemas.microsoft.com/office/word/2020/wordml/sdtdatahash" xmlns:w16sdtfl="http://schemas.microsoft.com/office/word/2024/wordml/sdtformatlock" xmlns:w16se="http://schemas.microsoft.com/office/word/2015/wordml/symex" xmlns:wpg="http://schemas.microsoft.com/office/word/2010/wordprocessingGroup" xmlns:wpi="http://schemas.microsoft.com/office/word/2010/wordprocessingInk" xmlns:wne="http://schemas.microsoft.com/office/word/2006/wordml" xmlns:wps="http://schemas.microsoft.com/office/word/2010/wordprocessingShape" mc:Ignorable="w14 w15 w16se w16cid w16 w16cex w16sdtdh w16sdtfl w16du wp14">
   <w:p>
     <w:pPr>
-      <w:pStyle w:val="Footer"/>
+      <w:pStyle w:val="a9"/>
       <w:rPr>
         <w:sz w:val="12"/>
         <w:szCs w:val="12"/>
@@ -6603,13 +7837,21 @@
   </w:p>
   <w:p>
     <w:pPr>
-      <w:pStyle w:val="Footer"/>
+      <w:pStyle w:val="a9"/>
     </w:pPr>
+    <w:proofErr w:type="spellStart"/>
     <w:r>
       <w:rPr>
         <w:sz w:val="12"/>
       </w:rPr>
-      <w:t>RVfoga Version</w:t>
+      <w:t>RVfoga</w:t>
+    </w:r>
+    <w:proofErr w:type="spellEnd"/>
+    <w:r>
+      <w:rPr>
+        <w:sz w:val="12"/>
+      </w:rPr>
+      <w:t xml:space="preserve"> Version</w:t>
     </w:r>
     <w:r>
       <w:rPr>
@@ -6627,7 +7869,7 @@
   </w:p>
   <w:p>
     <w:pPr>
-      <w:pStyle w:val="Footer"/>
+      <w:pStyle w:val="a9"/>
     </w:pPr>
     <w:r>
       <w:rPr>
@@ -6653,7 +7895,7 @@
 </file>
 
 <file path=word/footnotes.xml><?xml version="1.0" encoding="utf-8"?>
-<w:footnotes xmlns:wpc="http://schemas.microsoft.com/office/word/2010/wordprocessingCanvas" xmlns:cx="http://schemas.microsoft.com/office/drawing/2014/chartex" xmlns:cx1="http://schemas.microsoft.com/office/drawing/2015/9/8/chartex" xmlns:cx2="http://schemas.microsoft.com/office/drawing/2015/10/21/chartex" xmlns:cx3="http://schemas.microsoft.com/office/drawing/2016/5/9/chartex" xmlns:cx4="http://schemas.microsoft.com/office/drawing/2016/5/10/chartex" xmlns:cx5="http://schemas.microsoft.com/office/drawing/2016/5/11/chartex" xmlns:cx6="http://schemas.microsoft.com/office/drawing/2016/5/12/chartex" xmlns:cx7="http://schemas.microsoft.com/office/drawing/2016/5/13/chartex" xmlns:cx8="http://schemas.microsoft.com/office/drawing/2016/5/14/chartex" xmlns:mc="http://schemas.openxmlformats.org/markup-compatibility/2006" xmlns:aink="http://schemas.microsoft.com/office/drawing/2016/ink" xmlns:am3d="http://schemas.microsoft.com/office/drawing/2017/model3d" xmlns:o="urn:schemas-microsoft-com:office:office" xmlns:oel="http://schemas.microsoft.com/office/2019/extlst" xmlns:r="http://schemas.openxmlformats.org/officeDocument/2006/relationships" xmlns:m="http://schemas.openxmlformats.org/officeDocument/2006/math" xmlns:v="urn:schemas-microsoft-com:vml" xmlns:wp14="http://schemas.microsoft.com/office/word/2010/wordprocessingDrawing" xmlns:wp="http://schemas.openxmlformats.org/drawingml/2006/wordprocessingDrawing" xmlns:w10="urn:schemas-microsoft-com:office:word" xmlns:w="http://schemas.openxmlformats.org/wordprocessingml/2006/main" xmlns:w14="http://schemas.microsoft.com/office/word/2010/wordml" xmlns:w15="http://schemas.microsoft.com/office/word/2012/wordml" xmlns:w16cex="http://schemas.microsoft.com/office/word/2018/wordml/cex" xmlns:w16cid="http://schemas.microsoft.com/office/word/2016/wordml/cid" xmlns:w16="http://schemas.microsoft.com/office/word/2018/wordml" xmlns:w16sdtdh="http://schemas.microsoft.com/office/word/2020/wordml/sdtdatahash" xmlns:w16se="http://schemas.microsoft.com/office/word/2015/wordml/symex" xmlns:wpg="http://schemas.microsoft.com/office/word/2010/wordprocessingGroup" xmlns:wpi="http://schemas.microsoft.com/office/word/2010/wordprocessingInk" xmlns:wne="http://schemas.microsoft.com/office/word/2006/wordml" xmlns:wps="http://schemas.microsoft.com/office/word/2010/wordprocessingShape" mc:Ignorable="w14 w15 w16se w16cid w16 w16cex w16sdtdh wp14">
+<w:footnotes xmlns:wpc="http://schemas.microsoft.com/office/word/2010/wordprocessingCanvas" xmlns:cx="http://schemas.microsoft.com/office/drawing/2014/chartex" xmlns:cx1="http://schemas.microsoft.com/office/drawing/2015/9/8/chartex" xmlns:cx2="http://schemas.microsoft.com/office/drawing/2015/10/21/chartex" xmlns:cx3="http://schemas.microsoft.com/office/drawing/2016/5/9/chartex" xmlns:cx4="http://schemas.microsoft.com/office/drawing/2016/5/10/chartex" xmlns:cx5="http://schemas.microsoft.com/office/drawing/2016/5/11/chartex" xmlns:cx6="http://schemas.microsoft.com/office/drawing/2016/5/12/chartex" xmlns:cx7="http://schemas.microsoft.com/office/drawing/2016/5/13/chartex" xmlns:cx8="http://schemas.microsoft.com/office/drawing/2016/5/14/chartex" xmlns:mc="http://schemas.openxmlformats.org/markup-compatibility/2006" xmlns:aink="http://schemas.microsoft.com/office/drawing/2016/ink" xmlns:am3d="http://schemas.microsoft.com/office/drawing/2017/model3d" xmlns:o="urn:schemas-microsoft-com:office:office" xmlns:oel="http://schemas.microsoft.com/office/2019/extlst" xmlns:r="http://schemas.openxmlformats.org/officeDocument/2006/relationships" xmlns:m="http://schemas.openxmlformats.org/officeDocument/2006/math" xmlns:v="urn:schemas-microsoft-com:vml" xmlns:wp14="http://schemas.microsoft.com/office/word/2010/wordprocessingDrawing" xmlns:wp="http://schemas.openxmlformats.org/drawingml/2006/wordprocessingDrawing" xmlns:w10="urn:schemas-microsoft-com:office:word" xmlns:w="http://schemas.openxmlformats.org/wordprocessingml/2006/main" xmlns:w14="http://schemas.microsoft.com/office/word/2010/wordml" xmlns:w15="http://schemas.microsoft.com/office/word/2012/wordml" xmlns:w16cex="http://schemas.microsoft.com/office/word/2018/wordml/cex" xmlns:w16cid="http://schemas.microsoft.com/office/word/2016/wordml/cid" xmlns:w16="http://schemas.microsoft.com/office/word/2018/wordml" xmlns:w16du="http://schemas.microsoft.com/office/word/2023/wordml/word16du" xmlns:w16sdtdh="http://schemas.microsoft.com/office/word/2020/wordml/sdtdatahash" xmlns:w16sdtfl="http://schemas.microsoft.com/office/word/2024/wordml/sdtformatlock" xmlns:w16se="http://schemas.microsoft.com/office/word/2015/wordml/symex" xmlns:wpg="http://schemas.microsoft.com/office/word/2010/wordprocessingGroup" xmlns:wpi="http://schemas.microsoft.com/office/word/2010/wordprocessingInk" xmlns:wne="http://schemas.microsoft.com/office/word/2006/wordml" xmlns:wps="http://schemas.microsoft.com/office/word/2010/wordprocessingShape" mc:Ignorable="w14 w15 w16se w16cid w16 w16cex w16sdtdh w16sdtfl w16du wp14">
   <w:footnote w:type="separator" w:id="-1">
     <w:p>
       <w:r>
@@ -6672,10 +7914,10 @@
 </file>
 
 <file path=word/header1.xml><?xml version="1.0" encoding="utf-8"?>
-<w:hdr xmlns:wpc="http://schemas.microsoft.com/office/word/2010/wordprocessingCanvas" xmlns:cx="http://schemas.microsoft.com/office/drawing/2014/chartex" xmlns:cx1="http://schemas.microsoft.com/office/drawing/2015/9/8/chartex" xmlns:cx2="http://schemas.microsoft.com/office/drawing/2015/10/21/chartex" xmlns:cx3="http://schemas.microsoft.com/office/drawing/2016/5/9/chartex" xmlns:cx4="http://schemas.microsoft.com/office/drawing/2016/5/10/chartex" xmlns:cx5="http://schemas.microsoft.com/office/drawing/2016/5/11/chartex" xmlns:cx6="http://schemas.microsoft.com/office/drawing/2016/5/12/chartex" xmlns:cx7="http://schemas.microsoft.com/office/drawing/2016/5/13/chartex" xmlns:cx8="http://schemas.microsoft.com/office/drawing/2016/5/14/chartex" xmlns:mc="http://schemas.openxmlformats.org/markup-compatibility/2006" xmlns:aink="http://schemas.microsoft.com/office/drawing/2016/ink" xmlns:am3d="http://schemas.microsoft.com/office/drawing/2017/model3d" xmlns:o="urn:schemas-microsoft-com:office:office" xmlns:oel="http://schemas.microsoft.com/office/2019/extlst" xmlns:r="http://schemas.openxmlformats.org/officeDocument/2006/relationships" xmlns:m="http://schemas.openxmlformats.org/officeDocument/2006/math" xmlns:v="urn:schemas-microsoft-com:vml" xmlns:wp14="http://schemas.microsoft.com/office/word/2010/wordprocessingDrawing" xmlns:wp="http://schemas.openxmlformats.org/drawingml/2006/wordprocessingDrawing" xmlns:w10="urn:schemas-microsoft-com:office:word" xmlns:w="http://schemas.openxmlformats.org/wordprocessingml/2006/main" xmlns:w14="http://schemas.microsoft.com/office/word/2010/wordml" xmlns:w15="http://schemas.microsoft.com/office/word/2012/wordml" xmlns:w16cex="http://schemas.microsoft.com/office/word/2018/wordml/cex" xmlns:w16cid="http://schemas.microsoft.com/office/word/2016/wordml/cid" xmlns:w16="http://schemas.microsoft.com/office/word/2018/wordml" xmlns:w16sdtdh="http://schemas.microsoft.com/office/word/2020/wordml/sdtdatahash" xmlns:w16se="http://schemas.microsoft.com/office/word/2015/wordml/symex" xmlns:wpg="http://schemas.microsoft.com/office/word/2010/wordprocessingGroup" xmlns:wpi="http://schemas.microsoft.com/office/word/2010/wordprocessingInk" xmlns:wne="http://schemas.microsoft.com/office/word/2006/wordml" xmlns:wps="http://schemas.microsoft.com/office/word/2010/wordprocessingShape" mc:Ignorable="w14 w15 w16se w16cid w16 w16cex w16sdtdh wp14">
+<w:hdr xmlns:wpc="http://schemas.microsoft.com/office/word/2010/wordprocessingCanvas" xmlns:cx="http://schemas.microsoft.com/office/drawing/2014/chartex" xmlns:cx1="http://schemas.microsoft.com/office/drawing/2015/9/8/chartex" xmlns:cx2="http://schemas.microsoft.com/office/drawing/2015/10/21/chartex" xmlns:cx3="http://schemas.microsoft.com/office/drawing/2016/5/9/chartex" xmlns:cx4="http://schemas.microsoft.com/office/drawing/2016/5/10/chartex" xmlns:cx5="http://schemas.microsoft.com/office/drawing/2016/5/11/chartex" xmlns:cx6="http://schemas.microsoft.com/office/drawing/2016/5/12/chartex" xmlns:cx7="http://schemas.microsoft.com/office/drawing/2016/5/13/chartex" xmlns:cx8="http://schemas.microsoft.com/office/drawing/2016/5/14/chartex" xmlns:mc="http://schemas.openxmlformats.org/markup-compatibility/2006" xmlns:aink="http://schemas.microsoft.com/office/drawing/2016/ink" xmlns:am3d="http://schemas.microsoft.com/office/drawing/2017/model3d" xmlns:o="urn:schemas-microsoft-com:office:office" xmlns:oel="http://schemas.microsoft.com/office/2019/extlst" xmlns:r="http://schemas.openxmlformats.org/officeDocument/2006/relationships" xmlns:m="http://schemas.openxmlformats.org/officeDocument/2006/math" xmlns:v="urn:schemas-microsoft-com:vml" xmlns:wp14="http://schemas.microsoft.com/office/word/2010/wordprocessingDrawing" xmlns:wp="http://schemas.openxmlformats.org/drawingml/2006/wordprocessingDrawing" xmlns:w10="urn:schemas-microsoft-com:office:word" xmlns:w="http://schemas.openxmlformats.org/wordprocessingml/2006/main" xmlns:w14="http://schemas.microsoft.com/office/word/2010/wordml" xmlns:w15="http://schemas.microsoft.com/office/word/2012/wordml" xmlns:w16cex="http://schemas.microsoft.com/office/word/2018/wordml/cex" xmlns:w16cid="http://schemas.microsoft.com/office/word/2016/wordml/cid" xmlns:w16="http://schemas.microsoft.com/office/word/2018/wordml" xmlns:w16du="http://schemas.microsoft.com/office/word/2023/wordml/word16du" xmlns:w16sdtdh="http://schemas.microsoft.com/office/word/2020/wordml/sdtdatahash" xmlns:w16sdtfl="http://schemas.microsoft.com/office/word/2024/wordml/sdtformatlock" xmlns:w16se="http://schemas.microsoft.com/office/word/2015/wordml/symex" xmlns:wpg="http://schemas.microsoft.com/office/word/2010/wordprocessingGroup" xmlns:wpi="http://schemas.microsoft.com/office/word/2010/wordprocessingInk" xmlns:wne="http://schemas.microsoft.com/office/word/2006/wordml" xmlns:wps="http://schemas.microsoft.com/office/word/2010/wordprocessingShape" mc:Ignorable="w14 w15 w16se w16cid w16 w16cex w16sdtdh w16sdtfl w16du wp14">
   <w:p>
     <w:pPr>
-      <w:pStyle w:val="Header"/>
+      <w:pStyle w:val="ab"/>
     </w:pPr>
     <w:r>
       <w:rPr>
@@ -6733,7 +7975,7 @@
 </file>
 
 <file path=word/header2.xml><?xml version="1.0" encoding="utf-8"?>
-<w:hdr xmlns:wpc="http://schemas.microsoft.com/office/word/2010/wordprocessingCanvas" xmlns:cx="http://schemas.microsoft.com/office/drawing/2014/chartex" xmlns:cx1="http://schemas.microsoft.com/office/drawing/2015/9/8/chartex" xmlns:cx2="http://schemas.microsoft.com/office/drawing/2015/10/21/chartex" xmlns:cx3="http://schemas.microsoft.com/office/drawing/2016/5/9/chartex" xmlns:cx4="http://schemas.microsoft.com/office/drawing/2016/5/10/chartex" xmlns:cx5="http://schemas.microsoft.com/office/drawing/2016/5/11/chartex" xmlns:cx6="http://schemas.microsoft.com/office/drawing/2016/5/12/chartex" xmlns:cx7="http://schemas.microsoft.com/office/drawing/2016/5/13/chartex" xmlns:cx8="http://schemas.microsoft.com/office/drawing/2016/5/14/chartex" xmlns:mc="http://schemas.openxmlformats.org/markup-compatibility/2006" xmlns:aink="http://schemas.microsoft.com/office/drawing/2016/ink" xmlns:am3d="http://schemas.microsoft.com/office/drawing/2017/model3d" xmlns:o="urn:schemas-microsoft-com:office:office" xmlns:oel="http://schemas.microsoft.com/office/2019/extlst" xmlns:r="http://schemas.openxmlformats.org/officeDocument/2006/relationships" xmlns:m="http://schemas.openxmlformats.org/officeDocument/2006/math" xmlns:v="urn:schemas-microsoft-com:vml" xmlns:wp14="http://schemas.microsoft.com/office/word/2010/wordprocessingDrawing" xmlns:wp="http://schemas.openxmlformats.org/drawingml/2006/wordprocessingDrawing" xmlns:w10="urn:schemas-microsoft-com:office:word" xmlns:w="http://schemas.openxmlformats.org/wordprocessingml/2006/main" xmlns:w14="http://schemas.microsoft.com/office/word/2010/wordml" xmlns:w15="http://schemas.microsoft.com/office/word/2012/wordml" xmlns:w16cex="http://schemas.microsoft.com/office/word/2018/wordml/cex" xmlns:w16cid="http://schemas.microsoft.com/office/word/2016/wordml/cid" xmlns:w16="http://schemas.microsoft.com/office/word/2018/wordml" xmlns:w16sdtdh="http://schemas.microsoft.com/office/word/2020/wordml/sdtdatahash" xmlns:w16se="http://schemas.microsoft.com/office/word/2015/wordml/symex" xmlns:wpg="http://schemas.microsoft.com/office/word/2010/wordprocessingGroup" xmlns:wpi="http://schemas.microsoft.com/office/word/2010/wordprocessingInk" xmlns:wne="http://schemas.microsoft.com/office/word/2006/wordml" xmlns:wps="http://schemas.microsoft.com/office/word/2010/wordprocessingShape" mc:Ignorable="w14 w15 w16se w16cid w16 w16cex w16sdtdh wp14">
+<w:hdr xmlns:wpc="http://schemas.microsoft.com/office/word/2010/wordprocessingCanvas" xmlns:cx="http://schemas.microsoft.com/office/drawing/2014/chartex" xmlns:cx1="http://schemas.microsoft.com/office/drawing/2015/9/8/chartex" xmlns:cx2="http://schemas.microsoft.com/office/drawing/2015/10/21/chartex" xmlns:cx3="http://schemas.microsoft.com/office/drawing/2016/5/9/chartex" xmlns:cx4="http://schemas.microsoft.com/office/drawing/2016/5/10/chartex" xmlns:cx5="http://schemas.microsoft.com/office/drawing/2016/5/11/chartex" xmlns:cx6="http://schemas.microsoft.com/office/drawing/2016/5/12/chartex" xmlns:cx7="http://schemas.microsoft.com/office/drawing/2016/5/13/chartex" xmlns:cx8="http://schemas.microsoft.com/office/drawing/2016/5/14/chartex" xmlns:mc="http://schemas.openxmlformats.org/markup-compatibility/2006" xmlns:aink="http://schemas.microsoft.com/office/drawing/2016/ink" xmlns:am3d="http://schemas.microsoft.com/office/drawing/2017/model3d" xmlns:o="urn:schemas-microsoft-com:office:office" xmlns:oel="http://schemas.microsoft.com/office/2019/extlst" xmlns:r="http://schemas.openxmlformats.org/officeDocument/2006/relationships" xmlns:m="http://schemas.openxmlformats.org/officeDocument/2006/math" xmlns:v="urn:schemas-microsoft-com:vml" xmlns:wp14="http://schemas.microsoft.com/office/word/2010/wordprocessingDrawing" xmlns:wp="http://schemas.openxmlformats.org/drawingml/2006/wordprocessingDrawing" xmlns:w10="urn:schemas-microsoft-com:office:word" xmlns:w="http://schemas.openxmlformats.org/wordprocessingml/2006/main" xmlns:w14="http://schemas.microsoft.com/office/word/2010/wordml" xmlns:w15="http://schemas.microsoft.com/office/word/2012/wordml" xmlns:w16cex="http://schemas.microsoft.com/office/word/2018/wordml/cex" xmlns:w16cid="http://schemas.microsoft.com/office/word/2016/wordml/cid" xmlns:w16="http://schemas.microsoft.com/office/word/2018/wordml" xmlns:w16du="http://schemas.microsoft.com/office/word/2023/wordml/word16du" xmlns:w16sdtdh="http://schemas.microsoft.com/office/word/2020/wordml/sdtdatahash" xmlns:w16sdtfl="http://schemas.microsoft.com/office/word/2024/wordml/sdtformatlock" xmlns:w16se="http://schemas.microsoft.com/office/word/2015/wordml/symex" xmlns:wpg="http://schemas.microsoft.com/office/word/2010/wordprocessingGroup" xmlns:wpi="http://schemas.microsoft.com/office/word/2010/wordprocessingInk" xmlns:wne="http://schemas.microsoft.com/office/word/2006/wordml" xmlns:wps="http://schemas.microsoft.com/office/word/2010/wordprocessingShape" mc:Ignorable="w14 w15 w16se w16cid w16 w16cex w16sdtdh w16sdtfl w16du wp14">
   <w:tbl>
     <w:tblPr>
       <w:tblW w:w="9028" w:type="dxa"/>
@@ -6749,11 +7991,10 @@
       <w:tc>
         <w:tcPr>
           <w:tcW w:w="3009" w:type="dxa"/>
-          <w:shd w:val="clear" w:color="auto" w:fill="auto"/>
         </w:tcPr>
         <w:p>
           <w:pPr>
-            <w:pStyle w:val="Header"/>
+            <w:pStyle w:val="ab"/>
             <w:ind w:left="-115"/>
           </w:pPr>
         </w:p>
@@ -6761,11 +8002,10 @@
       <w:tc>
         <w:tcPr>
           <w:tcW w:w="3009" w:type="dxa"/>
-          <w:shd w:val="clear" w:color="auto" w:fill="auto"/>
         </w:tcPr>
         <w:p>
           <w:pPr>
-            <w:pStyle w:val="Header"/>
+            <w:pStyle w:val="ab"/>
             <w:jc w:val="center"/>
           </w:pPr>
         </w:p>
@@ -6773,11 +8013,10 @@
       <w:tc>
         <w:tcPr>
           <w:tcW w:w="3010" w:type="dxa"/>
-          <w:shd w:val="clear" w:color="auto" w:fill="auto"/>
         </w:tcPr>
         <w:p>
           <w:pPr>
-            <w:pStyle w:val="Header"/>
+            <w:pStyle w:val="ab"/>
             <w:ind w:right="-115"/>
             <w:jc w:val="right"/>
           </w:pPr>
@@ -6787,14 +8026,14 @@
   </w:tbl>
   <w:p>
     <w:pPr>
-      <w:pStyle w:val="Header"/>
+      <w:pStyle w:val="ab"/>
     </w:pPr>
   </w:p>
 </w:hdr>
 </file>
 
 <file path=word/numbering.xml><?xml version="1.0" encoding="utf-8"?>
-<w:numbering xmlns:wpc="http://schemas.microsoft.com/office/word/2010/wordprocessingCanvas" xmlns:cx="http://schemas.microsoft.com/office/drawing/2014/chartex" xmlns:cx1="http://schemas.microsoft.com/office/drawing/2015/9/8/chartex" xmlns:cx2="http://schemas.microsoft.com/office/drawing/2015/10/21/chartex" xmlns:cx3="http://schemas.microsoft.com/office/drawing/2016/5/9/chartex" xmlns:cx4="http://schemas.microsoft.com/office/drawing/2016/5/10/chartex" xmlns:cx5="http://schemas.microsoft.com/office/drawing/2016/5/11/chartex" xmlns:cx6="http://schemas.microsoft.com/office/drawing/2016/5/12/chartex" xmlns:cx7="http://schemas.microsoft.com/office/drawing/2016/5/13/chartex" xmlns:cx8="http://schemas.microsoft.com/office/drawing/2016/5/14/chartex" xmlns:mc="http://schemas.openxmlformats.org/markup-compatibility/2006" xmlns:aink="http://schemas.microsoft.com/office/drawing/2016/ink" xmlns:am3d="http://schemas.microsoft.com/office/drawing/2017/model3d" xmlns:o="urn:schemas-microsoft-com:office:office" xmlns:oel="http://schemas.microsoft.com/office/2019/extlst" xmlns:r="http://schemas.openxmlformats.org/officeDocument/2006/relationships" xmlns:m="http://schemas.openxmlformats.org/officeDocument/2006/math" xmlns:v="urn:schemas-microsoft-com:vml" xmlns:wp14="http://schemas.microsoft.com/office/word/2010/wordprocessingDrawing" xmlns:wp="http://schemas.openxmlformats.org/drawingml/2006/wordprocessingDrawing" xmlns:w10="urn:schemas-microsoft-com:office:word" xmlns:w="http://schemas.openxmlformats.org/wordprocessingml/2006/main" xmlns:w14="http://schemas.microsoft.com/office/word/2010/wordml" xmlns:w15="http://schemas.microsoft.com/office/word/2012/wordml" xmlns:w16cex="http://schemas.microsoft.com/office/word/2018/wordml/cex" xmlns:w16cid="http://schemas.microsoft.com/office/word/2016/wordml/cid" xmlns:w16="http://schemas.microsoft.com/office/word/2018/wordml" xmlns:w16sdtdh="http://schemas.microsoft.com/office/word/2020/wordml/sdtdatahash" xmlns:w16se="http://schemas.microsoft.com/office/word/2015/wordml/symex" xmlns:wpg="http://schemas.microsoft.com/office/word/2010/wordprocessingGroup" xmlns:wpi="http://schemas.microsoft.com/office/word/2010/wordprocessingInk" xmlns:wne="http://schemas.microsoft.com/office/word/2006/wordml" xmlns:wps="http://schemas.microsoft.com/office/word/2010/wordprocessingShape" mc:Ignorable="w14 w15 w16se w16cid w16 w16cex w16sdtdh wp14">
+<w:numbering xmlns:wpc="http://schemas.microsoft.com/office/word/2010/wordprocessingCanvas" xmlns:cx="http://schemas.microsoft.com/office/drawing/2014/chartex" xmlns:cx1="http://schemas.microsoft.com/office/drawing/2015/9/8/chartex" xmlns:cx2="http://schemas.microsoft.com/office/drawing/2015/10/21/chartex" xmlns:cx3="http://schemas.microsoft.com/office/drawing/2016/5/9/chartex" xmlns:cx4="http://schemas.microsoft.com/office/drawing/2016/5/10/chartex" xmlns:cx5="http://schemas.microsoft.com/office/drawing/2016/5/11/chartex" xmlns:cx6="http://schemas.microsoft.com/office/drawing/2016/5/12/chartex" xmlns:cx7="http://schemas.microsoft.com/office/drawing/2016/5/13/chartex" xmlns:cx8="http://schemas.microsoft.com/office/drawing/2016/5/14/chartex" xmlns:mc="http://schemas.openxmlformats.org/markup-compatibility/2006" xmlns:aink="http://schemas.microsoft.com/office/drawing/2016/ink" xmlns:am3d="http://schemas.microsoft.com/office/drawing/2017/model3d" xmlns:o="urn:schemas-microsoft-com:office:office" xmlns:oel="http://schemas.microsoft.com/office/2019/extlst" xmlns:r="http://schemas.openxmlformats.org/officeDocument/2006/relationships" xmlns:m="http://schemas.openxmlformats.org/officeDocument/2006/math" xmlns:v="urn:schemas-microsoft-com:vml" xmlns:wp14="http://schemas.microsoft.com/office/word/2010/wordprocessingDrawing" xmlns:wp="http://schemas.openxmlformats.org/drawingml/2006/wordprocessingDrawing" xmlns:w10="urn:schemas-microsoft-com:office:word" xmlns:w="http://schemas.openxmlformats.org/wordprocessingml/2006/main" xmlns:w14="http://schemas.microsoft.com/office/word/2010/wordml" xmlns:w15="http://schemas.microsoft.com/office/word/2012/wordml" xmlns:w16cex="http://schemas.microsoft.com/office/word/2018/wordml/cex" xmlns:w16cid="http://schemas.microsoft.com/office/word/2016/wordml/cid" xmlns:w16="http://schemas.microsoft.com/office/word/2018/wordml" xmlns:w16du="http://schemas.microsoft.com/office/word/2023/wordml/word16du" xmlns:w16sdtdh="http://schemas.microsoft.com/office/word/2020/wordml/sdtdatahash" xmlns:w16sdtfl="http://schemas.microsoft.com/office/word/2024/wordml/sdtformatlock" xmlns:w16se="http://schemas.microsoft.com/office/word/2015/wordml/symex" xmlns:wpg="http://schemas.microsoft.com/office/word/2010/wordprocessingGroup" xmlns:wpi="http://schemas.microsoft.com/office/word/2010/wordprocessingInk" xmlns:wne="http://schemas.microsoft.com/office/word/2006/wordml" xmlns:wps="http://schemas.microsoft.com/office/word/2010/wordprocessingShape" mc:Ignorable="w14 w15 w16se w16cid w16 w16cex w16sdtdh w16sdtfl w16du wp14">
   <w:abstractNum w:abstractNumId="0" w15:restartNumberingAfterBreak="0">
     <w:nsid w:val="07A45F7C"/>
     <w:multiLevelType w:val="hybridMultilevel"/>
@@ -6924,7 +8163,7 @@
         <w:ind w:left="2880" w:hanging="360"/>
       </w:pPr>
       <w:rPr>
-        <w:rFonts w:ascii="Symbol" w:eastAsia="SimSun" w:hAnsi="Symbol" w:cs="Times New Roman" w:hint="default"/>
+        <w:rFonts w:ascii="Symbol" w:eastAsia="宋体" w:hAnsi="Symbol" w:cs="Times New Roman" w:hint="default"/>
         <w:b/>
       </w:rPr>
     </w:lvl>
@@ -7192,11 +8431,11 @@
 </file>
 
 <file path=word/styles.xml><?xml version="1.0" encoding="utf-8"?>
-<w:styles xmlns:mc="http://schemas.openxmlformats.org/markup-compatibility/2006" xmlns:r="http://schemas.openxmlformats.org/officeDocument/2006/relationships" xmlns:w="http://schemas.openxmlformats.org/wordprocessingml/2006/main" xmlns:w14="http://schemas.microsoft.com/office/word/2010/wordml" xmlns:w15="http://schemas.microsoft.com/office/word/2012/wordml" xmlns:w16cex="http://schemas.microsoft.com/office/word/2018/wordml/cex" xmlns:w16cid="http://schemas.microsoft.com/office/word/2016/wordml/cid" xmlns:w16="http://schemas.microsoft.com/office/word/2018/wordml" xmlns:w16sdtdh="http://schemas.microsoft.com/office/word/2020/wordml/sdtdatahash" xmlns:w16se="http://schemas.microsoft.com/office/word/2015/wordml/symex" mc:Ignorable="w14 w15 w16se w16cid w16 w16cex w16sdtdh">
+<w:styles xmlns:mc="http://schemas.openxmlformats.org/markup-compatibility/2006" xmlns:r="http://schemas.openxmlformats.org/officeDocument/2006/relationships" xmlns:w="http://schemas.openxmlformats.org/wordprocessingml/2006/main" xmlns:w14="http://schemas.microsoft.com/office/word/2010/wordml" xmlns:w15="http://schemas.microsoft.com/office/word/2012/wordml" xmlns:w16cex="http://schemas.microsoft.com/office/word/2018/wordml/cex" xmlns:w16cid="http://schemas.microsoft.com/office/word/2016/wordml/cid" xmlns:w16="http://schemas.microsoft.com/office/word/2018/wordml" xmlns:w16du="http://schemas.microsoft.com/office/word/2023/wordml/word16du" xmlns:w16sdtdh="http://schemas.microsoft.com/office/word/2020/wordml/sdtdatahash" xmlns:w16sdtfl="http://schemas.microsoft.com/office/word/2024/wordml/sdtformatlock" xmlns:w16se="http://schemas.microsoft.com/office/word/2015/wordml/symex" mc:Ignorable="w14 w15 w16se w16cid w16 w16cex w16sdtdh w16sdtfl w16du">
   <w:docDefaults>
     <w:rPrDefault>
       <w:rPr>
-        <w:rFonts w:ascii="Calibri" w:eastAsia="SimSun" w:hAnsi="Calibri" w:cs="DejaVu Sans"/>
+        <w:rFonts w:ascii="Calibri" w:eastAsia="宋体" w:hAnsi="Calibri" w:cs="DejaVu Sans"/>
         <w:lang w:val="en-GB" w:eastAsia="zh-CN" w:bidi="ar-SA"/>
       </w:rPr>
     </w:rPrDefault>
@@ -7580,7 +8819,7 @@
     <w:lsdException w:name="Unresolved Mention" w:semiHidden="1" w:unhideWhenUsed="1"/>
     <w:lsdException w:name="Smart Link" w:semiHidden="1" w:unhideWhenUsed="1"/>
   </w:latentStyles>
-  <w:style w:type="paragraph" w:default="1" w:styleId="Normal">
+  <w:style w:type="paragraph" w:default="1" w:styleId="a">
     <w:name w:val="Normal"/>
     <w:qFormat/>
     <w:rsid w:val="009D5AC0"/>
@@ -7591,11 +8830,11 @@
       <w:lang w:eastAsia="en-US"/>
     </w:rPr>
   </w:style>
-  <w:style w:type="paragraph" w:styleId="Heading1">
+  <w:style w:type="paragraph" w:styleId="1">
     <w:name w:val="heading 1"/>
-    <w:basedOn w:val="Normal"/>
-    <w:next w:val="Normal"/>
-    <w:link w:val="Heading1Char1"/>
+    <w:basedOn w:val="a"/>
+    <w:next w:val="a"/>
+    <w:link w:val="10"/>
     <w:qFormat/>
     <w:rsid w:val="00653163"/>
     <w:pPr>
@@ -7612,11 +8851,11 @@
       <w:szCs w:val="28"/>
     </w:rPr>
   </w:style>
-  <w:style w:type="paragraph" w:styleId="Heading2">
+  <w:style w:type="paragraph" w:styleId="2">
     <w:name w:val="heading 2"/>
-    <w:basedOn w:val="Normal"/>
-    <w:next w:val="Normal"/>
-    <w:link w:val="Heading2Char1"/>
+    <w:basedOn w:val="a"/>
+    <w:next w:val="a"/>
+    <w:link w:val="20"/>
     <w:qFormat/>
     <w:pPr>
       <w:keepNext/>
@@ -7635,11 +8874,11 @@
       <w:lang w:val="en-US" w:eastAsia="en-GB"/>
     </w:rPr>
   </w:style>
-  <w:style w:type="paragraph" w:styleId="Heading3">
+  <w:style w:type="paragraph" w:styleId="3">
     <w:name w:val="heading 3"/>
-    <w:basedOn w:val="Normal"/>
-    <w:next w:val="Normal"/>
-    <w:link w:val="Heading3Char1"/>
+    <w:basedOn w:val="a"/>
+    <w:next w:val="a"/>
+    <w:link w:val="30"/>
     <w:qFormat/>
     <w:pPr>
       <w:keepNext/>
@@ -7654,11 +8893,11 @@
       <w:szCs w:val="24"/>
     </w:rPr>
   </w:style>
-  <w:style w:type="paragraph" w:styleId="Heading4">
+  <w:style w:type="paragraph" w:styleId="4">
     <w:name w:val="heading 4"/>
-    <w:basedOn w:val="Normal"/>
-    <w:next w:val="Normal"/>
-    <w:link w:val="Heading4Char1"/>
+    <w:basedOn w:val="a"/>
+    <w:next w:val="a"/>
+    <w:link w:val="40"/>
     <w:qFormat/>
     <w:pPr>
       <w:keepNext/>
@@ -7673,13 +8912,13 @@
       <w:color w:val="2E74B5"/>
     </w:rPr>
   </w:style>
-  <w:style w:type="character" w:default="1" w:styleId="DefaultParagraphFont">
+  <w:style w:type="character" w:default="1" w:styleId="a0">
     <w:name w:val="Default Paragraph Font"/>
     <w:uiPriority w:val="1"/>
     <w:semiHidden/>
     <w:unhideWhenUsed/>
   </w:style>
-  <w:style w:type="table" w:default="1" w:styleId="TableNormal">
+  <w:style w:type="table" w:default="1" w:styleId="a1">
     <w:name w:val="Normal Table"/>
     <w:uiPriority w:val="99"/>
     <w:semiHidden/>
@@ -7694,7 +8933,7 @@
       </w:tblCellMar>
     </w:tblPr>
   </w:style>
-  <w:style w:type="numbering" w:default="1" w:styleId="NoList">
+  <w:style w:type="numbering" w:default="1" w:styleId="a2">
     <w:name w:val="No List"/>
     <w:uiPriority w:val="99"/>
     <w:semiHidden/>
@@ -7702,7 +8941,7 @@
   </w:style>
   <w:style w:type="character" w:customStyle="1" w:styleId="InternetLink">
     <w:name w:val="Internet Link"/>
-    <w:basedOn w:val="DefaultParagraphFont"/>
+    <w:basedOn w:val="a0"/>
     <w:rPr>
       <w:color w:val="0000FF"/>
       <w:u w:val="single"/>
@@ -7710,7 +8949,7 @@
   </w:style>
   <w:style w:type="character" w:customStyle="1" w:styleId="PlainTextChar">
     <w:name w:val="Plain Text Char"/>
-    <w:basedOn w:val="DefaultParagraphFont"/>
+    <w:basedOn w:val="a0"/>
     <w:qFormat/>
     <w:rPr>
       <w:rFonts w:ascii="Calibri" w:hAnsi="Calibri" w:cs="Times New Roman"/>
@@ -7718,7 +8957,7 @@
   </w:style>
   <w:style w:type="character" w:customStyle="1" w:styleId="BalloonTextChar">
     <w:name w:val="Balloon Text Char"/>
-    <w:basedOn w:val="DefaultParagraphFont"/>
+    <w:basedOn w:val="a0"/>
     <w:qFormat/>
     <w:rPr>
       <w:rFonts w:ascii="Tahoma" w:hAnsi="Tahoma" w:cs="Tahoma"/>
@@ -7728,7 +8967,7 @@
   </w:style>
   <w:style w:type="character" w:customStyle="1" w:styleId="HeaderChar">
     <w:name w:val="Header Char"/>
-    <w:basedOn w:val="DefaultParagraphFont"/>
+    <w:basedOn w:val="a0"/>
     <w:qFormat/>
     <w:rPr>
       <w:rFonts w:ascii="Calibri" w:hAnsi="Calibri" w:cs="Times New Roman"/>
@@ -7736,7 +8975,7 @@
   </w:style>
   <w:style w:type="character" w:customStyle="1" w:styleId="FooterChar">
     <w:name w:val="Footer Char"/>
-    <w:basedOn w:val="DefaultParagraphFont"/>
+    <w:basedOn w:val="a0"/>
     <w:qFormat/>
     <w:rPr>
       <w:rFonts w:ascii="Calibri" w:hAnsi="Calibri" w:cs="Times New Roman"/>
@@ -7744,10 +8983,10 @@
   </w:style>
   <w:style w:type="character" w:customStyle="1" w:styleId="Heading1Char">
     <w:name w:val="Heading 1 Char"/>
-    <w:basedOn w:val="DefaultParagraphFont"/>
+    <w:basedOn w:val="a0"/>
     <w:qFormat/>
     <w:rPr>
-      <w:rFonts w:ascii="Arial" w:eastAsia="SimSun" w:hAnsi="Arial" w:cs="Arial"/>
+      <w:rFonts w:ascii="Arial" w:eastAsia="宋体" w:hAnsi="Arial" w:cs="Arial"/>
       <w:b/>
       <w:bCs/>
       <w:color w:val="72166B"/>
@@ -7757,10 +8996,10 @@
   </w:style>
   <w:style w:type="character" w:customStyle="1" w:styleId="Heading2Char">
     <w:name w:val="Heading 2 Char"/>
-    <w:basedOn w:val="DefaultParagraphFont"/>
+    <w:basedOn w:val="a0"/>
     <w:qFormat/>
     <w:rPr>
-      <w:rFonts w:ascii="Arial" w:eastAsia="SimSun" w:hAnsi="Arial" w:cs="Arial"/>
+      <w:rFonts w:ascii="Arial" w:eastAsia="宋体" w:hAnsi="Arial" w:cs="Arial"/>
       <w:bCs/>
       <w:i/>
       <w:color w:val="B7168B"/>
@@ -7771,10 +9010,10 @@
   </w:style>
   <w:style w:type="character" w:customStyle="1" w:styleId="Heading3Char">
     <w:name w:val="Heading 3 Char"/>
-    <w:basedOn w:val="DefaultParagraphFont"/>
+    <w:basedOn w:val="a0"/>
     <w:qFormat/>
     <w:rPr>
-      <w:rFonts w:ascii="Cambria" w:eastAsia="SimSun" w:hAnsi="Cambria" w:cs="DejaVu Sans"/>
+      <w:rFonts w:ascii="Cambria" w:eastAsia="宋体" w:hAnsi="Cambria" w:cs="DejaVu Sans"/>
       <w:color w:val="1F4D78"/>
       <w:sz w:val="24"/>
       <w:szCs w:val="24"/>
@@ -7782,10 +9021,10 @@
   </w:style>
   <w:style w:type="character" w:customStyle="1" w:styleId="Heading4Char">
     <w:name w:val="Heading 4 Char"/>
-    <w:basedOn w:val="DefaultParagraphFont"/>
+    <w:basedOn w:val="a0"/>
     <w:qFormat/>
     <w:rPr>
-      <w:rFonts w:ascii="Cambria" w:eastAsia="SimSun" w:hAnsi="Cambria" w:cs="DejaVu Sans"/>
+      <w:rFonts w:ascii="Cambria" w:eastAsia="宋体" w:hAnsi="Cambria" w:cs="DejaVu Sans"/>
       <w:i/>
       <w:iCs/>
       <w:color w:val="2E74B5"/>
@@ -8281,8 +9520,8 @@
   </w:style>
   <w:style w:type="paragraph" w:customStyle="1" w:styleId="Heading">
     <w:name w:val="Heading"/>
-    <w:basedOn w:val="Normal"/>
-    <w:next w:val="BodyText"/>
+    <w:basedOn w:val="a"/>
+    <w:next w:val="a3"/>
     <w:qFormat/>
     <w:pPr>
       <w:keepNext/>
@@ -8294,22 +9533,22 @@
       <w:szCs w:val="28"/>
     </w:rPr>
   </w:style>
-  <w:style w:type="paragraph" w:styleId="BodyText">
+  <w:style w:type="paragraph" w:styleId="a3">
     <w:name w:val="Body Text"/>
-    <w:basedOn w:val="Normal"/>
-    <w:link w:val="BodyTextChar"/>
+    <w:basedOn w:val="a"/>
+    <w:link w:val="a4"/>
     <w:rsid w:val="00F06898"/>
   </w:style>
-  <w:style w:type="paragraph" w:styleId="List">
+  <w:style w:type="paragraph" w:styleId="a5">
     <w:name w:val="List"/>
-    <w:basedOn w:val="BodyText"/>
+    <w:basedOn w:val="a3"/>
     <w:rPr>
       <w:rFonts w:cs="Lohit Devanagari"/>
     </w:rPr>
   </w:style>
-  <w:style w:type="paragraph" w:styleId="Caption">
+  <w:style w:type="paragraph" w:styleId="a6">
     <w:name w:val="caption"/>
-    <w:basedOn w:val="Normal"/>
+    <w:basedOn w:val="a"/>
     <w:qFormat/>
     <w:rsid w:val="00653163"/>
     <w:pPr>
@@ -8324,7 +9563,7 @@
   </w:style>
   <w:style w:type="paragraph" w:customStyle="1" w:styleId="Index">
     <w:name w:val="Index"/>
-    <w:basedOn w:val="Normal"/>
+    <w:basedOn w:val="a"/>
     <w:qFormat/>
     <w:pPr>
       <w:suppressLineNumbers/>
@@ -8333,10 +9572,10 @@
       <w:rFonts w:cs="Lohit Devanagari"/>
     </w:rPr>
   </w:style>
-  <w:style w:type="paragraph" w:styleId="BalloonText">
+  <w:style w:type="paragraph" w:styleId="a7">
     <w:name w:val="Balloon Text"/>
-    <w:basedOn w:val="Normal"/>
-    <w:link w:val="BalloonTextChar1"/>
+    <w:basedOn w:val="a"/>
+    <w:link w:val="a8"/>
     <w:qFormat/>
     <w:rPr>
       <w:rFonts w:ascii="Tahoma" w:hAnsi="Tahoma" w:cs="Tahoma"/>
@@ -8344,10 +9583,10 @@
       <w:szCs w:val="16"/>
     </w:rPr>
   </w:style>
-  <w:style w:type="paragraph" w:styleId="Footer">
+  <w:style w:type="paragraph" w:styleId="a9">
     <w:name w:val="footer"/>
-    <w:basedOn w:val="Normal"/>
-    <w:link w:val="FooterChar1"/>
+    <w:basedOn w:val="a"/>
+    <w:link w:val="aa"/>
     <w:pPr>
       <w:tabs>
         <w:tab w:val="center" w:pos="4513"/>
@@ -8355,10 +9594,10 @@
       </w:tabs>
     </w:pPr>
   </w:style>
-  <w:style w:type="paragraph" w:styleId="Header">
+  <w:style w:type="paragraph" w:styleId="ab">
     <w:name w:val="header"/>
-    <w:basedOn w:val="Normal"/>
-    <w:link w:val="HeaderChar1"/>
+    <w:basedOn w:val="a"/>
+    <w:link w:val="ac"/>
     <w:pPr>
       <w:tabs>
         <w:tab w:val="center" w:pos="4513"/>
@@ -8366,24 +9605,24 @@
       </w:tabs>
     </w:pPr>
   </w:style>
-  <w:style w:type="paragraph" w:styleId="PlainText">
+  <w:style w:type="paragraph" w:styleId="ad">
     <w:name w:val="Plain Text"/>
-    <w:basedOn w:val="Normal"/>
-    <w:link w:val="PlainTextChar1"/>
+    <w:basedOn w:val="a"/>
+    <w:link w:val="ae"/>
     <w:qFormat/>
   </w:style>
   <w:style w:type="paragraph" w:styleId="TOC1">
     <w:name w:val="toc 1"/>
-    <w:basedOn w:val="Normal"/>
-    <w:next w:val="Normal"/>
+    <w:basedOn w:val="a"/>
+    <w:next w:val="a"/>
     <w:uiPriority w:val="39"/>
     <w:pPr>
       <w:spacing w:after="100"/>
     </w:pPr>
   </w:style>
-  <w:style w:type="paragraph" w:styleId="ListParagraph">
+  <w:style w:type="paragraph" w:styleId="af">
     <w:name w:val="List Paragraph"/>
-    <w:basedOn w:val="Normal"/>
+    <w:basedOn w:val="a"/>
     <w:uiPriority w:val="34"/>
     <w:qFormat/>
     <w:rsid w:val="003C5FB2"/>
@@ -8394,15 +9633,15 @@
   </w:style>
   <w:style w:type="paragraph" w:customStyle="1" w:styleId="TableContents">
     <w:name w:val="Table Contents"/>
-    <w:basedOn w:val="Normal"/>
+    <w:basedOn w:val="a"/>
     <w:qFormat/>
     <w:pPr>
       <w:suppressLineNumbers/>
     </w:pPr>
   </w:style>
-  <w:style w:type="character" w:styleId="CommentReference">
+  <w:style w:type="character" w:styleId="af0">
     <w:name w:val="annotation reference"/>
-    <w:basedOn w:val="DefaultParagraphFont"/>
+    <w:basedOn w:val="a0"/>
     <w:uiPriority w:val="99"/>
     <w:semiHidden/>
     <w:unhideWhenUsed/>
@@ -8412,10 +9651,10 @@
       <w:szCs w:val="16"/>
     </w:rPr>
   </w:style>
-  <w:style w:type="paragraph" w:styleId="CommentText">
+  <w:style w:type="paragraph" w:styleId="af1">
     <w:name w:val="annotation text"/>
-    <w:basedOn w:val="Normal"/>
-    <w:link w:val="CommentTextChar"/>
+    <w:basedOn w:val="a"/>
+    <w:link w:val="af2"/>
     <w:uiPriority w:val="99"/>
     <w:unhideWhenUsed/>
     <w:rsid w:val="000056D5"/>
@@ -8424,10 +9663,10 @@
       <w:szCs w:val="20"/>
     </w:rPr>
   </w:style>
-  <w:style w:type="character" w:customStyle="1" w:styleId="CommentTextChar">
-    <w:name w:val="Comment Text Char"/>
-    <w:basedOn w:val="DefaultParagraphFont"/>
-    <w:link w:val="CommentText"/>
+  <w:style w:type="character" w:customStyle="1" w:styleId="af2">
+    <w:name w:val="批注文字 字符"/>
+    <w:basedOn w:val="a0"/>
+    <w:link w:val="af1"/>
     <w:uiPriority w:val="99"/>
     <w:rsid w:val="000056D5"/>
     <w:rPr>
@@ -8435,11 +9674,11 @@
       <w:lang w:eastAsia="en-US"/>
     </w:rPr>
   </w:style>
-  <w:style w:type="paragraph" w:styleId="CommentSubject">
+  <w:style w:type="paragraph" w:styleId="af3">
     <w:name w:val="annotation subject"/>
-    <w:basedOn w:val="CommentText"/>
-    <w:next w:val="CommentText"/>
-    <w:link w:val="CommentSubjectChar"/>
+    <w:basedOn w:val="af1"/>
+    <w:next w:val="af1"/>
+    <w:link w:val="af4"/>
     <w:uiPriority w:val="99"/>
     <w:semiHidden/>
     <w:unhideWhenUsed/>
@@ -8449,10 +9688,10 @@
       <w:bCs/>
     </w:rPr>
   </w:style>
-  <w:style w:type="character" w:customStyle="1" w:styleId="CommentSubjectChar">
-    <w:name w:val="Comment Subject Char"/>
-    <w:basedOn w:val="CommentTextChar"/>
-    <w:link w:val="CommentSubject"/>
+  <w:style w:type="character" w:customStyle="1" w:styleId="af4">
+    <w:name w:val="批注主题 字符"/>
+    <w:basedOn w:val="af2"/>
+    <w:link w:val="af3"/>
     <w:uiPriority w:val="99"/>
     <w:semiHidden/>
     <w:rsid w:val="000056D5"/>
@@ -8463,9 +9702,9 @@
       <w:lang w:eastAsia="en-US"/>
     </w:rPr>
   </w:style>
-  <w:style w:type="character" w:styleId="Hyperlink">
+  <w:style w:type="character" w:styleId="af5">
     <w:name w:val="Hyperlink"/>
-    <w:basedOn w:val="DefaultParagraphFont"/>
+    <w:basedOn w:val="a0"/>
     <w:uiPriority w:val="99"/>
     <w:unhideWhenUsed/>
     <w:rsid w:val="00355C68"/>
@@ -8476,7 +9715,7 @@
   </w:style>
   <w:style w:type="character" w:customStyle="1" w:styleId="UnresolvedMention1">
     <w:name w:val="Unresolved Mention1"/>
-    <w:basedOn w:val="DefaultParagraphFont"/>
+    <w:basedOn w:val="a0"/>
     <w:uiPriority w:val="99"/>
     <w:semiHidden/>
     <w:unhideWhenUsed/>
@@ -8486,9 +9725,9 @@
       <w:shd w:val="clear" w:color="auto" w:fill="E1DFDD"/>
     </w:rPr>
   </w:style>
-  <w:style w:type="character" w:styleId="FollowedHyperlink">
+  <w:style w:type="character" w:styleId="af6">
     <w:name w:val="FollowedHyperlink"/>
-    <w:basedOn w:val="DefaultParagraphFont"/>
+    <w:basedOn w:val="a0"/>
     <w:uiPriority w:val="99"/>
     <w:semiHidden/>
     <w:unhideWhenUsed/>
@@ -8498,9 +9737,9 @@
       <w:u w:val="single"/>
     </w:rPr>
   </w:style>
-  <w:style w:type="table" w:styleId="TableGrid">
+  <w:style w:type="table" w:styleId="af7">
     <w:name w:val="Table Grid"/>
-    <w:basedOn w:val="TableNormal"/>
+    <w:basedOn w:val="a1"/>
     <w:uiPriority w:val="59"/>
     <w:rsid w:val="00560445"/>
     <w:tblPr>
@@ -8514,10 +9753,10 @@
       </w:tblBorders>
     </w:tblPr>
   </w:style>
-  <w:style w:type="character" w:customStyle="1" w:styleId="Heading1Char1">
-    <w:name w:val="Heading 1 Char1"/>
-    <w:basedOn w:val="DefaultParagraphFont"/>
-    <w:link w:val="Heading1"/>
+  <w:style w:type="character" w:customStyle="1" w:styleId="10">
+    <w:name w:val="标题 1 字符"/>
+    <w:basedOn w:val="a0"/>
+    <w:link w:val="1"/>
     <w:locked/>
     <w:rsid w:val="00653163"/>
     <w:rPr>
@@ -8529,10 +9768,10 @@
       <w:lang w:eastAsia="en-US"/>
     </w:rPr>
   </w:style>
-  <w:style w:type="character" w:customStyle="1" w:styleId="Heading2Char1">
-    <w:name w:val="Heading 2 Char1"/>
-    <w:basedOn w:val="DefaultParagraphFont"/>
-    <w:link w:val="Heading2"/>
+  <w:style w:type="character" w:customStyle="1" w:styleId="20">
+    <w:name w:val="标题 2 字符"/>
+    <w:basedOn w:val="a0"/>
+    <w:link w:val="2"/>
     <w:rsid w:val="008C2955"/>
     <w:rPr>
       <w:rFonts w:ascii="Arial" w:hAnsi="Arial" w:cs="Arial"/>
@@ -8544,10 +9783,10 @@
       <w:lang w:val="en-US" w:eastAsia="en-GB"/>
     </w:rPr>
   </w:style>
-  <w:style w:type="character" w:customStyle="1" w:styleId="Heading3Char1">
-    <w:name w:val="Heading 3 Char1"/>
-    <w:basedOn w:val="DefaultParagraphFont"/>
-    <w:link w:val="Heading3"/>
+  <w:style w:type="character" w:customStyle="1" w:styleId="30">
+    <w:name w:val="标题 3 字符"/>
+    <w:basedOn w:val="a0"/>
+    <w:link w:val="3"/>
     <w:rsid w:val="008C2955"/>
     <w:rPr>
       <w:rFonts w:ascii="Cambria" w:hAnsi="Cambria"/>
@@ -8557,10 +9796,10 @@
       <w:lang w:eastAsia="en-US"/>
     </w:rPr>
   </w:style>
-  <w:style w:type="character" w:customStyle="1" w:styleId="Heading4Char1">
-    <w:name w:val="Heading 4 Char1"/>
-    <w:basedOn w:val="DefaultParagraphFont"/>
-    <w:link w:val="Heading4"/>
+  <w:style w:type="character" w:customStyle="1" w:styleId="40">
+    <w:name w:val="标题 4 字符"/>
+    <w:basedOn w:val="a0"/>
+    <w:link w:val="4"/>
     <w:rsid w:val="008C2955"/>
     <w:rPr>
       <w:rFonts w:ascii="Cambria" w:hAnsi="Cambria"/>
@@ -8572,10 +9811,10 @@
       <w:lang w:eastAsia="en-US"/>
     </w:rPr>
   </w:style>
-  <w:style w:type="character" w:customStyle="1" w:styleId="BodyTextChar">
-    <w:name w:val="Body Text Char"/>
-    <w:basedOn w:val="DefaultParagraphFont"/>
-    <w:link w:val="BodyText"/>
+  <w:style w:type="character" w:customStyle="1" w:styleId="a4">
+    <w:name w:val="正文文本 字符"/>
+    <w:basedOn w:val="a0"/>
+    <w:link w:val="a3"/>
     <w:rsid w:val="00F06898"/>
     <w:rPr>
       <w:rFonts w:ascii="Arial" w:hAnsi="Arial" w:cs="Times New Roman"/>
@@ -8584,10 +9823,10 @@
       <w:lang w:eastAsia="en-US"/>
     </w:rPr>
   </w:style>
-  <w:style w:type="character" w:customStyle="1" w:styleId="BalloonTextChar1">
-    <w:name w:val="Balloon Text Char1"/>
-    <w:basedOn w:val="DefaultParagraphFont"/>
-    <w:link w:val="BalloonText"/>
+  <w:style w:type="character" w:customStyle="1" w:styleId="a8">
+    <w:name w:val="批注框文本 字符"/>
+    <w:basedOn w:val="a0"/>
+    <w:link w:val="a7"/>
     <w:rsid w:val="008C2955"/>
     <w:rPr>
       <w:rFonts w:ascii="Tahoma" w:hAnsi="Tahoma" w:cs="Tahoma"/>
@@ -8596,10 +9835,10 @@
       <w:lang w:eastAsia="en-US"/>
     </w:rPr>
   </w:style>
-  <w:style w:type="character" w:customStyle="1" w:styleId="FooterChar1">
-    <w:name w:val="Footer Char1"/>
-    <w:basedOn w:val="DefaultParagraphFont"/>
-    <w:link w:val="Footer"/>
+  <w:style w:type="character" w:customStyle="1" w:styleId="aa">
+    <w:name w:val="页脚 字符"/>
+    <w:basedOn w:val="a0"/>
+    <w:link w:val="a9"/>
     <w:rsid w:val="008C2955"/>
     <w:rPr>
       <w:rFonts w:ascii="Arial" w:hAnsi="Arial" w:cs="Times New Roman"/>
@@ -8608,10 +9847,10 @@
       <w:lang w:eastAsia="en-US"/>
     </w:rPr>
   </w:style>
-  <w:style w:type="character" w:customStyle="1" w:styleId="HeaderChar1">
-    <w:name w:val="Header Char1"/>
-    <w:basedOn w:val="DefaultParagraphFont"/>
-    <w:link w:val="Header"/>
+  <w:style w:type="character" w:customStyle="1" w:styleId="ac">
+    <w:name w:val="页眉 字符"/>
+    <w:basedOn w:val="a0"/>
+    <w:link w:val="ab"/>
     <w:rsid w:val="008C2955"/>
     <w:rPr>
       <w:rFonts w:ascii="Arial" w:hAnsi="Arial" w:cs="Times New Roman"/>
@@ -8620,10 +9859,10 @@
       <w:lang w:eastAsia="en-US"/>
     </w:rPr>
   </w:style>
-  <w:style w:type="character" w:customStyle="1" w:styleId="PlainTextChar1">
-    <w:name w:val="Plain Text Char1"/>
-    <w:basedOn w:val="DefaultParagraphFont"/>
-    <w:link w:val="PlainText"/>
+  <w:style w:type="character" w:customStyle="1" w:styleId="ae">
+    <w:name w:val="纯文本 字符"/>
+    <w:basedOn w:val="a0"/>
+    <w:link w:val="ad"/>
     <w:rsid w:val="008C2955"/>
     <w:rPr>
       <w:rFonts w:ascii="Arial" w:hAnsi="Arial" w:cs="Times New Roman"/>
@@ -8632,9 +9871,9 @@
       <w:lang w:eastAsia="en-US"/>
     </w:rPr>
   </w:style>
-  <w:style w:type="character" w:styleId="HTMLCode">
+  <w:style w:type="character" w:styleId="HTML">
     <w:name w:val="HTML Code"/>
-    <w:basedOn w:val="DefaultParagraphFont"/>
+    <w:basedOn w:val="a0"/>
     <w:uiPriority w:val="99"/>
     <w:semiHidden/>
     <w:unhideWhenUsed/>
@@ -8645,10 +9884,10 @@
       <w:szCs w:val="20"/>
     </w:rPr>
   </w:style>
-  <w:style w:type="paragraph" w:styleId="HTMLPreformatted">
+  <w:style w:type="paragraph" w:styleId="HTML0">
     <w:name w:val="HTML Preformatted"/>
-    <w:basedOn w:val="Normal"/>
-    <w:link w:val="HTMLPreformattedChar"/>
+    <w:basedOn w:val="a"/>
+    <w:link w:val="HTML1"/>
     <w:uiPriority w:val="99"/>
     <w:semiHidden/>
     <w:unhideWhenUsed/>
@@ -8680,10 +9919,10 @@
       <w:lang w:val="en-US"/>
     </w:rPr>
   </w:style>
-  <w:style w:type="character" w:customStyle="1" w:styleId="HTMLPreformattedChar">
-    <w:name w:val="HTML Preformatted Char"/>
-    <w:basedOn w:val="DefaultParagraphFont"/>
-    <w:link w:val="HTMLPreformatted"/>
+  <w:style w:type="character" w:customStyle="1" w:styleId="HTML1">
+    <w:name w:val="HTML 预设格式 字符"/>
+    <w:basedOn w:val="a0"/>
+    <w:link w:val="HTML0"/>
     <w:uiPriority w:val="99"/>
     <w:semiHidden/>
     <w:rsid w:val="00101145"/>
@@ -8692,7 +9931,7 @@
       <w:lang w:val="en-US" w:eastAsia="en-US"/>
     </w:rPr>
   </w:style>
-  <w:style w:type="paragraph" w:styleId="Revision">
+  <w:style w:type="paragraph" w:styleId="af8">
     <w:name w:val="Revision"/>
     <w:hidden/>
     <w:uiPriority w:val="99"/>
@@ -8705,10 +9944,10 @@
       <w:lang w:eastAsia="en-US"/>
     </w:rPr>
   </w:style>
-  <w:style w:type="paragraph" w:styleId="TOCHeading">
+  <w:style w:type="paragraph" w:styleId="TOC">
     <w:name w:val="TOC Heading"/>
-    <w:basedOn w:val="Heading1"/>
-    <w:next w:val="Normal"/>
+    <w:basedOn w:val="1"/>
+    <w:next w:val="a"/>
     <w:uiPriority w:val="39"/>
     <w:semiHidden/>
     <w:unhideWhenUsed/>
@@ -8725,9 +9964,9 @@
       <w:lang w:val="en-US" w:eastAsia="ja-JP"/>
     </w:rPr>
   </w:style>
-  <w:style w:type="paragraph" w:styleId="NormalWeb">
+  <w:style w:type="paragraph" w:styleId="af9">
     <w:name w:val="Normal (Web)"/>
-    <w:basedOn w:val="Normal"/>
+    <w:basedOn w:val="a"/>
     <w:uiPriority w:val="99"/>
     <w:semiHidden/>
     <w:unhideWhenUsed/>
@@ -8744,7 +9983,7 @@
   </w:style>
   <w:style w:type="character" w:customStyle="1" w:styleId="UnresolvedMention2">
     <w:name w:val="Unresolved Mention2"/>
-    <w:basedOn w:val="DefaultParagraphFont"/>
+    <w:basedOn w:val="a0"/>
     <w:uiPriority w:val="99"/>
     <w:semiHidden/>
     <w:unhideWhenUsed/>
@@ -8754,10 +9993,10 @@
       <w:shd w:val="clear" w:color="auto" w:fill="E1DFDD"/>
     </w:rPr>
   </w:style>
-  <w:style w:type="paragraph" w:styleId="FootnoteText">
+  <w:style w:type="paragraph" w:styleId="afa">
     <w:name w:val="footnote text"/>
-    <w:basedOn w:val="Normal"/>
-    <w:link w:val="FootnoteTextChar"/>
+    <w:basedOn w:val="a"/>
+    <w:link w:val="afb"/>
     <w:uiPriority w:val="99"/>
     <w:semiHidden/>
     <w:unhideWhenUsed/>
@@ -8767,10 +10006,10 @@
       <w:szCs w:val="20"/>
     </w:rPr>
   </w:style>
-  <w:style w:type="character" w:customStyle="1" w:styleId="FootnoteTextChar">
-    <w:name w:val="Footnote Text Char"/>
-    <w:basedOn w:val="DefaultParagraphFont"/>
-    <w:link w:val="FootnoteText"/>
+  <w:style w:type="character" w:customStyle="1" w:styleId="afb">
+    <w:name w:val="脚注文本 字符"/>
+    <w:basedOn w:val="a0"/>
+    <w:link w:val="afa"/>
     <w:uiPriority w:val="99"/>
     <w:semiHidden/>
     <w:rsid w:val="00627047"/>
@@ -8779,9 +10018,9 @@
       <w:lang w:eastAsia="en-US"/>
     </w:rPr>
   </w:style>
-  <w:style w:type="character" w:styleId="FootnoteReference">
+  <w:style w:type="character" w:styleId="afc">
     <w:name w:val="footnote reference"/>
-    <w:basedOn w:val="DefaultParagraphFont"/>
+    <w:basedOn w:val="a0"/>
     <w:uiPriority w:val="99"/>
     <w:semiHidden/>
     <w:unhideWhenUsed/>
@@ -8792,7 +10031,7 @@
   </w:style>
   <w:style w:type="paragraph" w:customStyle="1" w:styleId="tablecolhead">
     <w:name w:val="table col head"/>
-    <w:basedOn w:val="Normal"/>
+    <w:basedOn w:val="a"/>
     <w:rsid w:val="00134E0B"/>
     <w:pPr>
       <w:jc w:val="center"/>
@@ -8833,7 +10072,7 @@
   </w:style>
   <w:style w:type="character" w:customStyle="1" w:styleId="UnresolvedMention3">
     <w:name w:val="Unresolved Mention3"/>
-    <w:basedOn w:val="DefaultParagraphFont"/>
+    <w:basedOn w:val="a0"/>
     <w:uiPriority w:val="99"/>
     <w:semiHidden/>
     <w:unhideWhenUsed/>
@@ -8843,9 +10082,9 @@
       <w:shd w:val="clear" w:color="auto" w:fill="E1DFDD"/>
     </w:rPr>
   </w:style>
-  <w:style w:type="character" w:styleId="UnresolvedMention">
+  <w:style w:type="character" w:styleId="afd">
     <w:name w:val="Unresolved Mention"/>
-    <w:basedOn w:val="DefaultParagraphFont"/>
+    <w:basedOn w:val="a0"/>
     <w:uiPriority w:val="99"/>
     <w:semiHidden/>
     <w:unhideWhenUsed/>
